--- a/Backend/Director_Disclosure/Output_Disclosures/2024-25/KN_INDI_VIJAYAPURA_SOLAR_ENERGY_PRIVATE_LIMITED/MBP-1/MBP1_MITESH_A_CHAUHAN_07270023.docx
+++ b/Backend/Director_Disclosure/Output_Disclosures/2024-25/KN_INDI_VIJAYAPURA_SOLAR_ENERGY_PRIVATE_LIMITED/MBP-1/MBP1_MITESH_A_CHAUHAN_07270023.docx
@@ -93,182 +93,17 @@
     </w:p>
     <w:p>
       <w:pPr>
-        <w:spacing w:before="0" w:after="0"/>
-        <w:jc w:val="left"/>
-      </w:pPr>
-      <w:r>
-        <w:rPr>
-          <w:rFonts w:ascii="Adani" w:hAnsi="Adani"/>
-          <w:b w:val="0"/>
-          <w:sz w:val="20"/>
-          <w:u w:val="none"/>
-        </w:rPr>
-        <w:t>ADANI HYBRID ENERGY JAISALMER FOUR LIMITED</w:t>
-      </w:r>
-    </w:p>
-    <w:p>
-      <w:pPr>
-        <w:spacing w:before="0" w:after="0"/>
-        <w:jc w:val="left"/>
-      </w:pPr>
-      <w:r>
-        <w:rPr>
-          <w:rFonts w:ascii="Adani" w:hAnsi="Adani"/>
-          <w:b w:val="0"/>
-          <w:sz w:val="20"/>
-          <w:u w:val="none"/>
-        </w:rPr>
-        <w:t>ADANI SOLAR ENERGY KUTCHH ONE LIMITED</w:t>
-      </w:r>
-    </w:p>
-    <w:p>
-      <w:pPr>
-        <w:spacing w:before="0" w:after="0"/>
-        <w:jc w:val="left"/>
-      </w:pPr>
-      <w:r>
-        <w:rPr>
-          <w:rFonts w:ascii="Adani" w:hAnsi="Adani"/>
-          <w:b w:val="0"/>
-          <w:sz w:val="20"/>
-          <w:u w:val="none"/>
-        </w:rPr>
-        <w:t>ADANI SOLAR ENERGY KUTCHH TWO PRIVATE LIMITED</w:t>
-      </w:r>
-    </w:p>
-    <w:p>
-      <w:pPr>
-        <w:spacing w:before="0" w:after="0"/>
-        <w:jc w:val="left"/>
-      </w:pPr>
-      <w:r>
-        <w:rPr>
-          <w:rFonts w:ascii="Adani" w:hAnsi="Adani"/>
-          <w:b w:val="0"/>
-          <w:sz w:val="20"/>
-          <w:u w:val="none"/>
-        </w:rPr>
-        <w:t>RSEPL RENEWABLE ENERGY ONE LIMITED</w:t>
-      </w:r>
-    </w:p>
-    <w:p>
-      <w:pPr>
-        <w:spacing w:before="0" w:after="0"/>
-        <w:jc w:val="left"/>
-      </w:pPr>
-      <w:r>
-        <w:rPr>
-          <w:rFonts w:ascii="Adani" w:hAnsi="Adani"/>
-          <w:b w:val="0"/>
-          <w:sz w:val="20"/>
-          <w:u w:val="none"/>
-        </w:rPr>
-        <w:t>ADANI RENEWABLE ENERGY HOLDING FOUR LIMITED</w:t>
-      </w:r>
-    </w:p>
-    <w:p>
-      <w:pPr>
-        <w:spacing w:before="0" w:after="0"/>
-        <w:jc w:val="left"/>
-      </w:pPr>
-      <w:r>
-        <w:rPr>
-          <w:rFonts w:ascii="Adani" w:hAnsi="Adani"/>
-          <w:b w:val="0"/>
-          <w:sz w:val="20"/>
-          <w:u w:val="none"/>
-        </w:rPr>
-        <w:t>ADANI WIND ENERGY KUTCHH FIVE LIMITED</w:t>
-      </w:r>
-    </w:p>
-    <w:p>
-      <w:pPr>
-        <w:spacing w:before="0" w:after="0"/>
-        <w:jc w:val="left"/>
-      </w:pPr>
-      <w:r>
-        <w:rPr>
-          <w:rFonts w:ascii="Adani" w:hAnsi="Adani"/>
-          <w:b w:val="0"/>
-          <w:sz w:val="20"/>
-          <w:u w:val="none"/>
-        </w:rPr>
-        <w:t>ADANI RENEWABLE ENERGY HOLDING ONE LIMITED</w:t>
-      </w:r>
-    </w:p>
-    <w:p>
-      <w:pPr>
-        <w:spacing w:before="0" w:after="0"/>
-        <w:jc w:val="left"/>
-      </w:pPr>
-      <w:r>
-        <w:rPr>
-          <w:rFonts w:ascii="Adani" w:hAnsi="Adani"/>
-          <w:b w:val="0"/>
-          <w:sz w:val="20"/>
-          <w:u w:val="none"/>
-        </w:rPr>
-        <w:t>KODANGAL SOLAR PARKS LIMITED</w:t>
-      </w:r>
-    </w:p>
-    <w:p>
-      <w:pPr>
-        <w:spacing w:before="0" w:after="0"/>
-        <w:jc w:val="left"/>
-      </w:pPr>
-      <w:r>
-        <w:rPr>
-          <w:rFonts w:ascii="Adani" w:hAnsi="Adani"/>
-          <w:b w:val="0"/>
-          <w:sz w:val="20"/>
-          <w:u w:val="none"/>
-        </w:rPr>
-        <w:t>ADANI GREEN ENERGY TWO LIMITED</w:t>
-      </w:r>
-    </w:p>
-    <w:p>
-      <w:pPr>
-        <w:spacing w:before="0" w:after="0"/>
-        <w:jc w:val="left"/>
-      </w:pPr>
-      <w:r>
-        <w:rPr>
-          <w:rFonts w:ascii="Adani" w:hAnsi="Adani"/>
-          <w:b w:val="0"/>
-          <w:sz w:val="20"/>
-          <w:u w:val="none"/>
-        </w:rPr>
-        <w:t>ADANI WIND ENERGY KUTCHH THREE LIMITED</w:t>
-      </w:r>
-    </w:p>
-    <w:p>
-      <w:pPr>
-        <w:spacing w:before="0" w:after="0"/>
-        <w:jc w:val="left"/>
-      </w:pPr>
-      <w:r>
-        <w:rPr>
-          <w:rFonts w:ascii="Adani" w:hAnsi="Adani"/>
-          <w:b w:val="0"/>
-          <w:sz w:val="20"/>
-          <w:u w:val="none"/>
-        </w:rPr>
-        <w:t>LE CIRAGE ENTERPRISE LLP</w:t>
-      </w:r>
-    </w:p>
-    <w:p>
-      <w:pPr>
         <w:spacing w:before="0" w:after="160"/>
         <w:jc w:val="left"/>
       </w:pPr>
       <w:r>
         <w:rPr>
           <w:rFonts w:ascii="Adani" w:hAnsi="Adani"/>
-          <w:b w:val="0"/>
+          <w:b/>
           <w:sz w:val="20"/>
           <w:u w:val="none"/>
         </w:rPr>
-        <w:t>MAGTRICITY TECHNOLOGIES LIMITED LIABILIT Y PARTNERSHIP</w:t>
+        <w:t>KN INDI VIJAYAPURA SOLAR ENERGY PRIVATE LIMITED</w:t>
       </w:r>
     </w:p>
     <w:p>
@@ -1122,7 +957,7 @@
                 <w:sz w:val="18"/>
                 <w:u w:val="none"/>
               </w:rPr>
-              <w:t>ADANI RENEWABLE ENERGY HOLDING FOUR LIMITED</w:t>
+              <w:t>KODANGAL SOLAR PARKS LIMITED</w:t>
             </w:r>
           </w:p>
         </w:tc>
@@ -1548,7 +1383,7 @@
                 <w:sz w:val="18"/>
                 <w:u w:val="none"/>
               </w:rPr>
-              <w:t>KODANGAL SOLAR PARKS LIMITED</w:t>
+              <w:t>ADANI GREEN ENERGY TWO LIMITED</w:t>
             </w:r>
           </w:p>
         </w:tc>
@@ -1690,7 +1525,7 @@
                 <w:sz w:val="18"/>
                 <w:u w:val="none"/>
               </w:rPr>
-              <w:t>ADANI GREEN ENERGY TWO LIMITED</w:t>
+              <w:t>ADANI RENEWABLE ENERGY HOLDING FOUR LIMITED</w:t>
             </w:r>
           </w:p>
         </w:tc>
@@ -1832,7 +1667,7 @@
                 <w:sz w:val="18"/>
                 <w:u w:val="none"/>
               </w:rPr>
-              <w:t>ADANI WIND ENERGY KUTCHH THREE LIMITED</w:t>
+              <w:t>ESSEL URJA PRIVATE LIMITED</w:t>
             </w:r>
           </w:p>
         </w:tc>
@@ -1860,7 +1695,7 @@
                 <w:sz w:val="18"/>
                 <w:u w:val="none"/>
               </w:rPr>
-              <w:t>Additional Director</w:t>
+              <w:t>Director</w:t>
             </w:r>
           </w:p>
         </w:tc>
@@ -1916,7 +1751,7 @@
                 <w:sz w:val="18"/>
                 <w:u w:val="none"/>
               </w:rPr>
-              <w:t>23/07/2025</w:t>
+              <w:t>15/07/2023</w:t>
             </w:r>
           </w:p>
         </w:tc>
@@ -2089,6 +1924,1284 @@
                 <w:u w:val="none"/>
               </w:rPr>
               <w:t>12</w:t>
+            </w:r>
+          </w:p>
+        </w:tc>
+        <w:tc>
+          <w:tcPr>
+            <w:tcW w:type="dxa" w:w="3969"/>
+            <w:shd w:val="clear" w:color="auto" w:fill="FFFFFF"/>
+            <w:tcBorders>
+              <w:top w:val="single" w:sz="4" w:space="0" w:color="000000"/>
+              <w:left w:val="single" w:sz="4" w:space="0" w:color="000000"/>
+              <w:bottom w:val="single" w:sz="4" w:space="0" w:color="000000"/>
+              <w:right w:val="single" w:sz="4" w:space="0" w:color="000000"/>
+            </w:tcBorders>
+            <w:vAlign w:val="center"/>
+          </w:tcPr>
+          <w:p>
+            <w:pPr>
+              <w:spacing w:before="40" w:after="40"/>
+              <w:jc w:val="left"/>
+            </w:pPr>
+            <w:r>
+              <w:rPr>
+                <w:rFonts w:ascii="Adani" w:hAnsi="Adani"/>
+                <w:b w:val="0"/>
+                <w:sz w:val="18"/>
+                <w:u w:val="none"/>
+              </w:rPr>
+              <w:t>TN URJA PRIVATE LIMITED</w:t>
+            </w:r>
+          </w:p>
+        </w:tc>
+        <w:tc>
+          <w:tcPr>
+            <w:tcW w:type="dxa" w:w="1814"/>
+            <w:shd w:val="clear" w:color="auto" w:fill="FFFFFF"/>
+            <w:tcBorders>
+              <w:top w:val="single" w:sz="4" w:space="0" w:color="000000"/>
+              <w:left w:val="single" w:sz="4" w:space="0" w:color="000000"/>
+              <w:bottom w:val="single" w:sz="4" w:space="0" w:color="000000"/>
+              <w:right w:val="single" w:sz="4" w:space="0" w:color="000000"/>
+            </w:tcBorders>
+            <w:vAlign w:val="center"/>
+          </w:tcPr>
+          <w:p>
+            <w:pPr>
+              <w:spacing w:before="40" w:after="40"/>
+              <w:jc w:val="left"/>
+            </w:pPr>
+            <w:r>
+              <w:rPr>
+                <w:rFonts w:ascii="Adani" w:hAnsi="Adani"/>
+                <w:b w:val="0"/>
+                <w:sz w:val="18"/>
+                <w:u w:val="none"/>
+              </w:rPr>
+              <w:t>Director</w:t>
+            </w:r>
+          </w:p>
+        </w:tc>
+        <w:tc>
+          <w:tcPr>
+            <w:tcW w:type="dxa" w:w="1020"/>
+            <w:shd w:val="clear" w:color="auto" w:fill="FFFFFF"/>
+            <w:tcBorders>
+              <w:top w:val="single" w:sz="4" w:space="0" w:color="000000"/>
+              <w:left w:val="single" w:sz="4" w:space="0" w:color="000000"/>
+              <w:bottom w:val="single" w:sz="4" w:space="0" w:color="000000"/>
+              <w:right w:val="single" w:sz="4" w:space="0" w:color="000000"/>
+            </w:tcBorders>
+            <w:vAlign w:val="center"/>
+          </w:tcPr>
+          <w:p>
+            <w:pPr>
+              <w:spacing w:before="40" w:after="40"/>
+              <w:jc w:val="left"/>
+            </w:pPr>
+            <w:r>
+              <w:rPr>
+                <w:rFonts w:ascii="Adani" w:hAnsi="Adani"/>
+                <w:b w:val="0"/>
+                <w:sz w:val="18"/>
+                <w:u w:val="none"/>
+              </w:rPr>
+              <w:t>NIL</w:t>
+            </w:r>
+          </w:p>
+        </w:tc>
+        <w:tc>
+          <w:tcPr>
+            <w:tcW w:type="dxa" w:w="1247"/>
+            <w:shd w:val="clear" w:color="auto" w:fill="FFFFFF"/>
+            <w:tcBorders>
+              <w:top w:val="single" w:sz="4" w:space="0" w:color="000000"/>
+              <w:left w:val="single" w:sz="4" w:space="0" w:color="000000"/>
+              <w:bottom w:val="single" w:sz="4" w:space="0" w:color="000000"/>
+              <w:right w:val="single" w:sz="4" w:space="0" w:color="000000"/>
+            </w:tcBorders>
+            <w:vAlign w:val="center"/>
+          </w:tcPr>
+          <w:p>
+            <w:pPr>
+              <w:spacing w:before="40" w:after="40"/>
+              <w:jc w:val="left"/>
+            </w:pPr>
+            <w:r>
+              <w:rPr>
+                <w:rFonts w:ascii="Adani" w:hAnsi="Adani"/>
+                <w:b w:val="0"/>
+                <w:sz w:val="18"/>
+                <w:u w:val="none"/>
+              </w:rPr>
+              <w:t>20/10/2022</w:t>
+            </w:r>
+          </w:p>
+        </w:tc>
+      </w:tr>
+      <w:tr>
+        <w:tc>
+          <w:tcPr>
+            <w:tcW w:type="dxa" w:w="680"/>
+            <w:shd w:val="clear" w:color="auto" w:fill="FFFFFF"/>
+            <w:tcBorders>
+              <w:top w:val="single" w:sz="4" w:space="0" w:color="000000"/>
+              <w:left w:val="single" w:sz="4" w:space="0" w:color="000000"/>
+              <w:bottom w:val="single" w:sz="4" w:space="0" w:color="000000"/>
+              <w:right w:val="single" w:sz="4" w:space="0" w:color="000000"/>
+            </w:tcBorders>
+            <w:vAlign w:val="center"/>
+          </w:tcPr>
+          <w:p>
+            <w:pPr>
+              <w:spacing w:before="40" w:after="40"/>
+              <w:jc w:val="left"/>
+            </w:pPr>
+            <w:r>
+              <w:rPr>
+                <w:rFonts w:ascii="Adani" w:hAnsi="Adani"/>
+                <w:b w:val="0"/>
+                <w:sz w:val="18"/>
+                <w:u w:val="none"/>
+              </w:rPr>
+              <w:t>13</w:t>
+            </w:r>
+          </w:p>
+        </w:tc>
+        <w:tc>
+          <w:tcPr>
+            <w:tcW w:type="dxa" w:w="3969"/>
+            <w:shd w:val="clear" w:color="auto" w:fill="FFFFFF"/>
+            <w:tcBorders>
+              <w:top w:val="single" w:sz="4" w:space="0" w:color="000000"/>
+              <w:left w:val="single" w:sz="4" w:space="0" w:color="000000"/>
+              <w:bottom w:val="single" w:sz="4" w:space="0" w:color="000000"/>
+              <w:right w:val="single" w:sz="4" w:space="0" w:color="000000"/>
+            </w:tcBorders>
+            <w:vAlign w:val="center"/>
+          </w:tcPr>
+          <w:p>
+            <w:pPr>
+              <w:spacing w:before="40" w:after="40"/>
+              <w:jc w:val="left"/>
+            </w:pPr>
+            <w:r>
+              <w:rPr>
+                <w:rFonts w:ascii="Adani" w:hAnsi="Adani"/>
+                <w:b w:val="0"/>
+                <w:sz w:val="18"/>
+                <w:u w:val="none"/>
+              </w:rPr>
+              <w:t>KN MUDDEBIHAL SOLAR ENERGY PRIVATE LIMITED</w:t>
+            </w:r>
+          </w:p>
+        </w:tc>
+        <w:tc>
+          <w:tcPr>
+            <w:tcW w:type="dxa" w:w="1814"/>
+            <w:shd w:val="clear" w:color="auto" w:fill="FFFFFF"/>
+            <w:tcBorders>
+              <w:top w:val="single" w:sz="4" w:space="0" w:color="000000"/>
+              <w:left w:val="single" w:sz="4" w:space="0" w:color="000000"/>
+              <w:bottom w:val="single" w:sz="4" w:space="0" w:color="000000"/>
+              <w:right w:val="single" w:sz="4" w:space="0" w:color="000000"/>
+            </w:tcBorders>
+            <w:vAlign w:val="center"/>
+          </w:tcPr>
+          <w:p>
+            <w:pPr>
+              <w:spacing w:before="40" w:after="40"/>
+              <w:jc w:val="left"/>
+            </w:pPr>
+            <w:r>
+              <w:rPr>
+                <w:rFonts w:ascii="Adani" w:hAnsi="Adani"/>
+                <w:b w:val="0"/>
+                <w:sz w:val="18"/>
+                <w:u w:val="none"/>
+              </w:rPr>
+              <w:t>Director</w:t>
+            </w:r>
+          </w:p>
+        </w:tc>
+        <w:tc>
+          <w:tcPr>
+            <w:tcW w:type="dxa" w:w="1020"/>
+            <w:shd w:val="clear" w:color="auto" w:fill="FFFFFF"/>
+            <w:tcBorders>
+              <w:top w:val="single" w:sz="4" w:space="0" w:color="000000"/>
+              <w:left w:val="single" w:sz="4" w:space="0" w:color="000000"/>
+              <w:bottom w:val="single" w:sz="4" w:space="0" w:color="000000"/>
+              <w:right w:val="single" w:sz="4" w:space="0" w:color="000000"/>
+            </w:tcBorders>
+            <w:vAlign w:val="center"/>
+          </w:tcPr>
+          <w:p>
+            <w:pPr>
+              <w:spacing w:before="40" w:after="40"/>
+              <w:jc w:val="left"/>
+            </w:pPr>
+            <w:r>
+              <w:rPr>
+                <w:rFonts w:ascii="Adani" w:hAnsi="Adani"/>
+                <w:b w:val="0"/>
+                <w:sz w:val="18"/>
+                <w:u w:val="none"/>
+              </w:rPr>
+              <w:t>NIL</w:t>
+            </w:r>
+          </w:p>
+        </w:tc>
+        <w:tc>
+          <w:tcPr>
+            <w:tcW w:type="dxa" w:w="1247"/>
+            <w:shd w:val="clear" w:color="auto" w:fill="FFFFFF"/>
+            <w:tcBorders>
+              <w:top w:val="single" w:sz="4" w:space="0" w:color="000000"/>
+              <w:left w:val="single" w:sz="4" w:space="0" w:color="000000"/>
+              <w:bottom w:val="single" w:sz="4" w:space="0" w:color="000000"/>
+              <w:right w:val="single" w:sz="4" w:space="0" w:color="000000"/>
+            </w:tcBorders>
+            <w:vAlign w:val="center"/>
+          </w:tcPr>
+          <w:p>
+            <w:pPr>
+              <w:spacing w:before="40" w:after="40"/>
+              <w:jc w:val="left"/>
+            </w:pPr>
+            <w:r>
+              <w:rPr>
+                <w:rFonts w:ascii="Adani" w:hAnsi="Adani"/>
+                <w:b w:val="0"/>
+                <w:sz w:val="18"/>
+                <w:u w:val="none"/>
+              </w:rPr>
+              <w:t>20/10/2022</w:t>
+            </w:r>
+          </w:p>
+        </w:tc>
+      </w:tr>
+      <w:tr>
+        <w:tc>
+          <w:tcPr>
+            <w:tcW w:type="dxa" w:w="680"/>
+            <w:shd w:val="clear" w:color="auto" w:fill="FFFFFF"/>
+            <w:tcBorders>
+              <w:top w:val="single" w:sz="4" w:space="0" w:color="000000"/>
+              <w:left w:val="single" w:sz="4" w:space="0" w:color="000000"/>
+              <w:bottom w:val="single" w:sz="4" w:space="0" w:color="000000"/>
+              <w:right w:val="single" w:sz="4" w:space="0" w:color="000000"/>
+            </w:tcBorders>
+            <w:vAlign w:val="center"/>
+          </w:tcPr>
+          <w:p>
+            <w:pPr>
+              <w:spacing w:before="40" w:after="40"/>
+              <w:jc w:val="left"/>
+            </w:pPr>
+            <w:r>
+              <w:rPr>
+                <w:rFonts w:ascii="Adani" w:hAnsi="Adani"/>
+                <w:b w:val="0"/>
+                <w:sz w:val="18"/>
+                <w:u w:val="none"/>
+              </w:rPr>
+              <w:t>14</w:t>
+            </w:r>
+          </w:p>
+        </w:tc>
+        <w:tc>
+          <w:tcPr>
+            <w:tcW w:type="dxa" w:w="3969"/>
+            <w:shd w:val="clear" w:color="auto" w:fill="FFFFFF"/>
+            <w:tcBorders>
+              <w:top w:val="single" w:sz="4" w:space="0" w:color="000000"/>
+              <w:left w:val="single" w:sz="4" w:space="0" w:color="000000"/>
+              <w:bottom w:val="single" w:sz="4" w:space="0" w:color="000000"/>
+              <w:right w:val="single" w:sz="4" w:space="0" w:color="000000"/>
+            </w:tcBorders>
+            <w:vAlign w:val="center"/>
+          </w:tcPr>
+          <w:p>
+            <w:pPr>
+              <w:spacing w:before="40" w:after="40"/>
+              <w:jc w:val="left"/>
+            </w:pPr>
+            <w:r>
+              <w:rPr>
+                <w:rFonts w:ascii="Adani" w:hAnsi="Adani"/>
+                <w:b w:val="0"/>
+                <w:sz w:val="18"/>
+                <w:u w:val="none"/>
+              </w:rPr>
+              <w:t>PN CLEAN ENERGY LIMITED</w:t>
+            </w:r>
+          </w:p>
+        </w:tc>
+        <w:tc>
+          <w:tcPr>
+            <w:tcW w:type="dxa" w:w="1814"/>
+            <w:shd w:val="clear" w:color="auto" w:fill="FFFFFF"/>
+            <w:tcBorders>
+              <w:top w:val="single" w:sz="4" w:space="0" w:color="000000"/>
+              <w:left w:val="single" w:sz="4" w:space="0" w:color="000000"/>
+              <w:bottom w:val="single" w:sz="4" w:space="0" w:color="000000"/>
+              <w:right w:val="single" w:sz="4" w:space="0" w:color="000000"/>
+            </w:tcBorders>
+            <w:vAlign w:val="center"/>
+          </w:tcPr>
+          <w:p>
+            <w:pPr>
+              <w:spacing w:before="40" w:after="40"/>
+              <w:jc w:val="left"/>
+            </w:pPr>
+            <w:r>
+              <w:rPr>
+                <w:rFonts w:ascii="Adani" w:hAnsi="Adani"/>
+                <w:b w:val="0"/>
+                <w:sz w:val="18"/>
+                <w:u w:val="none"/>
+              </w:rPr>
+              <w:t>Director</w:t>
+            </w:r>
+          </w:p>
+        </w:tc>
+        <w:tc>
+          <w:tcPr>
+            <w:tcW w:type="dxa" w:w="1020"/>
+            <w:shd w:val="clear" w:color="auto" w:fill="FFFFFF"/>
+            <w:tcBorders>
+              <w:top w:val="single" w:sz="4" w:space="0" w:color="000000"/>
+              <w:left w:val="single" w:sz="4" w:space="0" w:color="000000"/>
+              <w:bottom w:val="single" w:sz="4" w:space="0" w:color="000000"/>
+              <w:right w:val="single" w:sz="4" w:space="0" w:color="000000"/>
+            </w:tcBorders>
+            <w:vAlign w:val="center"/>
+          </w:tcPr>
+          <w:p>
+            <w:pPr>
+              <w:spacing w:before="40" w:after="40"/>
+              <w:jc w:val="left"/>
+            </w:pPr>
+            <w:r>
+              <w:rPr>
+                <w:rFonts w:ascii="Adani" w:hAnsi="Adani"/>
+                <w:b w:val="0"/>
+                <w:sz w:val="18"/>
+                <w:u w:val="none"/>
+              </w:rPr>
+              <w:t>NIL</w:t>
+            </w:r>
+          </w:p>
+        </w:tc>
+        <w:tc>
+          <w:tcPr>
+            <w:tcW w:type="dxa" w:w="1247"/>
+            <w:shd w:val="clear" w:color="auto" w:fill="FFFFFF"/>
+            <w:tcBorders>
+              <w:top w:val="single" w:sz="4" w:space="0" w:color="000000"/>
+              <w:left w:val="single" w:sz="4" w:space="0" w:color="000000"/>
+              <w:bottom w:val="single" w:sz="4" w:space="0" w:color="000000"/>
+              <w:right w:val="single" w:sz="4" w:space="0" w:color="000000"/>
+            </w:tcBorders>
+            <w:vAlign w:val="center"/>
+          </w:tcPr>
+          <w:p>
+            <w:pPr>
+              <w:spacing w:before="40" w:after="40"/>
+              <w:jc w:val="left"/>
+            </w:pPr>
+            <w:r>
+              <w:rPr>
+                <w:rFonts w:ascii="Adani" w:hAnsi="Adani"/>
+                <w:b w:val="0"/>
+                <w:sz w:val="18"/>
+                <w:u w:val="none"/>
+              </w:rPr>
+              <w:t>20/10/2022</w:t>
+            </w:r>
+          </w:p>
+        </w:tc>
+      </w:tr>
+      <w:tr>
+        <w:tc>
+          <w:tcPr>
+            <w:tcW w:type="dxa" w:w="680"/>
+            <w:shd w:val="clear" w:color="auto" w:fill="FFFFFF"/>
+            <w:tcBorders>
+              <w:top w:val="single" w:sz="4" w:space="0" w:color="000000"/>
+              <w:left w:val="single" w:sz="4" w:space="0" w:color="000000"/>
+              <w:bottom w:val="single" w:sz="4" w:space="0" w:color="000000"/>
+              <w:right w:val="single" w:sz="4" w:space="0" w:color="000000"/>
+            </w:tcBorders>
+            <w:vAlign w:val="center"/>
+          </w:tcPr>
+          <w:p>
+            <w:pPr>
+              <w:spacing w:before="40" w:after="40"/>
+              <w:jc w:val="left"/>
+            </w:pPr>
+            <w:r>
+              <w:rPr>
+                <w:rFonts w:ascii="Adani" w:hAnsi="Adani"/>
+                <w:b w:val="0"/>
+                <w:sz w:val="18"/>
+                <w:u w:val="none"/>
+              </w:rPr>
+              <w:t>15</w:t>
+            </w:r>
+          </w:p>
+        </w:tc>
+        <w:tc>
+          <w:tcPr>
+            <w:tcW w:type="dxa" w:w="3969"/>
+            <w:shd w:val="clear" w:color="auto" w:fill="FFFFFF"/>
+            <w:tcBorders>
+              <w:top w:val="single" w:sz="4" w:space="0" w:color="000000"/>
+              <w:left w:val="single" w:sz="4" w:space="0" w:color="000000"/>
+              <w:bottom w:val="single" w:sz="4" w:space="0" w:color="000000"/>
+              <w:right w:val="single" w:sz="4" w:space="0" w:color="000000"/>
+            </w:tcBorders>
+            <w:vAlign w:val="center"/>
+          </w:tcPr>
+          <w:p>
+            <w:pPr>
+              <w:spacing w:before="40" w:after="40"/>
+              <w:jc w:val="left"/>
+            </w:pPr>
+            <w:r>
+              <w:rPr>
+                <w:rFonts w:ascii="Adani" w:hAnsi="Adani"/>
+                <w:b w:val="0"/>
+                <w:sz w:val="18"/>
+                <w:u w:val="none"/>
+              </w:rPr>
+              <w:t>KN BIJAPURA SOLAR ENERGY PRIVATE LIMITED</w:t>
+            </w:r>
+          </w:p>
+        </w:tc>
+        <w:tc>
+          <w:tcPr>
+            <w:tcW w:type="dxa" w:w="1814"/>
+            <w:shd w:val="clear" w:color="auto" w:fill="FFFFFF"/>
+            <w:tcBorders>
+              <w:top w:val="single" w:sz="4" w:space="0" w:color="000000"/>
+              <w:left w:val="single" w:sz="4" w:space="0" w:color="000000"/>
+              <w:bottom w:val="single" w:sz="4" w:space="0" w:color="000000"/>
+              <w:right w:val="single" w:sz="4" w:space="0" w:color="000000"/>
+            </w:tcBorders>
+            <w:vAlign w:val="center"/>
+          </w:tcPr>
+          <w:p>
+            <w:pPr>
+              <w:spacing w:before="40" w:after="40"/>
+              <w:jc w:val="left"/>
+            </w:pPr>
+            <w:r>
+              <w:rPr>
+                <w:rFonts w:ascii="Adani" w:hAnsi="Adani"/>
+                <w:b w:val="0"/>
+                <w:sz w:val="18"/>
+                <w:u w:val="none"/>
+              </w:rPr>
+              <w:t>Director</w:t>
+            </w:r>
+          </w:p>
+        </w:tc>
+        <w:tc>
+          <w:tcPr>
+            <w:tcW w:type="dxa" w:w="1020"/>
+            <w:shd w:val="clear" w:color="auto" w:fill="FFFFFF"/>
+            <w:tcBorders>
+              <w:top w:val="single" w:sz="4" w:space="0" w:color="000000"/>
+              <w:left w:val="single" w:sz="4" w:space="0" w:color="000000"/>
+              <w:bottom w:val="single" w:sz="4" w:space="0" w:color="000000"/>
+              <w:right w:val="single" w:sz="4" w:space="0" w:color="000000"/>
+            </w:tcBorders>
+            <w:vAlign w:val="center"/>
+          </w:tcPr>
+          <w:p>
+            <w:pPr>
+              <w:spacing w:before="40" w:after="40"/>
+              <w:jc w:val="left"/>
+            </w:pPr>
+            <w:r>
+              <w:rPr>
+                <w:rFonts w:ascii="Adani" w:hAnsi="Adani"/>
+                <w:b w:val="0"/>
+                <w:sz w:val="18"/>
+                <w:u w:val="none"/>
+              </w:rPr>
+              <w:t>NIL</w:t>
+            </w:r>
+          </w:p>
+        </w:tc>
+        <w:tc>
+          <w:tcPr>
+            <w:tcW w:type="dxa" w:w="1247"/>
+            <w:shd w:val="clear" w:color="auto" w:fill="FFFFFF"/>
+            <w:tcBorders>
+              <w:top w:val="single" w:sz="4" w:space="0" w:color="000000"/>
+              <w:left w:val="single" w:sz="4" w:space="0" w:color="000000"/>
+              <w:bottom w:val="single" w:sz="4" w:space="0" w:color="000000"/>
+              <w:right w:val="single" w:sz="4" w:space="0" w:color="000000"/>
+            </w:tcBorders>
+            <w:vAlign w:val="center"/>
+          </w:tcPr>
+          <w:p>
+            <w:pPr>
+              <w:spacing w:before="40" w:after="40"/>
+              <w:jc w:val="left"/>
+            </w:pPr>
+            <w:r>
+              <w:rPr>
+                <w:rFonts w:ascii="Adani" w:hAnsi="Adani"/>
+                <w:b w:val="0"/>
+                <w:sz w:val="18"/>
+                <w:u w:val="none"/>
+              </w:rPr>
+              <w:t>20/10/2022</w:t>
+            </w:r>
+          </w:p>
+        </w:tc>
+      </w:tr>
+      <w:tr>
+        <w:tc>
+          <w:tcPr>
+            <w:tcW w:type="dxa" w:w="680"/>
+            <w:shd w:val="clear" w:color="auto" w:fill="FFFFFF"/>
+            <w:tcBorders>
+              <w:top w:val="single" w:sz="4" w:space="0" w:color="000000"/>
+              <w:left w:val="single" w:sz="4" w:space="0" w:color="000000"/>
+              <w:bottom w:val="single" w:sz="4" w:space="0" w:color="000000"/>
+              <w:right w:val="single" w:sz="4" w:space="0" w:color="000000"/>
+            </w:tcBorders>
+            <w:vAlign w:val="center"/>
+          </w:tcPr>
+          <w:p>
+            <w:pPr>
+              <w:spacing w:before="40" w:after="40"/>
+              <w:jc w:val="left"/>
+            </w:pPr>
+            <w:r>
+              <w:rPr>
+                <w:rFonts w:ascii="Adani" w:hAnsi="Adani"/>
+                <w:b w:val="0"/>
+                <w:sz w:val="18"/>
+                <w:u w:val="none"/>
+              </w:rPr>
+              <w:t>16</w:t>
+            </w:r>
+          </w:p>
+        </w:tc>
+        <w:tc>
+          <w:tcPr>
+            <w:tcW w:type="dxa" w:w="3969"/>
+            <w:shd w:val="clear" w:color="auto" w:fill="FFFFFF"/>
+            <w:tcBorders>
+              <w:top w:val="single" w:sz="4" w:space="0" w:color="000000"/>
+              <w:left w:val="single" w:sz="4" w:space="0" w:color="000000"/>
+              <w:bottom w:val="single" w:sz="4" w:space="0" w:color="000000"/>
+              <w:right w:val="single" w:sz="4" w:space="0" w:color="000000"/>
+            </w:tcBorders>
+            <w:vAlign w:val="center"/>
+          </w:tcPr>
+          <w:p>
+            <w:pPr>
+              <w:spacing w:before="40" w:after="40"/>
+              <w:jc w:val="left"/>
+            </w:pPr>
+            <w:r>
+              <w:rPr>
+                <w:rFonts w:ascii="Adani" w:hAnsi="Adani"/>
+                <w:b w:val="0"/>
+                <w:sz w:val="18"/>
+                <w:u w:val="none"/>
+              </w:rPr>
+              <w:t>ESSEL GULBARGA SOLAR POWER PRIVATE LIMITED</w:t>
+            </w:r>
+          </w:p>
+        </w:tc>
+        <w:tc>
+          <w:tcPr>
+            <w:tcW w:type="dxa" w:w="1814"/>
+            <w:shd w:val="clear" w:color="auto" w:fill="FFFFFF"/>
+            <w:tcBorders>
+              <w:top w:val="single" w:sz="4" w:space="0" w:color="000000"/>
+              <w:left w:val="single" w:sz="4" w:space="0" w:color="000000"/>
+              <w:bottom w:val="single" w:sz="4" w:space="0" w:color="000000"/>
+              <w:right w:val="single" w:sz="4" w:space="0" w:color="000000"/>
+            </w:tcBorders>
+            <w:vAlign w:val="center"/>
+          </w:tcPr>
+          <w:p>
+            <w:pPr>
+              <w:spacing w:before="40" w:after="40"/>
+              <w:jc w:val="left"/>
+            </w:pPr>
+            <w:r>
+              <w:rPr>
+                <w:rFonts w:ascii="Adani" w:hAnsi="Adani"/>
+                <w:b w:val="0"/>
+                <w:sz w:val="18"/>
+                <w:u w:val="none"/>
+              </w:rPr>
+              <w:t>Director</w:t>
+            </w:r>
+          </w:p>
+        </w:tc>
+        <w:tc>
+          <w:tcPr>
+            <w:tcW w:type="dxa" w:w="1020"/>
+            <w:shd w:val="clear" w:color="auto" w:fill="FFFFFF"/>
+            <w:tcBorders>
+              <w:top w:val="single" w:sz="4" w:space="0" w:color="000000"/>
+              <w:left w:val="single" w:sz="4" w:space="0" w:color="000000"/>
+              <w:bottom w:val="single" w:sz="4" w:space="0" w:color="000000"/>
+              <w:right w:val="single" w:sz="4" w:space="0" w:color="000000"/>
+            </w:tcBorders>
+            <w:vAlign w:val="center"/>
+          </w:tcPr>
+          <w:p>
+            <w:pPr>
+              <w:spacing w:before="40" w:after="40"/>
+              <w:jc w:val="left"/>
+            </w:pPr>
+            <w:r>
+              <w:rPr>
+                <w:rFonts w:ascii="Adani" w:hAnsi="Adani"/>
+                <w:b w:val="0"/>
+                <w:sz w:val="18"/>
+                <w:u w:val="none"/>
+              </w:rPr>
+              <w:t>NIL</w:t>
+            </w:r>
+          </w:p>
+        </w:tc>
+        <w:tc>
+          <w:tcPr>
+            <w:tcW w:type="dxa" w:w="1247"/>
+            <w:shd w:val="clear" w:color="auto" w:fill="FFFFFF"/>
+            <w:tcBorders>
+              <w:top w:val="single" w:sz="4" w:space="0" w:color="000000"/>
+              <w:left w:val="single" w:sz="4" w:space="0" w:color="000000"/>
+              <w:bottom w:val="single" w:sz="4" w:space="0" w:color="000000"/>
+              <w:right w:val="single" w:sz="4" w:space="0" w:color="000000"/>
+            </w:tcBorders>
+            <w:vAlign w:val="center"/>
+          </w:tcPr>
+          <w:p>
+            <w:pPr>
+              <w:spacing w:before="40" w:after="40"/>
+              <w:jc w:val="left"/>
+            </w:pPr>
+            <w:r>
+              <w:rPr>
+                <w:rFonts w:ascii="Adani" w:hAnsi="Adani"/>
+                <w:b w:val="0"/>
+                <w:sz w:val="18"/>
+                <w:u w:val="none"/>
+              </w:rPr>
+              <w:t>20/10/2022</w:t>
+            </w:r>
+          </w:p>
+        </w:tc>
+      </w:tr>
+      <w:tr>
+        <w:tc>
+          <w:tcPr>
+            <w:tcW w:type="dxa" w:w="680"/>
+            <w:shd w:val="clear" w:color="auto" w:fill="FFFFFF"/>
+            <w:tcBorders>
+              <w:top w:val="single" w:sz="4" w:space="0" w:color="000000"/>
+              <w:left w:val="single" w:sz="4" w:space="0" w:color="000000"/>
+              <w:bottom w:val="single" w:sz="4" w:space="0" w:color="000000"/>
+              <w:right w:val="single" w:sz="4" w:space="0" w:color="000000"/>
+            </w:tcBorders>
+            <w:vAlign w:val="center"/>
+          </w:tcPr>
+          <w:p>
+            <w:pPr>
+              <w:spacing w:before="40" w:after="40"/>
+              <w:jc w:val="left"/>
+            </w:pPr>
+            <w:r>
+              <w:rPr>
+                <w:rFonts w:ascii="Adani" w:hAnsi="Adani"/>
+                <w:b w:val="0"/>
+                <w:sz w:val="18"/>
+                <w:u w:val="none"/>
+              </w:rPr>
+              <w:t>17</w:t>
+            </w:r>
+          </w:p>
+        </w:tc>
+        <w:tc>
+          <w:tcPr>
+            <w:tcW w:type="dxa" w:w="3969"/>
+            <w:shd w:val="clear" w:color="auto" w:fill="FFFFFF"/>
+            <w:tcBorders>
+              <w:top w:val="single" w:sz="4" w:space="0" w:color="000000"/>
+              <w:left w:val="single" w:sz="4" w:space="0" w:color="000000"/>
+              <w:bottom w:val="single" w:sz="4" w:space="0" w:color="000000"/>
+              <w:right w:val="single" w:sz="4" w:space="0" w:color="000000"/>
+            </w:tcBorders>
+            <w:vAlign w:val="center"/>
+          </w:tcPr>
+          <w:p>
+            <w:pPr>
+              <w:spacing w:before="40" w:after="40"/>
+              <w:jc w:val="left"/>
+            </w:pPr>
+            <w:r>
+              <w:rPr>
+                <w:rFonts w:ascii="Adani" w:hAnsi="Adani"/>
+                <w:b w:val="0"/>
+                <w:sz w:val="18"/>
+                <w:u w:val="none"/>
+              </w:rPr>
+              <w:t>KN INDI VIJAYAPURA SOLAR ENERGY PRIVATE LIMITED</w:t>
+            </w:r>
+          </w:p>
+        </w:tc>
+        <w:tc>
+          <w:tcPr>
+            <w:tcW w:type="dxa" w:w="1814"/>
+            <w:shd w:val="clear" w:color="auto" w:fill="FFFFFF"/>
+            <w:tcBorders>
+              <w:top w:val="single" w:sz="4" w:space="0" w:color="000000"/>
+              <w:left w:val="single" w:sz="4" w:space="0" w:color="000000"/>
+              <w:bottom w:val="single" w:sz="4" w:space="0" w:color="000000"/>
+              <w:right w:val="single" w:sz="4" w:space="0" w:color="000000"/>
+            </w:tcBorders>
+            <w:vAlign w:val="center"/>
+          </w:tcPr>
+          <w:p>
+            <w:pPr>
+              <w:spacing w:before="40" w:after="40"/>
+              <w:jc w:val="left"/>
+            </w:pPr>
+            <w:r>
+              <w:rPr>
+                <w:rFonts w:ascii="Adani" w:hAnsi="Adani"/>
+                <w:b w:val="0"/>
+                <w:sz w:val="18"/>
+                <w:u w:val="none"/>
+              </w:rPr>
+              <w:t>Director</w:t>
+            </w:r>
+          </w:p>
+        </w:tc>
+        <w:tc>
+          <w:tcPr>
+            <w:tcW w:type="dxa" w:w="1020"/>
+            <w:shd w:val="clear" w:color="auto" w:fill="FFFFFF"/>
+            <w:tcBorders>
+              <w:top w:val="single" w:sz="4" w:space="0" w:color="000000"/>
+              <w:left w:val="single" w:sz="4" w:space="0" w:color="000000"/>
+              <w:bottom w:val="single" w:sz="4" w:space="0" w:color="000000"/>
+              <w:right w:val="single" w:sz="4" w:space="0" w:color="000000"/>
+            </w:tcBorders>
+            <w:vAlign w:val="center"/>
+          </w:tcPr>
+          <w:p>
+            <w:pPr>
+              <w:spacing w:before="40" w:after="40"/>
+              <w:jc w:val="left"/>
+            </w:pPr>
+            <w:r>
+              <w:rPr>
+                <w:rFonts w:ascii="Adani" w:hAnsi="Adani"/>
+                <w:b w:val="0"/>
+                <w:sz w:val="18"/>
+                <w:u w:val="none"/>
+              </w:rPr>
+              <w:t>NIL</w:t>
+            </w:r>
+          </w:p>
+        </w:tc>
+        <w:tc>
+          <w:tcPr>
+            <w:tcW w:type="dxa" w:w="1247"/>
+            <w:shd w:val="clear" w:color="auto" w:fill="FFFFFF"/>
+            <w:tcBorders>
+              <w:top w:val="single" w:sz="4" w:space="0" w:color="000000"/>
+              <w:left w:val="single" w:sz="4" w:space="0" w:color="000000"/>
+              <w:bottom w:val="single" w:sz="4" w:space="0" w:color="000000"/>
+              <w:right w:val="single" w:sz="4" w:space="0" w:color="000000"/>
+            </w:tcBorders>
+            <w:vAlign w:val="center"/>
+          </w:tcPr>
+          <w:p>
+            <w:pPr>
+              <w:spacing w:before="40" w:after="40"/>
+              <w:jc w:val="left"/>
+            </w:pPr>
+            <w:r>
+              <w:rPr>
+                <w:rFonts w:ascii="Adani" w:hAnsi="Adani"/>
+                <w:b w:val="0"/>
+                <w:sz w:val="18"/>
+                <w:u w:val="none"/>
+              </w:rPr>
+              <w:t>20/10/2022</w:t>
+            </w:r>
+          </w:p>
+        </w:tc>
+      </w:tr>
+      <w:tr>
+        <w:tc>
+          <w:tcPr>
+            <w:tcW w:type="dxa" w:w="680"/>
+            <w:shd w:val="clear" w:color="auto" w:fill="FFFFFF"/>
+            <w:tcBorders>
+              <w:top w:val="single" w:sz="4" w:space="0" w:color="000000"/>
+              <w:left w:val="single" w:sz="4" w:space="0" w:color="000000"/>
+              <w:bottom w:val="single" w:sz="4" w:space="0" w:color="000000"/>
+              <w:right w:val="single" w:sz="4" w:space="0" w:color="000000"/>
+            </w:tcBorders>
+            <w:vAlign w:val="center"/>
+          </w:tcPr>
+          <w:p>
+            <w:pPr>
+              <w:spacing w:before="40" w:after="40"/>
+              <w:jc w:val="left"/>
+            </w:pPr>
+            <w:r>
+              <w:rPr>
+                <w:rFonts w:ascii="Adani" w:hAnsi="Adani"/>
+                <w:b w:val="0"/>
+                <w:sz w:val="18"/>
+                <w:u w:val="none"/>
+              </w:rPr>
+              <w:t>18</w:t>
+            </w:r>
+          </w:p>
+        </w:tc>
+        <w:tc>
+          <w:tcPr>
+            <w:tcW w:type="dxa" w:w="3969"/>
+            <w:shd w:val="clear" w:color="auto" w:fill="FFFFFF"/>
+            <w:tcBorders>
+              <w:top w:val="single" w:sz="4" w:space="0" w:color="000000"/>
+              <w:left w:val="single" w:sz="4" w:space="0" w:color="000000"/>
+              <w:bottom w:val="single" w:sz="4" w:space="0" w:color="000000"/>
+              <w:right w:val="single" w:sz="4" w:space="0" w:color="000000"/>
+            </w:tcBorders>
+            <w:vAlign w:val="center"/>
+          </w:tcPr>
+          <w:p>
+            <w:pPr>
+              <w:spacing w:before="40" w:after="40"/>
+              <w:jc w:val="left"/>
+            </w:pPr>
+            <w:r>
+              <w:rPr>
+                <w:rFonts w:ascii="Adani" w:hAnsi="Adani"/>
+                <w:b w:val="0"/>
+                <w:sz w:val="18"/>
+                <w:u w:val="none"/>
+              </w:rPr>
+              <w:t>KN SINDAGI SOLAR ENERGY PRIVATE LIMITED</w:t>
+            </w:r>
+          </w:p>
+        </w:tc>
+        <w:tc>
+          <w:tcPr>
+            <w:tcW w:type="dxa" w:w="1814"/>
+            <w:shd w:val="clear" w:color="auto" w:fill="FFFFFF"/>
+            <w:tcBorders>
+              <w:top w:val="single" w:sz="4" w:space="0" w:color="000000"/>
+              <w:left w:val="single" w:sz="4" w:space="0" w:color="000000"/>
+              <w:bottom w:val="single" w:sz="4" w:space="0" w:color="000000"/>
+              <w:right w:val="single" w:sz="4" w:space="0" w:color="000000"/>
+            </w:tcBorders>
+            <w:vAlign w:val="center"/>
+          </w:tcPr>
+          <w:p>
+            <w:pPr>
+              <w:spacing w:before="40" w:after="40"/>
+              <w:jc w:val="left"/>
+            </w:pPr>
+            <w:r>
+              <w:rPr>
+                <w:rFonts w:ascii="Adani" w:hAnsi="Adani"/>
+                <w:b w:val="0"/>
+                <w:sz w:val="18"/>
+                <w:u w:val="none"/>
+              </w:rPr>
+              <w:t>Director</w:t>
+            </w:r>
+          </w:p>
+        </w:tc>
+        <w:tc>
+          <w:tcPr>
+            <w:tcW w:type="dxa" w:w="1020"/>
+            <w:shd w:val="clear" w:color="auto" w:fill="FFFFFF"/>
+            <w:tcBorders>
+              <w:top w:val="single" w:sz="4" w:space="0" w:color="000000"/>
+              <w:left w:val="single" w:sz="4" w:space="0" w:color="000000"/>
+              <w:bottom w:val="single" w:sz="4" w:space="0" w:color="000000"/>
+              <w:right w:val="single" w:sz="4" w:space="0" w:color="000000"/>
+            </w:tcBorders>
+            <w:vAlign w:val="center"/>
+          </w:tcPr>
+          <w:p>
+            <w:pPr>
+              <w:spacing w:before="40" w:after="40"/>
+              <w:jc w:val="left"/>
+            </w:pPr>
+            <w:r>
+              <w:rPr>
+                <w:rFonts w:ascii="Adani" w:hAnsi="Adani"/>
+                <w:b w:val="0"/>
+                <w:sz w:val="18"/>
+                <w:u w:val="none"/>
+              </w:rPr>
+              <w:t>NIL</w:t>
+            </w:r>
+          </w:p>
+        </w:tc>
+        <w:tc>
+          <w:tcPr>
+            <w:tcW w:type="dxa" w:w="1247"/>
+            <w:shd w:val="clear" w:color="auto" w:fill="FFFFFF"/>
+            <w:tcBorders>
+              <w:top w:val="single" w:sz="4" w:space="0" w:color="000000"/>
+              <w:left w:val="single" w:sz="4" w:space="0" w:color="000000"/>
+              <w:bottom w:val="single" w:sz="4" w:space="0" w:color="000000"/>
+              <w:right w:val="single" w:sz="4" w:space="0" w:color="000000"/>
+            </w:tcBorders>
+            <w:vAlign w:val="center"/>
+          </w:tcPr>
+          <w:p>
+            <w:pPr>
+              <w:spacing w:before="40" w:after="40"/>
+              <w:jc w:val="left"/>
+            </w:pPr>
+            <w:r>
+              <w:rPr>
+                <w:rFonts w:ascii="Adani" w:hAnsi="Adani"/>
+                <w:b w:val="0"/>
+                <w:sz w:val="18"/>
+                <w:u w:val="none"/>
+              </w:rPr>
+              <w:t>20/10/2022</w:t>
+            </w:r>
+          </w:p>
+        </w:tc>
+      </w:tr>
+      <w:tr>
+        <w:tc>
+          <w:tcPr>
+            <w:tcW w:type="dxa" w:w="680"/>
+            <w:shd w:val="clear" w:color="auto" w:fill="FFFFFF"/>
+            <w:tcBorders>
+              <w:top w:val="single" w:sz="4" w:space="0" w:color="000000"/>
+              <w:left w:val="single" w:sz="4" w:space="0" w:color="000000"/>
+              <w:bottom w:val="single" w:sz="4" w:space="0" w:color="000000"/>
+              <w:right w:val="single" w:sz="4" w:space="0" w:color="000000"/>
+            </w:tcBorders>
+            <w:vAlign w:val="center"/>
+          </w:tcPr>
+          <w:p>
+            <w:pPr>
+              <w:spacing w:before="40" w:after="40"/>
+              <w:jc w:val="left"/>
+            </w:pPr>
+            <w:r>
+              <w:rPr>
+                <w:rFonts w:ascii="Adani" w:hAnsi="Adani"/>
+                <w:b w:val="0"/>
+                <w:sz w:val="18"/>
+                <w:u w:val="none"/>
+              </w:rPr>
+              <w:t>19</w:t>
+            </w:r>
+          </w:p>
+        </w:tc>
+        <w:tc>
+          <w:tcPr>
+            <w:tcW w:type="dxa" w:w="3969"/>
+            <w:shd w:val="clear" w:color="auto" w:fill="FFFFFF"/>
+            <w:tcBorders>
+              <w:top w:val="single" w:sz="4" w:space="0" w:color="000000"/>
+              <w:left w:val="single" w:sz="4" w:space="0" w:color="000000"/>
+              <w:bottom w:val="single" w:sz="4" w:space="0" w:color="000000"/>
+              <w:right w:val="single" w:sz="4" w:space="0" w:color="000000"/>
+            </w:tcBorders>
+            <w:vAlign w:val="center"/>
+          </w:tcPr>
+          <w:p>
+            <w:pPr>
+              <w:spacing w:before="40" w:after="40"/>
+              <w:jc w:val="left"/>
+            </w:pPr>
+            <w:r>
+              <w:rPr>
+                <w:rFonts w:ascii="Adani" w:hAnsi="Adani"/>
+                <w:b w:val="0"/>
+                <w:sz w:val="18"/>
+                <w:u w:val="none"/>
+              </w:rPr>
+              <w:t>ESSEL BAGALKOT SOLAR ENERGY PRIVATE LIMITED</w:t>
+            </w:r>
+          </w:p>
+        </w:tc>
+        <w:tc>
+          <w:tcPr>
+            <w:tcW w:type="dxa" w:w="1814"/>
+            <w:shd w:val="clear" w:color="auto" w:fill="FFFFFF"/>
+            <w:tcBorders>
+              <w:top w:val="single" w:sz="4" w:space="0" w:color="000000"/>
+              <w:left w:val="single" w:sz="4" w:space="0" w:color="000000"/>
+              <w:bottom w:val="single" w:sz="4" w:space="0" w:color="000000"/>
+              <w:right w:val="single" w:sz="4" w:space="0" w:color="000000"/>
+            </w:tcBorders>
+            <w:vAlign w:val="center"/>
+          </w:tcPr>
+          <w:p>
+            <w:pPr>
+              <w:spacing w:before="40" w:after="40"/>
+              <w:jc w:val="left"/>
+            </w:pPr>
+            <w:r>
+              <w:rPr>
+                <w:rFonts w:ascii="Adani" w:hAnsi="Adani"/>
+                <w:b w:val="0"/>
+                <w:sz w:val="18"/>
+                <w:u w:val="none"/>
+              </w:rPr>
+              <w:t>Director</w:t>
+            </w:r>
+          </w:p>
+        </w:tc>
+        <w:tc>
+          <w:tcPr>
+            <w:tcW w:type="dxa" w:w="1020"/>
+            <w:shd w:val="clear" w:color="auto" w:fill="FFFFFF"/>
+            <w:tcBorders>
+              <w:top w:val="single" w:sz="4" w:space="0" w:color="000000"/>
+              <w:left w:val="single" w:sz="4" w:space="0" w:color="000000"/>
+              <w:bottom w:val="single" w:sz="4" w:space="0" w:color="000000"/>
+              <w:right w:val="single" w:sz="4" w:space="0" w:color="000000"/>
+            </w:tcBorders>
+            <w:vAlign w:val="center"/>
+          </w:tcPr>
+          <w:p>
+            <w:pPr>
+              <w:spacing w:before="40" w:after="40"/>
+              <w:jc w:val="left"/>
+            </w:pPr>
+            <w:r>
+              <w:rPr>
+                <w:rFonts w:ascii="Adani" w:hAnsi="Adani"/>
+                <w:b w:val="0"/>
+                <w:sz w:val="18"/>
+                <w:u w:val="none"/>
+              </w:rPr>
+              <w:t>NIL</w:t>
+            </w:r>
+          </w:p>
+        </w:tc>
+        <w:tc>
+          <w:tcPr>
+            <w:tcW w:type="dxa" w:w="1247"/>
+            <w:shd w:val="clear" w:color="auto" w:fill="FFFFFF"/>
+            <w:tcBorders>
+              <w:top w:val="single" w:sz="4" w:space="0" w:color="000000"/>
+              <w:left w:val="single" w:sz="4" w:space="0" w:color="000000"/>
+              <w:bottom w:val="single" w:sz="4" w:space="0" w:color="000000"/>
+              <w:right w:val="single" w:sz="4" w:space="0" w:color="000000"/>
+            </w:tcBorders>
+            <w:vAlign w:val="center"/>
+          </w:tcPr>
+          <w:p>
+            <w:pPr>
+              <w:spacing w:before="40" w:after="40"/>
+              <w:jc w:val="left"/>
+            </w:pPr>
+            <w:r>
+              <w:rPr>
+                <w:rFonts w:ascii="Adani" w:hAnsi="Adani"/>
+                <w:b w:val="0"/>
+                <w:sz w:val="18"/>
+                <w:u w:val="none"/>
+              </w:rPr>
+              <w:t>20/10/2022</w:t>
+            </w:r>
+          </w:p>
+        </w:tc>
+      </w:tr>
+      <w:tr>
+        <w:tc>
+          <w:tcPr>
+            <w:tcW w:type="dxa" w:w="680"/>
+            <w:shd w:val="clear" w:color="auto" w:fill="FFFFFF"/>
+            <w:tcBorders>
+              <w:top w:val="single" w:sz="4" w:space="0" w:color="000000"/>
+              <w:left w:val="single" w:sz="4" w:space="0" w:color="000000"/>
+              <w:bottom w:val="single" w:sz="4" w:space="0" w:color="000000"/>
+              <w:right w:val="single" w:sz="4" w:space="0" w:color="000000"/>
+            </w:tcBorders>
+            <w:vAlign w:val="center"/>
+          </w:tcPr>
+          <w:p>
+            <w:pPr>
+              <w:spacing w:before="40" w:after="40"/>
+              <w:jc w:val="left"/>
+            </w:pPr>
+            <w:r>
+              <w:rPr>
+                <w:rFonts w:ascii="Adani" w:hAnsi="Adani"/>
+                <w:b w:val="0"/>
+                <w:sz w:val="18"/>
+                <w:u w:val="none"/>
+              </w:rPr>
+              <w:t>20</w:t>
+            </w:r>
+          </w:p>
+        </w:tc>
+        <w:tc>
+          <w:tcPr>
+            <w:tcW w:type="dxa" w:w="3969"/>
+            <w:shd w:val="clear" w:color="auto" w:fill="FFFFFF"/>
+            <w:tcBorders>
+              <w:top w:val="single" w:sz="4" w:space="0" w:color="000000"/>
+              <w:left w:val="single" w:sz="4" w:space="0" w:color="000000"/>
+              <w:bottom w:val="single" w:sz="4" w:space="0" w:color="000000"/>
+              <w:right w:val="single" w:sz="4" w:space="0" w:color="000000"/>
+            </w:tcBorders>
+            <w:vAlign w:val="center"/>
+          </w:tcPr>
+          <w:p>
+            <w:pPr>
+              <w:spacing w:before="40" w:after="40"/>
+              <w:jc w:val="left"/>
+            </w:pPr>
+            <w:r>
+              <w:rPr>
+                <w:rFonts w:ascii="Adani" w:hAnsi="Adani"/>
+                <w:b w:val="0"/>
+                <w:sz w:val="18"/>
+                <w:u w:val="none"/>
+              </w:rPr>
+              <w:t>PN RENEWABLE ENERGY LIMITED</w:t>
+            </w:r>
+          </w:p>
+        </w:tc>
+        <w:tc>
+          <w:tcPr>
+            <w:tcW w:type="dxa" w:w="1814"/>
+            <w:shd w:val="clear" w:color="auto" w:fill="FFFFFF"/>
+            <w:tcBorders>
+              <w:top w:val="single" w:sz="4" w:space="0" w:color="000000"/>
+              <w:left w:val="single" w:sz="4" w:space="0" w:color="000000"/>
+              <w:bottom w:val="single" w:sz="4" w:space="0" w:color="000000"/>
+              <w:right w:val="single" w:sz="4" w:space="0" w:color="000000"/>
+            </w:tcBorders>
+            <w:vAlign w:val="center"/>
+          </w:tcPr>
+          <w:p>
+            <w:pPr>
+              <w:spacing w:before="40" w:after="40"/>
+              <w:jc w:val="left"/>
+            </w:pPr>
+            <w:r>
+              <w:rPr>
+                <w:rFonts w:ascii="Adani" w:hAnsi="Adani"/>
+                <w:b w:val="0"/>
+                <w:sz w:val="18"/>
+                <w:u w:val="none"/>
+              </w:rPr>
+              <w:t>Director</w:t>
+            </w:r>
+          </w:p>
+        </w:tc>
+        <w:tc>
+          <w:tcPr>
+            <w:tcW w:type="dxa" w:w="1020"/>
+            <w:shd w:val="clear" w:color="auto" w:fill="FFFFFF"/>
+            <w:tcBorders>
+              <w:top w:val="single" w:sz="4" w:space="0" w:color="000000"/>
+              <w:left w:val="single" w:sz="4" w:space="0" w:color="000000"/>
+              <w:bottom w:val="single" w:sz="4" w:space="0" w:color="000000"/>
+              <w:right w:val="single" w:sz="4" w:space="0" w:color="000000"/>
+            </w:tcBorders>
+            <w:vAlign w:val="center"/>
+          </w:tcPr>
+          <w:p>
+            <w:pPr>
+              <w:spacing w:before="40" w:after="40"/>
+              <w:jc w:val="left"/>
+            </w:pPr>
+            <w:r>
+              <w:rPr>
+                <w:rFonts w:ascii="Adani" w:hAnsi="Adani"/>
+                <w:b w:val="0"/>
+                <w:sz w:val="18"/>
+                <w:u w:val="none"/>
+              </w:rPr>
+              <w:t>NIL</w:t>
+            </w:r>
+          </w:p>
+        </w:tc>
+        <w:tc>
+          <w:tcPr>
+            <w:tcW w:type="dxa" w:w="1247"/>
+            <w:shd w:val="clear" w:color="auto" w:fill="FFFFFF"/>
+            <w:tcBorders>
+              <w:top w:val="single" w:sz="4" w:space="0" w:color="000000"/>
+              <w:left w:val="single" w:sz="4" w:space="0" w:color="000000"/>
+              <w:bottom w:val="single" w:sz="4" w:space="0" w:color="000000"/>
+              <w:right w:val="single" w:sz="4" w:space="0" w:color="000000"/>
+            </w:tcBorders>
+            <w:vAlign w:val="center"/>
+          </w:tcPr>
+          <w:p>
+            <w:pPr>
+              <w:spacing w:before="40" w:after="40"/>
+              <w:jc w:val="left"/>
+            </w:pPr>
+            <w:r>
+              <w:rPr>
+                <w:rFonts w:ascii="Adani" w:hAnsi="Adani"/>
+                <w:b w:val="0"/>
+                <w:sz w:val="18"/>
+                <w:u w:val="none"/>
+              </w:rPr>
+              <w:t>20/10/2022</w:t>
+            </w:r>
+          </w:p>
+        </w:tc>
+      </w:tr>
+      <w:tr>
+        <w:tc>
+          <w:tcPr>
+            <w:tcW w:type="dxa" w:w="680"/>
+            <w:shd w:val="clear" w:color="auto" w:fill="FFFFFF"/>
+            <w:tcBorders>
+              <w:top w:val="single" w:sz="4" w:space="0" w:color="000000"/>
+              <w:left w:val="single" w:sz="4" w:space="0" w:color="000000"/>
+              <w:bottom w:val="single" w:sz="4" w:space="0" w:color="000000"/>
+              <w:right w:val="single" w:sz="4" w:space="0" w:color="000000"/>
+            </w:tcBorders>
+            <w:vAlign w:val="center"/>
+          </w:tcPr>
+          <w:p>
+            <w:pPr>
+              <w:spacing w:before="40" w:after="40"/>
+              <w:jc w:val="left"/>
+            </w:pPr>
+            <w:r>
+              <w:rPr>
+                <w:rFonts w:ascii="Adani" w:hAnsi="Adani"/>
+                <w:b w:val="0"/>
+                <w:sz w:val="18"/>
+                <w:u w:val="none"/>
+              </w:rPr>
+              <w:t>21</w:t>
             </w:r>
           </w:p>
         </w:tc>
@@ -2437,7 +3550,7 @@
                 <w:sz w:val="18"/>
                 <w:u w:val="none"/>
               </w:rPr>
-              <w:t>Date:   07th May, 2026</w:t>
+              <w:t>Date:   15th May, 2026</w:t>
             </w:r>
           </w:p>
         </w:tc>
@@ -2481,7 +3594,7 @@
                 <w:sz w:val="18"/>
                 <w:u w:val="none"/>
               </w:rPr>
-              <w:t>Designation :  Additional Director</w:t>
+              <w:t>Designation :  Director</w:t>
             </w:r>
           </w:p>
         </w:tc>
@@ -2703,174 +3816,441 @@
         <w:t>:</w:t>
       </w:r>
     </w:p>
-    <w:p>
-      <w:pPr>
-        <w:pStyle w:val="ListNumber"/>
-        <w:spacing w:before="0" w:after="40"/>
-        <w:ind w:left="720"/>
-      </w:pPr>
-      <w:r>
-        <w:rPr>
-          <w:rFonts w:ascii="Adani" w:hAnsi="Adani"/>
-          <w:b w:val="0"/>
-          <w:sz w:val="20"/>
-          <w:u w:val="none"/>
-        </w:rPr>
-        <w:t>Father</w:t>
-        <w:tab/>
-        <w:tab/>
-        <w:t>:</w:t>
-        <w:tab/>
-        <w:t>NIL</w:t>
-      </w:r>
-    </w:p>
-    <w:p>
-      <w:pPr>
-        <w:pStyle w:val="ListNumber"/>
-        <w:spacing w:before="0" w:after="40"/>
-        <w:ind w:left="720"/>
-      </w:pPr>
-      <w:r>
-        <w:rPr>
-          <w:rFonts w:ascii="Adani" w:hAnsi="Adani"/>
-          <w:b w:val="0"/>
-          <w:sz w:val="20"/>
-          <w:u w:val="none"/>
-        </w:rPr>
-        <w:t>Mother</w:t>
-        <w:tab/>
-        <w:tab/>
-        <w:t>:</w:t>
-        <w:tab/>
-        <w:t>NIL</w:t>
-      </w:r>
-    </w:p>
-    <w:p>
-      <w:pPr>
-        <w:pStyle w:val="ListNumber"/>
-        <w:spacing w:before="0" w:after="40"/>
-        <w:ind w:left="720"/>
-      </w:pPr>
-      <w:r>
-        <w:rPr>
-          <w:rFonts w:ascii="Adani" w:hAnsi="Adani"/>
-          <w:b w:val="0"/>
-          <w:sz w:val="20"/>
-          <w:u w:val="none"/>
-        </w:rPr>
-        <w:t>Son</w:t>
-        <w:tab/>
-        <w:tab/>
-        <w:t>:</w:t>
-        <w:tab/>
-        <w:t>NIL</w:t>
-      </w:r>
-    </w:p>
-    <w:p>
-      <w:pPr>
-        <w:pStyle w:val="ListNumber"/>
-        <w:spacing w:before="0" w:after="40"/>
-        <w:ind w:left="720"/>
-      </w:pPr>
-      <w:r>
-        <w:rPr>
-          <w:rFonts w:ascii="Adani" w:hAnsi="Adani"/>
-          <w:b w:val="0"/>
-          <w:sz w:val="20"/>
-          <w:u w:val="none"/>
-        </w:rPr>
-        <w:t>Son's Wife</w:t>
-        <w:tab/>
-        <w:tab/>
-        <w:t>:</w:t>
-        <w:tab/>
-        <w:t>NIL</w:t>
-      </w:r>
-    </w:p>
-    <w:p>
-      <w:pPr>
-        <w:pStyle w:val="ListNumber"/>
-        <w:spacing w:before="0" w:after="40"/>
-        <w:ind w:left="720"/>
-      </w:pPr>
-      <w:r>
-        <w:rPr>
-          <w:rFonts w:ascii="Adani" w:hAnsi="Adani"/>
-          <w:b w:val="0"/>
-          <w:sz w:val="20"/>
-          <w:u w:val="none"/>
-        </w:rPr>
-        <w:t>Daughter</w:t>
-        <w:tab/>
-        <w:tab/>
-        <w:t>:</w:t>
-        <w:tab/>
-        <w:t>NIL</w:t>
-      </w:r>
-    </w:p>
-    <w:p>
-      <w:pPr>
-        <w:pStyle w:val="ListNumber"/>
-        <w:spacing w:before="0" w:after="40"/>
-        <w:ind w:left="720"/>
-      </w:pPr>
-      <w:r>
-        <w:rPr>
-          <w:rFonts w:ascii="Adani" w:hAnsi="Adani"/>
-          <w:b w:val="0"/>
-          <w:sz w:val="20"/>
-          <w:u w:val="none"/>
-        </w:rPr>
-        <w:t>Daughter's Husband</w:t>
-        <w:tab/>
-        <w:tab/>
-        <w:t>:</w:t>
-        <w:tab/>
-        <w:t>NIL</w:t>
-      </w:r>
-    </w:p>
-    <w:p>
-      <w:pPr>
-        <w:pStyle w:val="ListNumber"/>
-        <w:spacing w:before="0" w:after="40"/>
-        <w:ind w:left="720"/>
-      </w:pPr>
-      <w:r>
-        <w:rPr>
-          <w:rFonts w:ascii="Adani" w:hAnsi="Adani"/>
-          <w:b w:val="0"/>
-          <w:sz w:val="20"/>
-          <w:u w:val="none"/>
-        </w:rPr>
-        <w:t>Brother</w:t>
-        <w:tab/>
-        <w:tab/>
-        <w:t>:</w:t>
-        <w:tab/>
-        <w:t>NIL</w:t>
-      </w:r>
-    </w:p>
-    <w:p>
-      <w:pPr>
-        <w:pStyle w:val="ListNumber"/>
-        <w:spacing w:before="0" w:after="40"/>
-        <w:ind w:left="720"/>
-      </w:pPr>
-      <w:r>
-        <w:rPr>
-          <w:rFonts w:ascii="Adani" w:hAnsi="Adani"/>
-          <w:b w:val="0"/>
-          <w:sz w:val="20"/>
-          <w:u w:val="none"/>
-        </w:rPr>
-        <w:t>Sister</w:t>
-        <w:tab/>
-        <w:tab/>
-        <w:t>:</w:t>
-        <w:tab/>
-        <w:t>NIL</w:t>
-      </w:r>
-    </w:p>
+    <w:tbl>
+      <w:tblPr>
+        <w:tblW w:type="auto" w:w="0"/>
+        <w:jc w:val="left"/>
+        <w:tblLook w:firstColumn="1" w:firstRow="1" w:lastColumn="0" w:lastRow="0" w:noHBand="0" w:noVBand="1" w:val="04A0"/>
+      </w:tblPr>
+      <w:tblGrid>
+        <w:gridCol w:w="4536"/>
+        <w:gridCol w:w="4536"/>
+      </w:tblGrid>
+      <w:tr>
+        <w:tc>
+          <w:tcPr>
+            <w:tcW w:type="dxa" w:w="4536"/>
+            <w:tcBorders>
+              <w:top w:val="none"/>
+              <w:bottom w:val="none"/>
+              <w:left w:val="none"/>
+              <w:right w:val="none"/>
+            </w:tcBorders>
+          </w:tcPr>
+          <w:p>
+            <w:pPr>
+              <w:ind w:left="720"/>
+            </w:pPr>
+            <w:r>
+              <w:rPr>
+                <w:rFonts w:ascii="Adani" w:hAnsi="Adani"/>
+                <w:b w:val="0"/>
+                <w:sz w:val="20"/>
+                <w:u w:val="none"/>
+              </w:rPr>
+              <w:t>1.</w:t>
+              <w:tab/>
+              <w:t>Father</w:t>
+              <w:tab/>
+              <w:t>:</w:t>
+            </w:r>
+          </w:p>
+        </w:tc>
+        <w:tc>
+          <w:tcPr>
+            <w:tcW w:type="dxa" w:w="4536"/>
+            <w:tcBorders>
+              <w:top w:val="none"/>
+              <w:bottom w:val="none"/>
+              <w:left w:val="none"/>
+              <w:right w:val="none"/>
+            </w:tcBorders>
+          </w:tcPr>
+          <w:p>
+            <w:r>
+              <w:rPr>
+                <w:rFonts w:ascii="Adani" w:hAnsi="Adani"/>
+                <w:b w:val="0"/>
+                <w:sz w:val="20"/>
+                <w:u w:val="none"/>
+              </w:rPr>
+              <w:t>NIL</w:t>
+            </w:r>
+          </w:p>
+        </w:tc>
+      </w:tr>
+      <w:tr>
+        <w:tc>
+          <w:tcPr>
+            <w:tcW w:type="dxa" w:w="4536"/>
+            <w:tcBorders>
+              <w:top w:val="none"/>
+              <w:bottom w:val="none"/>
+              <w:left w:val="none"/>
+              <w:right w:val="none"/>
+            </w:tcBorders>
+          </w:tcPr>
+          <w:p>
+            <w:pPr>
+              <w:ind w:left="720"/>
+            </w:pPr>
+            <w:r>
+              <w:rPr>
+                <w:rFonts w:ascii="Adani" w:hAnsi="Adani"/>
+                <w:b w:val="0"/>
+                <w:sz w:val="20"/>
+                <w:u w:val="none"/>
+              </w:rPr>
+              <w:t>2.</w:t>
+              <w:tab/>
+              <w:t>Mother</w:t>
+              <w:tab/>
+              <w:t>:</w:t>
+            </w:r>
+          </w:p>
+        </w:tc>
+        <w:tc>
+          <w:tcPr>
+            <w:tcW w:type="dxa" w:w="4536"/>
+            <w:tcBorders>
+              <w:top w:val="none"/>
+              <w:bottom w:val="none"/>
+              <w:left w:val="none"/>
+              <w:right w:val="none"/>
+            </w:tcBorders>
+          </w:tcPr>
+          <w:p>
+            <w:r>
+              <w:rPr>
+                <w:rFonts w:ascii="Adani" w:hAnsi="Adani"/>
+                <w:b w:val="0"/>
+                <w:sz w:val="20"/>
+                <w:u w:val="none"/>
+              </w:rPr>
+              <w:t>NIL</w:t>
+            </w:r>
+          </w:p>
+        </w:tc>
+      </w:tr>
+      <w:tr>
+        <w:tc>
+          <w:tcPr>
+            <w:tcW w:type="dxa" w:w="4536"/>
+            <w:tcBorders>
+              <w:top w:val="none"/>
+              <w:bottom w:val="none"/>
+              <w:left w:val="none"/>
+              <w:right w:val="none"/>
+            </w:tcBorders>
+          </w:tcPr>
+          <w:p>
+            <w:pPr>
+              <w:ind w:left="720"/>
+            </w:pPr>
+            <w:r>
+              <w:rPr>
+                <w:rFonts w:ascii="Adani" w:hAnsi="Adani"/>
+                <w:b w:val="0"/>
+                <w:sz w:val="20"/>
+                <w:u w:val="none"/>
+              </w:rPr>
+              <w:t>3.</w:t>
+              <w:tab/>
+              <w:t>Son</w:t>
+              <w:tab/>
+              <w:t>:</w:t>
+            </w:r>
+          </w:p>
+        </w:tc>
+        <w:tc>
+          <w:tcPr>
+            <w:tcW w:type="dxa" w:w="4536"/>
+            <w:tcBorders>
+              <w:top w:val="none"/>
+              <w:bottom w:val="none"/>
+              <w:left w:val="none"/>
+              <w:right w:val="none"/>
+            </w:tcBorders>
+          </w:tcPr>
+          <w:p>
+            <w:r>
+              <w:rPr>
+                <w:rFonts w:ascii="Adani" w:hAnsi="Adani"/>
+                <w:b w:val="0"/>
+                <w:sz w:val="20"/>
+                <w:u w:val="none"/>
+              </w:rPr>
+              <w:t>NIL</w:t>
+            </w:r>
+          </w:p>
+        </w:tc>
+      </w:tr>
+      <w:tr>
+        <w:tc>
+          <w:tcPr>
+            <w:tcW w:type="dxa" w:w="4536"/>
+            <w:tcBorders>
+              <w:top w:val="none"/>
+              <w:bottom w:val="none"/>
+              <w:left w:val="none"/>
+              <w:right w:val="none"/>
+            </w:tcBorders>
+          </w:tcPr>
+          <w:p>
+            <w:pPr>
+              <w:ind w:left="720"/>
+            </w:pPr>
+            <w:r>
+              <w:rPr>
+                <w:rFonts w:ascii="Adani" w:hAnsi="Adani"/>
+                <w:b w:val="0"/>
+                <w:sz w:val="20"/>
+                <w:u w:val="none"/>
+              </w:rPr>
+              <w:t>4.</w:t>
+              <w:tab/>
+              <w:t>Son's Wife</w:t>
+              <w:tab/>
+              <w:t>:</w:t>
+            </w:r>
+          </w:p>
+        </w:tc>
+        <w:tc>
+          <w:tcPr>
+            <w:tcW w:type="dxa" w:w="4536"/>
+            <w:tcBorders>
+              <w:top w:val="none"/>
+              <w:bottom w:val="none"/>
+              <w:left w:val="none"/>
+              <w:right w:val="none"/>
+            </w:tcBorders>
+          </w:tcPr>
+          <w:p>
+            <w:r>
+              <w:rPr>
+                <w:rFonts w:ascii="Adani" w:hAnsi="Adani"/>
+                <w:b w:val="0"/>
+                <w:sz w:val="20"/>
+                <w:u w:val="none"/>
+              </w:rPr>
+              <w:t>NIL</w:t>
+            </w:r>
+          </w:p>
+        </w:tc>
+      </w:tr>
+      <w:tr>
+        <w:tc>
+          <w:tcPr>
+            <w:tcW w:type="dxa" w:w="4536"/>
+            <w:tcBorders>
+              <w:top w:val="none"/>
+              <w:bottom w:val="none"/>
+              <w:left w:val="none"/>
+              <w:right w:val="none"/>
+            </w:tcBorders>
+          </w:tcPr>
+          <w:p>
+            <w:pPr>
+              <w:ind w:left="720"/>
+            </w:pPr>
+            <w:r>
+              <w:rPr>
+                <w:rFonts w:ascii="Adani" w:hAnsi="Adani"/>
+                <w:b w:val="0"/>
+                <w:sz w:val="20"/>
+                <w:u w:val="none"/>
+              </w:rPr>
+              <w:t>5.</w:t>
+              <w:tab/>
+              <w:t>Daughter</w:t>
+              <w:tab/>
+              <w:t>:</w:t>
+            </w:r>
+          </w:p>
+        </w:tc>
+        <w:tc>
+          <w:tcPr>
+            <w:tcW w:type="dxa" w:w="4536"/>
+            <w:tcBorders>
+              <w:top w:val="none"/>
+              <w:bottom w:val="none"/>
+              <w:left w:val="none"/>
+              <w:right w:val="none"/>
+            </w:tcBorders>
+          </w:tcPr>
+          <w:p>
+            <w:r>
+              <w:rPr>
+                <w:rFonts w:ascii="Adani" w:hAnsi="Adani"/>
+                <w:b w:val="0"/>
+                <w:sz w:val="20"/>
+                <w:u w:val="none"/>
+              </w:rPr>
+              <w:t>NIL</w:t>
+            </w:r>
+          </w:p>
+        </w:tc>
+      </w:tr>
+      <w:tr>
+        <w:tc>
+          <w:tcPr>
+            <w:tcW w:type="dxa" w:w="4536"/>
+            <w:tcBorders>
+              <w:top w:val="none"/>
+              <w:bottom w:val="none"/>
+              <w:left w:val="none"/>
+              <w:right w:val="none"/>
+            </w:tcBorders>
+          </w:tcPr>
+          <w:p>
+            <w:pPr>
+              <w:ind w:left="720"/>
+            </w:pPr>
+            <w:r>
+              <w:rPr>
+                <w:rFonts w:ascii="Adani" w:hAnsi="Adani"/>
+                <w:b w:val="0"/>
+                <w:sz w:val="20"/>
+                <w:u w:val="none"/>
+              </w:rPr>
+              <w:t>6.</w:t>
+              <w:tab/>
+              <w:t>Daughter's Husband</w:t>
+              <w:tab/>
+              <w:t>:</w:t>
+            </w:r>
+          </w:p>
+        </w:tc>
+        <w:tc>
+          <w:tcPr>
+            <w:tcW w:type="dxa" w:w="4536"/>
+            <w:tcBorders>
+              <w:top w:val="none"/>
+              <w:bottom w:val="none"/>
+              <w:left w:val="none"/>
+              <w:right w:val="none"/>
+            </w:tcBorders>
+          </w:tcPr>
+          <w:p>
+            <w:r>
+              <w:rPr>
+                <w:rFonts w:ascii="Adani" w:hAnsi="Adani"/>
+                <w:b w:val="0"/>
+                <w:sz w:val="20"/>
+                <w:u w:val="none"/>
+              </w:rPr>
+              <w:t>NIL</w:t>
+            </w:r>
+          </w:p>
+        </w:tc>
+      </w:tr>
+      <w:tr>
+        <w:tc>
+          <w:tcPr>
+            <w:tcW w:type="dxa" w:w="4536"/>
+            <w:tcBorders>
+              <w:top w:val="none"/>
+              <w:bottom w:val="none"/>
+              <w:left w:val="none"/>
+              <w:right w:val="none"/>
+            </w:tcBorders>
+          </w:tcPr>
+          <w:p>
+            <w:pPr>
+              <w:ind w:left="720"/>
+            </w:pPr>
+            <w:r>
+              <w:rPr>
+                <w:rFonts w:ascii="Adani" w:hAnsi="Adani"/>
+                <w:b w:val="0"/>
+                <w:sz w:val="20"/>
+                <w:u w:val="none"/>
+              </w:rPr>
+              <w:t>7.</w:t>
+              <w:tab/>
+              <w:t>Brother</w:t>
+              <w:tab/>
+              <w:t>:</w:t>
+            </w:r>
+          </w:p>
+        </w:tc>
+        <w:tc>
+          <w:tcPr>
+            <w:tcW w:type="dxa" w:w="4536"/>
+            <w:tcBorders>
+              <w:top w:val="none"/>
+              <w:bottom w:val="none"/>
+              <w:left w:val="none"/>
+              <w:right w:val="none"/>
+            </w:tcBorders>
+          </w:tcPr>
+          <w:p>
+            <w:r>
+              <w:rPr>
+                <w:rFonts w:ascii="Adani" w:hAnsi="Adani"/>
+                <w:b w:val="0"/>
+                <w:sz w:val="20"/>
+                <w:u w:val="none"/>
+              </w:rPr>
+              <w:t>NIL</w:t>
+            </w:r>
+          </w:p>
+        </w:tc>
+      </w:tr>
+      <w:tr>
+        <w:tc>
+          <w:tcPr>
+            <w:tcW w:type="dxa" w:w="4536"/>
+            <w:tcBorders>
+              <w:top w:val="none"/>
+              <w:bottom w:val="none"/>
+              <w:left w:val="none"/>
+              <w:right w:val="none"/>
+            </w:tcBorders>
+          </w:tcPr>
+          <w:p>
+            <w:pPr>
+              <w:ind w:left="720"/>
+            </w:pPr>
+            <w:r>
+              <w:rPr>
+                <w:rFonts w:ascii="Adani" w:hAnsi="Adani"/>
+                <w:b w:val="0"/>
+                <w:sz w:val="20"/>
+                <w:u w:val="none"/>
+              </w:rPr>
+              <w:t>8.</w:t>
+              <w:tab/>
+              <w:t>Sister</w:t>
+              <w:tab/>
+              <w:t>:</w:t>
+            </w:r>
+          </w:p>
+        </w:tc>
+        <w:tc>
+          <w:tcPr>
+            <w:tcW w:type="dxa" w:w="4536"/>
+            <w:tcBorders>
+              <w:top w:val="none"/>
+              <w:bottom w:val="none"/>
+              <w:left w:val="none"/>
+              <w:right w:val="none"/>
+            </w:tcBorders>
+          </w:tcPr>
+          <w:p>
+            <w:r>
+              <w:rPr>
+                <w:rFonts w:ascii="Adani" w:hAnsi="Adani"/>
+                <w:b w:val="0"/>
+                <w:sz w:val="20"/>
+                <w:u w:val="none"/>
+              </w:rPr>
+              <w:t>NIL</w:t>
+            </w:r>
+          </w:p>
+        </w:tc>
+      </w:tr>
+    </w:tbl>
     <w:p/>
     <w:p>
       <w:pPr>
@@ -3207,7 +4587,7 @@
                 <w:sz w:val="18"/>
                 <w:u w:val="none"/>
               </w:rPr>
-              <w:t>Date:   07th May, 2026</w:t>
+              <w:t>Date:   15th May, 2026</w:t>
             </w:r>
           </w:p>
         </w:tc>
@@ -3251,7 +4631,7 @@
                 <w:sz w:val="18"/>
                 <w:u w:val="none"/>
               </w:rPr>
-              <w:t>Designation :  Additional Director</w:t>
+              <w:t>Designation :  Director</w:t>
             </w:r>
           </w:p>
         </w:tc>
@@ -3368,7 +4748,7 @@
           <w:sz w:val="20"/>
           <w:u w:val="none"/>
         </w:rPr>
-        <w:t>07th May, 2026</w:t>
+        <w:t>15th May, 2026</w:t>
       </w:r>
     </w:p>
     <w:p>
@@ -3473,7 +4853,7 @@
           <w:sz w:val="20"/>
           <w:u w:val="none"/>
         </w:rPr>
-        <w:t>ADANI RENEWABLE ENERGY HOLDING FOUR LIMITED</w:t>
+        <w:t>KODANGAL SOLAR PARKS LIMITED</w:t>
       </w:r>
     </w:p>
     <w:p>
@@ -3518,21 +4898,6 @@
           <w:sz w:val="20"/>
           <w:u w:val="none"/>
         </w:rPr>
-        <w:t>KODANGAL SOLAR PARKS LIMITED</w:t>
-      </w:r>
-    </w:p>
-    <w:p>
-      <w:pPr>
-        <w:spacing w:before="0" w:after="20"/>
-        <w:jc w:val="left"/>
-      </w:pPr>
-      <w:r>
-        <w:rPr>
-          <w:rFonts w:ascii="Adani" w:hAnsi="Adani"/>
-          <w:b/>
-          <w:sz w:val="20"/>
-          <w:u w:val="none"/>
-        </w:rPr>
         <w:t>ADANI GREEN ENERGY TWO LIMITED</w:t>
       </w:r>
     </w:p>
@@ -3548,7 +4913,22 @@
           <w:sz w:val="20"/>
           <w:u w:val="none"/>
         </w:rPr>
-        <w:t>ADANI WIND ENERGY KUTCHH THREE LIMITED</w:t>
+        <w:t>ADANI RENEWABLE ENERGY HOLDING FOUR LIMITED</w:t>
+      </w:r>
+    </w:p>
+    <w:p>
+      <w:pPr>
+        <w:spacing w:before="0" w:after="20"/>
+        <w:jc w:val="left"/>
+      </w:pPr>
+      <w:r>
+        <w:rPr>
+          <w:rFonts w:ascii="Adani" w:hAnsi="Adani"/>
+          <w:b/>
+          <w:sz w:val="20"/>
+          <w:u w:val="none"/>
+        </w:rPr>
+        <w:t>ESSEL URJA PRIVATE LIMITED</w:t>
       </w:r>
     </w:p>
     <w:p>
@@ -3564,6 +4944,141 @@
           <w:u w:val="none"/>
         </w:rPr>
         <w:t>LE CIRAGE ENTERPRISE LLP</w:t>
+      </w:r>
+    </w:p>
+    <w:p>
+      <w:pPr>
+        <w:spacing w:before="0" w:after="20"/>
+        <w:jc w:val="left"/>
+      </w:pPr>
+      <w:r>
+        <w:rPr>
+          <w:rFonts w:ascii="Adani" w:hAnsi="Adani"/>
+          <w:b/>
+          <w:sz w:val="20"/>
+          <w:u w:val="none"/>
+        </w:rPr>
+        <w:t>TN URJA PRIVATE LIMITED</w:t>
+      </w:r>
+    </w:p>
+    <w:p>
+      <w:pPr>
+        <w:spacing w:before="0" w:after="20"/>
+        <w:jc w:val="left"/>
+      </w:pPr>
+      <w:r>
+        <w:rPr>
+          <w:rFonts w:ascii="Adani" w:hAnsi="Adani"/>
+          <w:b/>
+          <w:sz w:val="20"/>
+          <w:u w:val="none"/>
+        </w:rPr>
+        <w:t>KN MUDDEBIHAL SOLAR ENERGY PRIVATE LIMITED</w:t>
+      </w:r>
+    </w:p>
+    <w:p>
+      <w:pPr>
+        <w:spacing w:before="0" w:after="20"/>
+        <w:jc w:val="left"/>
+      </w:pPr>
+      <w:r>
+        <w:rPr>
+          <w:rFonts w:ascii="Adani" w:hAnsi="Adani"/>
+          <w:b/>
+          <w:sz w:val="20"/>
+          <w:u w:val="none"/>
+        </w:rPr>
+        <w:t>PN CLEAN ENERGY LIMITED</w:t>
+      </w:r>
+    </w:p>
+    <w:p>
+      <w:pPr>
+        <w:spacing w:before="0" w:after="20"/>
+        <w:jc w:val="left"/>
+      </w:pPr>
+      <w:r>
+        <w:rPr>
+          <w:rFonts w:ascii="Adani" w:hAnsi="Adani"/>
+          <w:b/>
+          <w:sz w:val="20"/>
+          <w:u w:val="none"/>
+        </w:rPr>
+        <w:t>KN BIJAPURA SOLAR ENERGY PRIVATE LIMITED</w:t>
+      </w:r>
+    </w:p>
+    <w:p>
+      <w:pPr>
+        <w:spacing w:before="0" w:after="20"/>
+        <w:jc w:val="left"/>
+      </w:pPr>
+      <w:r>
+        <w:rPr>
+          <w:rFonts w:ascii="Adani" w:hAnsi="Adani"/>
+          <w:b/>
+          <w:sz w:val="20"/>
+          <w:u w:val="none"/>
+        </w:rPr>
+        <w:t>ESSEL GULBARGA SOLAR POWER PRIVATE LIMITED</w:t>
+      </w:r>
+    </w:p>
+    <w:p>
+      <w:pPr>
+        <w:spacing w:before="0" w:after="20"/>
+        <w:jc w:val="left"/>
+      </w:pPr>
+      <w:r>
+        <w:rPr>
+          <w:rFonts w:ascii="Adani" w:hAnsi="Adani"/>
+          <w:b/>
+          <w:sz w:val="20"/>
+          <w:u w:val="none"/>
+        </w:rPr>
+        <w:t>KN INDI VIJAYAPURA SOLAR ENERGY PRIVATE LIMITED</w:t>
+      </w:r>
+    </w:p>
+    <w:p>
+      <w:pPr>
+        <w:spacing w:before="0" w:after="20"/>
+        <w:jc w:val="left"/>
+      </w:pPr>
+      <w:r>
+        <w:rPr>
+          <w:rFonts w:ascii="Adani" w:hAnsi="Adani"/>
+          <w:b/>
+          <w:sz w:val="20"/>
+          <w:u w:val="none"/>
+        </w:rPr>
+        <w:t>KN SINDAGI SOLAR ENERGY PRIVATE LIMITED</w:t>
+      </w:r>
+    </w:p>
+    <w:p>
+      <w:pPr>
+        <w:spacing w:before="0" w:after="20"/>
+        <w:jc w:val="left"/>
+      </w:pPr>
+      <w:r>
+        <w:rPr>
+          <w:rFonts w:ascii="Adani" w:hAnsi="Adani"/>
+          <w:b/>
+          <w:sz w:val="20"/>
+          <w:u w:val="none"/>
+        </w:rPr>
+        <w:t>ESSEL BAGALKOT SOLAR ENERGY PRIVATE LIMITED</w:t>
+      </w:r>
+    </w:p>
+    <w:p>
+      <w:pPr>
+        <w:spacing w:before="0" w:after="20"/>
+        <w:jc w:val="left"/>
+      </w:pPr>
+      <w:r>
+        <w:rPr>
+          <w:rFonts w:ascii="Adani" w:hAnsi="Adani"/>
+          <w:b/>
+          <w:sz w:val="20"/>
+          <w:u w:val="none"/>
+        </w:rPr>
+        <w:t>PN RENEWABLE ENERGY LIMITED</w:t>
       </w:r>
     </w:p>
     <w:p>
@@ -3684,7 +5199,7 @@
           <w:sz w:val="20"/>
           <w:u w:val="none"/>
         </w:rPr>
-        <w:t>ADANI RENEWABLE ENERGY HOLDING FOUR LIMITED</w:t>
+        <w:t>KODANGAL SOLAR PARKS LIMITED</w:t>
       </w:r>
     </w:p>
     <w:p>
@@ -3729,21 +5244,6 @@
           <w:sz w:val="20"/>
           <w:u w:val="none"/>
         </w:rPr>
-        <w:t>KODANGAL SOLAR PARKS LIMITED</w:t>
-      </w:r>
-    </w:p>
-    <w:p>
-      <w:pPr>
-        <w:spacing w:before="0" w:after="20"/>
-        <w:jc w:val="left"/>
-      </w:pPr>
-      <w:r>
-        <w:rPr>
-          <w:rFonts w:ascii="Adani" w:hAnsi="Adani"/>
-          <w:b w:val="0"/>
-          <w:sz w:val="20"/>
-          <w:u w:val="none"/>
-        </w:rPr>
         <w:t>ADANI GREEN ENERGY TWO LIMITED</w:t>
       </w:r>
     </w:p>
@@ -3759,7 +5259,7 @@
           <w:sz w:val="20"/>
           <w:u w:val="none"/>
         </w:rPr>
-        <w:t>ADANI WIND ENERGY KUTCHH THREE LIMITED</w:t>
+        <w:t>ADANI RENEWABLE ENERGY HOLDING FOUR LIMITED</w:t>
       </w:r>
     </w:p>
     <w:p>
@@ -3775,6 +5275,36 @@
           <w:u w:val="none"/>
         </w:rPr>
         <w:t>LE CIRAGE ENTERPRISE LLP</w:t>
+      </w:r>
+    </w:p>
+    <w:p>
+      <w:pPr>
+        <w:spacing w:before="0" w:after="20"/>
+        <w:jc w:val="left"/>
+      </w:pPr>
+      <w:r>
+        <w:rPr>
+          <w:rFonts w:ascii="Adani" w:hAnsi="Adani"/>
+          <w:b w:val="0"/>
+          <w:sz w:val="20"/>
+          <w:u w:val="none"/>
+        </w:rPr>
+        <w:t>PN CLEAN ENERGY LIMITED</w:t>
+      </w:r>
+    </w:p>
+    <w:p>
+      <w:pPr>
+        <w:spacing w:before="0" w:after="20"/>
+        <w:jc w:val="left"/>
+      </w:pPr>
+      <w:r>
+        <w:rPr>
+          <w:rFonts w:ascii="Adani" w:hAnsi="Adani"/>
+          <w:b w:val="0"/>
+          <w:sz w:val="20"/>
+          <w:u w:val="none"/>
+        </w:rPr>
+        <w:t>PN RENEWABLE ENERGY LIMITED</w:t>
       </w:r>
     </w:p>
     <w:p>
@@ -3855,6 +5385,126 @@
           <w:u w:val="none"/>
         </w:rPr>
         <w:t>ADANI SOLAR ENERGY KUTCHH TWO PRIVATE LIMITED</w:t>
+      </w:r>
+    </w:p>
+    <w:p>
+      <w:pPr>
+        <w:spacing w:before="0" w:after="20"/>
+        <w:jc w:val="left"/>
+      </w:pPr>
+      <w:r>
+        <w:rPr>
+          <w:rFonts w:ascii="Adani" w:hAnsi="Adani"/>
+          <w:b w:val="0"/>
+          <w:sz w:val="20"/>
+          <w:u w:val="none"/>
+        </w:rPr>
+        <w:t>ESSEL URJA PRIVATE LIMITED</w:t>
+      </w:r>
+    </w:p>
+    <w:p>
+      <w:pPr>
+        <w:spacing w:before="0" w:after="20"/>
+        <w:jc w:val="left"/>
+      </w:pPr>
+      <w:r>
+        <w:rPr>
+          <w:rFonts w:ascii="Adani" w:hAnsi="Adani"/>
+          <w:b w:val="0"/>
+          <w:sz w:val="20"/>
+          <w:u w:val="none"/>
+        </w:rPr>
+        <w:t>TN URJA PRIVATE LIMITED</w:t>
+      </w:r>
+    </w:p>
+    <w:p>
+      <w:pPr>
+        <w:spacing w:before="0" w:after="20"/>
+        <w:jc w:val="left"/>
+      </w:pPr>
+      <w:r>
+        <w:rPr>
+          <w:rFonts w:ascii="Adani" w:hAnsi="Adani"/>
+          <w:b w:val="0"/>
+          <w:sz w:val="20"/>
+          <w:u w:val="none"/>
+        </w:rPr>
+        <w:t>KN MUDDEBIHAL SOLAR ENERGY PRIVATE LIMITED</w:t>
+      </w:r>
+    </w:p>
+    <w:p>
+      <w:pPr>
+        <w:spacing w:before="0" w:after="20"/>
+        <w:jc w:val="left"/>
+      </w:pPr>
+      <w:r>
+        <w:rPr>
+          <w:rFonts w:ascii="Adani" w:hAnsi="Adani"/>
+          <w:b w:val="0"/>
+          <w:sz w:val="20"/>
+          <w:u w:val="none"/>
+        </w:rPr>
+        <w:t>KN BIJAPURA SOLAR ENERGY PRIVATE LIMITED</w:t>
+      </w:r>
+    </w:p>
+    <w:p>
+      <w:pPr>
+        <w:spacing w:before="0" w:after="20"/>
+        <w:jc w:val="left"/>
+      </w:pPr>
+      <w:r>
+        <w:rPr>
+          <w:rFonts w:ascii="Adani" w:hAnsi="Adani"/>
+          <w:b w:val="0"/>
+          <w:sz w:val="20"/>
+          <w:u w:val="none"/>
+        </w:rPr>
+        <w:t>ESSEL GULBARGA SOLAR POWER PRIVATE LIMITED</w:t>
+      </w:r>
+    </w:p>
+    <w:p>
+      <w:pPr>
+        <w:spacing w:before="0" w:after="20"/>
+        <w:jc w:val="left"/>
+      </w:pPr>
+      <w:r>
+        <w:rPr>
+          <w:rFonts w:ascii="Adani" w:hAnsi="Adani"/>
+          <w:b w:val="0"/>
+          <w:sz w:val="20"/>
+          <w:u w:val="none"/>
+        </w:rPr>
+        <w:t>KN INDI VIJAYAPURA SOLAR ENERGY PRIVATE LIMITED</w:t>
+      </w:r>
+    </w:p>
+    <w:p>
+      <w:pPr>
+        <w:spacing w:before="0" w:after="20"/>
+        <w:jc w:val="left"/>
+      </w:pPr>
+      <w:r>
+        <w:rPr>
+          <w:rFonts w:ascii="Adani" w:hAnsi="Adani"/>
+          <w:b w:val="0"/>
+          <w:sz w:val="20"/>
+          <w:u w:val="none"/>
+        </w:rPr>
+        <w:t>KN SINDAGI SOLAR ENERGY PRIVATE LIMITED</w:t>
+      </w:r>
+    </w:p>
+    <w:p>
+      <w:pPr>
+        <w:spacing w:before="0" w:after="20"/>
+        <w:jc w:val="left"/>
+      </w:pPr>
+      <w:r>
+        <w:rPr>
+          <w:rFonts w:ascii="Adani" w:hAnsi="Adani"/>
+          <w:b w:val="0"/>
+          <w:sz w:val="20"/>
+          <w:u w:val="none"/>
+        </w:rPr>
+        <w:t>ESSEL BAGALKOT SOLAR ENERGY PRIVATE LIMITED</w:t>
       </w:r>
     </w:p>
     <w:p/>
@@ -4612,7 +6262,7 @@
                 <w:sz w:val="18"/>
                 <w:u w:val="none"/>
               </w:rPr>
-              <w:t>12</w:t>
+              <w:t>21</w:t>
             </w:r>
           </w:p>
         </w:tc>
@@ -5241,7 +6891,7 @@
                 <w:sz w:val="18"/>
                 <w:u w:val="none"/>
               </w:rPr>
-              <w:t>U40106GJ2019PLC106874</w:t>
+              <w:t>U40300GJ2015PLC130211</w:t>
             </w:r>
           </w:p>
         </w:tc>
@@ -5269,7 +6919,7 @@
                 <w:sz w:val="18"/>
                 <w:u w:val="none"/>
               </w:rPr>
-              <w:t>ADANI RENEWABLE ENERGY HOLDING FOUR LIMITED</w:t>
+              <w:t>KODANGAL SOLAR PARKS LIMITED</w:t>
             </w:r>
           </w:p>
         </w:tc>
@@ -5583,120 +7233,6 @@
                 <w:sz w:val="18"/>
                 <w:u w:val="none"/>
               </w:rPr>
-              <w:t>U40300GJ2015PLC130211</w:t>
-            </w:r>
-          </w:p>
-        </w:tc>
-        <w:tc>
-          <w:tcPr>
-            <w:tcW w:type="dxa" w:w="4252"/>
-            <w:shd w:val="clear" w:color="auto" w:fill="FFFFFF"/>
-            <w:tcBorders>
-              <w:top w:val="single" w:sz="4" w:space="0" w:color="000000"/>
-              <w:left w:val="single" w:sz="4" w:space="0" w:color="000000"/>
-              <w:bottom w:val="single" w:sz="4" w:space="0" w:color="000000"/>
-              <w:right w:val="single" w:sz="4" w:space="0" w:color="000000"/>
-            </w:tcBorders>
-            <w:vAlign w:val="center"/>
-          </w:tcPr>
-          <w:p>
-            <w:pPr>
-              <w:spacing w:before="40" w:after="40"/>
-              <w:jc w:val="left"/>
-            </w:pPr>
-            <w:r>
-              <w:rPr>
-                <w:rFonts w:ascii="Adani" w:hAnsi="Adani"/>
-                <w:b w:val="0"/>
-                <w:sz w:val="18"/>
-                <w:u w:val="none"/>
-              </w:rPr>
-              <w:t>KODANGAL SOLAR PARKS LIMITED</w:t>
-            </w:r>
-          </w:p>
-        </w:tc>
-        <w:tc>
-          <w:tcPr>
-            <w:tcW w:type="dxa" w:w="1587"/>
-            <w:shd w:val="clear" w:color="auto" w:fill="FFFFFF"/>
-            <w:tcBorders>
-              <w:top w:val="single" w:sz="4" w:space="0" w:color="000000"/>
-              <w:left w:val="single" w:sz="4" w:space="0" w:color="000000"/>
-              <w:bottom w:val="single" w:sz="4" w:space="0" w:color="000000"/>
-              <w:right w:val="single" w:sz="4" w:space="0" w:color="000000"/>
-            </w:tcBorders>
-            <w:vAlign w:val="center"/>
-          </w:tcPr>
-          <w:p>
-            <w:pPr>
-              <w:spacing w:before="40" w:after="40"/>
-              <w:jc w:val="left"/>
-            </w:pPr>
-            <w:r>
-              <w:rPr>
-                <w:rFonts w:ascii="Adani" w:hAnsi="Adani"/>
-                <w:b w:val="0"/>
-                <w:sz w:val="18"/>
-                <w:u w:val="none"/>
-              </w:rPr>
-              <w:t>Additional Director</w:t>
-            </w:r>
-          </w:p>
-        </w:tc>
-        <w:tc>
-          <w:tcPr>
-            <w:tcW w:type="dxa" w:w="1304"/>
-            <w:shd w:val="clear" w:color="auto" w:fill="FFFFFF"/>
-            <w:tcBorders>
-              <w:top w:val="single" w:sz="4" w:space="0" w:color="000000"/>
-              <w:left w:val="single" w:sz="4" w:space="0" w:color="000000"/>
-              <w:bottom w:val="single" w:sz="4" w:space="0" w:color="000000"/>
-              <w:right w:val="single" w:sz="4" w:space="0" w:color="000000"/>
-            </w:tcBorders>
-            <w:vAlign w:val="center"/>
-          </w:tcPr>
-          <w:p>
-            <w:pPr>
-              <w:spacing w:before="40" w:after="40"/>
-              <w:jc w:val="left"/>
-            </w:pPr>
-            <w:r>
-              <w:rPr>
-                <w:rFonts w:ascii="Adani" w:hAnsi="Adani"/>
-                <w:b w:val="0"/>
-                <w:sz w:val="18"/>
-                <w:u w:val="none"/>
-              </w:rPr>
-              <w:t>23/07/2025</w:t>
-            </w:r>
-          </w:p>
-        </w:tc>
-      </w:tr>
-      <w:tr>
-        <w:tc>
-          <w:tcPr>
-            <w:tcW w:type="dxa" w:w="2268"/>
-            <w:shd w:val="clear" w:color="auto" w:fill="FFFFFF"/>
-            <w:tcBorders>
-              <w:top w:val="single" w:sz="4" w:space="0" w:color="000000"/>
-              <w:left w:val="single" w:sz="4" w:space="0" w:color="000000"/>
-              <w:bottom w:val="single" w:sz="4" w:space="0" w:color="000000"/>
-              <w:right w:val="single" w:sz="4" w:space="0" w:color="000000"/>
-            </w:tcBorders>
-            <w:vAlign w:val="center"/>
-          </w:tcPr>
-          <w:p>
-            <w:pPr>
-              <w:spacing w:before="40" w:after="40"/>
-              <w:jc w:val="left"/>
-            </w:pPr>
-            <w:r>
-              <w:rPr>
-                <w:rFonts w:ascii="Adani" w:hAnsi="Adani"/>
-                <w:b w:val="0"/>
-                <w:sz w:val="18"/>
-                <w:u w:val="none"/>
-              </w:rPr>
               <w:t>U40106GJ2019PLC106779</w:t>
             </w:r>
           </w:p>
@@ -5811,7 +7347,7 @@
                 <w:sz w:val="18"/>
                 <w:u w:val="none"/>
               </w:rPr>
-              <w:t>U40300GJ2019PLC106778</w:t>
+              <w:t>U40106GJ2019PLC106874</w:t>
             </w:r>
           </w:p>
         </w:tc>
@@ -5839,7 +7375,7 @@
                 <w:sz w:val="18"/>
                 <w:u w:val="none"/>
               </w:rPr>
-              <w:t>ADANI WIND ENERGY KUTCHH THREE LIMITED</w:t>
+              <w:t>ADANI RENEWABLE ENERGY HOLDING FOUR LIMITED</w:t>
             </w:r>
           </w:p>
         </w:tc>
@@ -5896,6 +7432,120 @@
                 <w:u w:val="none"/>
               </w:rPr>
               <w:t>23/07/2025</w:t>
+            </w:r>
+          </w:p>
+        </w:tc>
+      </w:tr>
+      <w:tr>
+        <w:tc>
+          <w:tcPr>
+            <w:tcW w:type="dxa" w:w="2268"/>
+            <w:shd w:val="clear" w:color="auto" w:fill="FFFFFF"/>
+            <w:tcBorders>
+              <w:top w:val="single" w:sz="4" w:space="0" w:color="000000"/>
+              <w:left w:val="single" w:sz="4" w:space="0" w:color="000000"/>
+              <w:bottom w:val="single" w:sz="4" w:space="0" w:color="000000"/>
+              <w:right w:val="single" w:sz="4" w:space="0" w:color="000000"/>
+            </w:tcBorders>
+            <w:vAlign w:val="center"/>
+          </w:tcPr>
+          <w:p>
+            <w:pPr>
+              <w:spacing w:before="40" w:after="40"/>
+              <w:jc w:val="left"/>
+            </w:pPr>
+            <w:r>
+              <w:rPr>
+                <w:rFonts w:ascii="Adani" w:hAnsi="Adani"/>
+                <w:b w:val="0"/>
+                <w:sz w:val="18"/>
+                <w:u w:val="none"/>
+              </w:rPr>
+              <w:t>U40108GJ2012PTC128059</w:t>
+            </w:r>
+          </w:p>
+        </w:tc>
+        <w:tc>
+          <w:tcPr>
+            <w:tcW w:type="dxa" w:w="4252"/>
+            <w:shd w:val="clear" w:color="auto" w:fill="FFFFFF"/>
+            <w:tcBorders>
+              <w:top w:val="single" w:sz="4" w:space="0" w:color="000000"/>
+              <w:left w:val="single" w:sz="4" w:space="0" w:color="000000"/>
+              <w:bottom w:val="single" w:sz="4" w:space="0" w:color="000000"/>
+              <w:right w:val="single" w:sz="4" w:space="0" w:color="000000"/>
+            </w:tcBorders>
+            <w:vAlign w:val="center"/>
+          </w:tcPr>
+          <w:p>
+            <w:pPr>
+              <w:spacing w:before="40" w:after="40"/>
+              <w:jc w:val="left"/>
+            </w:pPr>
+            <w:r>
+              <w:rPr>
+                <w:rFonts w:ascii="Adani" w:hAnsi="Adani"/>
+                <w:b w:val="0"/>
+                <w:sz w:val="18"/>
+                <w:u w:val="none"/>
+              </w:rPr>
+              <w:t>ESSEL URJA PRIVATE LIMITED</w:t>
+            </w:r>
+          </w:p>
+        </w:tc>
+        <w:tc>
+          <w:tcPr>
+            <w:tcW w:type="dxa" w:w="1587"/>
+            <w:shd w:val="clear" w:color="auto" w:fill="FFFFFF"/>
+            <w:tcBorders>
+              <w:top w:val="single" w:sz="4" w:space="0" w:color="000000"/>
+              <w:left w:val="single" w:sz="4" w:space="0" w:color="000000"/>
+              <w:bottom w:val="single" w:sz="4" w:space="0" w:color="000000"/>
+              <w:right w:val="single" w:sz="4" w:space="0" w:color="000000"/>
+            </w:tcBorders>
+            <w:vAlign w:val="center"/>
+          </w:tcPr>
+          <w:p>
+            <w:pPr>
+              <w:spacing w:before="40" w:after="40"/>
+              <w:jc w:val="left"/>
+            </w:pPr>
+            <w:r>
+              <w:rPr>
+                <w:rFonts w:ascii="Adani" w:hAnsi="Adani"/>
+                <w:b w:val="0"/>
+                <w:sz w:val="18"/>
+                <w:u w:val="none"/>
+              </w:rPr>
+              <w:t>Director</w:t>
+            </w:r>
+          </w:p>
+        </w:tc>
+        <w:tc>
+          <w:tcPr>
+            <w:tcW w:type="dxa" w:w="1304"/>
+            <w:shd w:val="clear" w:color="auto" w:fill="FFFFFF"/>
+            <w:tcBorders>
+              <w:top w:val="single" w:sz="4" w:space="0" w:color="000000"/>
+              <w:left w:val="single" w:sz="4" w:space="0" w:color="000000"/>
+              <w:bottom w:val="single" w:sz="4" w:space="0" w:color="000000"/>
+              <w:right w:val="single" w:sz="4" w:space="0" w:color="000000"/>
+            </w:tcBorders>
+            <w:vAlign w:val="center"/>
+          </w:tcPr>
+          <w:p>
+            <w:pPr>
+              <w:spacing w:before="40" w:after="40"/>
+              <w:jc w:val="left"/>
+            </w:pPr>
+            <w:r>
+              <w:rPr>
+                <w:rFonts w:ascii="Adani" w:hAnsi="Adani"/>
+                <w:b w:val="0"/>
+                <w:sz w:val="18"/>
+                <w:u w:val="none"/>
+              </w:rPr>
+              <w:t>15/07/2023</w:t>
             </w:r>
           </w:p>
         </w:tc>
@@ -6010,6 +7660,1032 @@
                 <w:u w:val="none"/>
               </w:rPr>
               <w:t>12/06/2023</w:t>
+            </w:r>
+          </w:p>
+        </w:tc>
+      </w:tr>
+      <w:tr>
+        <w:tc>
+          <w:tcPr>
+            <w:tcW w:type="dxa" w:w="2268"/>
+            <w:shd w:val="clear" w:color="auto" w:fill="FFFFFF"/>
+            <w:tcBorders>
+              <w:top w:val="single" w:sz="4" w:space="0" w:color="000000"/>
+              <w:left w:val="single" w:sz="4" w:space="0" w:color="000000"/>
+              <w:bottom w:val="single" w:sz="4" w:space="0" w:color="000000"/>
+              <w:right w:val="single" w:sz="4" w:space="0" w:color="000000"/>
+            </w:tcBorders>
+            <w:vAlign w:val="center"/>
+          </w:tcPr>
+          <w:p>
+            <w:pPr>
+              <w:spacing w:before="40" w:after="40"/>
+              <w:jc w:val="left"/>
+            </w:pPr>
+            <w:r>
+              <w:rPr>
+                <w:rFonts w:ascii="Adani" w:hAnsi="Adani"/>
+                <w:b w:val="0"/>
+                <w:sz w:val="18"/>
+                <w:u w:val="none"/>
+              </w:rPr>
+              <w:t>U40300GJ2015PTC128076</w:t>
+            </w:r>
+          </w:p>
+        </w:tc>
+        <w:tc>
+          <w:tcPr>
+            <w:tcW w:type="dxa" w:w="4252"/>
+            <w:shd w:val="clear" w:color="auto" w:fill="FFFFFF"/>
+            <w:tcBorders>
+              <w:top w:val="single" w:sz="4" w:space="0" w:color="000000"/>
+              <w:left w:val="single" w:sz="4" w:space="0" w:color="000000"/>
+              <w:bottom w:val="single" w:sz="4" w:space="0" w:color="000000"/>
+              <w:right w:val="single" w:sz="4" w:space="0" w:color="000000"/>
+            </w:tcBorders>
+            <w:vAlign w:val="center"/>
+          </w:tcPr>
+          <w:p>
+            <w:pPr>
+              <w:spacing w:before="40" w:after="40"/>
+              <w:jc w:val="left"/>
+            </w:pPr>
+            <w:r>
+              <w:rPr>
+                <w:rFonts w:ascii="Adani" w:hAnsi="Adani"/>
+                <w:b w:val="0"/>
+                <w:sz w:val="18"/>
+                <w:u w:val="none"/>
+              </w:rPr>
+              <w:t>TN URJA PRIVATE LIMITED</w:t>
+            </w:r>
+          </w:p>
+        </w:tc>
+        <w:tc>
+          <w:tcPr>
+            <w:tcW w:type="dxa" w:w="1587"/>
+            <w:shd w:val="clear" w:color="auto" w:fill="FFFFFF"/>
+            <w:tcBorders>
+              <w:top w:val="single" w:sz="4" w:space="0" w:color="000000"/>
+              <w:left w:val="single" w:sz="4" w:space="0" w:color="000000"/>
+              <w:bottom w:val="single" w:sz="4" w:space="0" w:color="000000"/>
+              <w:right w:val="single" w:sz="4" w:space="0" w:color="000000"/>
+            </w:tcBorders>
+            <w:vAlign w:val="center"/>
+          </w:tcPr>
+          <w:p>
+            <w:pPr>
+              <w:spacing w:before="40" w:after="40"/>
+              <w:jc w:val="left"/>
+            </w:pPr>
+            <w:r>
+              <w:rPr>
+                <w:rFonts w:ascii="Adani" w:hAnsi="Adani"/>
+                <w:b w:val="0"/>
+                <w:sz w:val="18"/>
+                <w:u w:val="none"/>
+              </w:rPr>
+              <w:t>Director</w:t>
+            </w:r>
+          </w:p>
+        </w:tc>
+        <w:tc>
+          <w:tcPr>
+            <w:tcW w:type="dxa" w:w="1304"/>
+            <w:shd w:val="clear" w:color="auto" w:fill="FFFFFF"/>
+            <w:tcBorders>
+              <w:top w:val="single" w:sz="4" w:space="0" w:color="000000"/>
+              <w:left w:val="single" w:sz="4" w:space="0" w:color="000000"/>
+              <w:bottom w:val="single" w:sz="4" w:space="0" w:color="000000"/>
+              <w:right w:val="single" w:sz="4" w:space="0" w:color="000000"/>
+            </w:tcBorders>
+            <w:vAlign w:val="center"/>
+          </w:tcPr>
+          <w:p>
+            <w:pPr>
+              <w:spacing w:before="40" w:after="40"/>
+              <w:jc w:val="left"/>
+            </w:pPr>
+            <w:r>
+              <w:rPr>
+                <w:rFonts w:ascii="Adani" w:hAnsi="Adani"/>
+                <w:b w:val="0"/>
+                <w:sz w:val="18"/>
+                <w:u w:val="none"/>
+              </w:rPr>
+              <w:t>20/10/2022</w:t>
+            </w:r>
+          </w:p>
+        </w:tc>
+      </w:tr>
+      <w:tr>
+        <w:tc>
+          <w:tcPr>
+            <w:tcW w:type="dxa" w:w="2268"/>
+            <w:shd w:val="clear" w:color="auto" w:fill="FFFFFF"/>
+            <w:tcBorders>
+              <w:top w:val="single" w:sz="4" w:space="0" w:color="000000"/>
+              <w:left w:val="single" w:sz="4" w:space="0" w:color="000000"/>
+              <w:bottom w:val="single" w:sz="4" w:space="0" w:color="000000"/>
+              <w:right w:val="single" w:sz="4" w:space="0" w:color="000000"/>
+            </w:tcBorders>
+            <w:vAlign w:val="center"/>
+          </w:tcPr>
+          <w:p>
+            <w:pPr>
+              <w:spacing w:before="40" w:after="40"/>
+              <w:jc w:val="left"/>
+            </w:pPr>
+            <w:r>
+              <w:rPr>
+                <w:rFonts w:ascii="Adani" w:hAnsi="Adani"/>
+                <w:b w:val="0"/>
+                <w:sz w:val="18"/>
+                <w:u w:val="none"/>
+              </w:rPr>
+              <w:t>U40300GJ2016PTC128075</w:t>
+            </w:r>
+          </w:p>
+        </w:tc>
+        <w:tc>
+          <w:tcPr>
+            <w:tcW w:type="dxa" w:w="4252"/>
+            <w:shd w:val="clear" w:color="auto" w:fill="FFFFFF"/>
+            <w:tcBorders>
+              <w:top w:val="single" w:sz="4" w:space="0" w:color="000000"/>
+              <w:left w:val="single" w:sz="4" w:space="0" w:color="000000"/>
+              <w:bottom w:val="single" w:sz="4" w:space="0" w:color="000000"/>
+              <w:right w:val="single" w:sz="4" w:space="0" w:color="000000"/>
+            </w:tcBorders>
+            <w:vAlign w:val="center"/>
+          </w:tcPr>
+          <w:p>
+            <w:pPr>
+              <w:spacing w:before="40" w:after="40"/>
+              <w:jc w:val="left"/>
+            </w:pPr>
+            <w:r>
+              <w:rPr>
+                <w:rFonts w:ascii="Adani" w:hAnsi="Adani"/>
+                <w:b w:val="0"/>
+                <w:sz w:val="18"/>
+                <w:u w:val="none"/>
+              </w:rPr>
+              <w:t>KN MUDDEBIHAL SOLAR ENERGY PRIVATE LIMITED</w:t>
+            </w:r>
+          </w:p>
+        </w:tc>
+        <w:tc>
+          <w:tcPr>
+            <w:tcW w:type="dxa" w:w="1587"/>
+            <w:shd w:val="clear" w:color="auto" w:fill="FFFFFF"/>
+            <w:tcBorders>
+              <w:top w:val="single" w:sz="4" w:space="0" w:color="000000"/>
+              <w:left w:val="single" w:sz="4" w:space="0" w:color="000000"/>
+              <w:bottom w:val="single" w:sz="4" w:space="0" w:color="000000"/>
+              <w:right w:val="single" w:sz="4" w:space="0" w:color="000000"/>
+            </w:tcBorders>
+            <w:vAlign w:val="center"/>
+          </w:tcPr>
+          <w:p>
+            <w:pPr>
+              <w:spacing w:before="40" w:after="40"/>
+              <w:jc w:val="left"/>
+            </w:pPr>
+            <w:r>
+              <w:rPr>
+                <w:rFonts w:ascii="Adani" w:hAnsi="Adani"/>
+                <w:b w:val="0"/>
+                <w:sz w:val="18"/>
+                <w:u w:val="none"/>
+              </w:rPr>
+              <w:t>Director</w:t>
+            </w:r>
+          </w:p>
+        </w:tc>
+        <w:tc>
+          <w:tcPr>
+            <w:tcW w:type="dxa" w:w="1304"/>
+            <w:shd w:val="clear" w:color="auto" w:fill="FFFFFF"/>
+            <w:tcBorders>
+              <w:top w:val="single" w:sz="4" w:space="0" w:color="000000"/>
+              <w:left w:val="single" w:sz="4" w:space="0" w:color="000000"/>
+              <w:bottom w:val="single" w:sz="4" w:space="0" w:color="000000"/>
+              <w:right w:val="single" w:sz="4" w:space="0" w:color="000000"/>
+            </w:tcBorders>
+            <w:vAlign w:val="center"/>
+          </w:tcPr>
+          <w:p>
+            <w:pPr>
+              <w:spacing w:before="40" w:after="40"/>
+              <w:jc w:val="left"/>
+            </w:pPr>
+            <w:r>
+              <w:rPr>
+                <w:rFonts w:ascii="Adani" w:hAnsi="Adani"/>
+                <w:b w:val="0"/>
+                <w:sz w:val="18"/>
+                <w:u w:val="none"/>
+              </w:rPr>
+              <w:t>20/10/2022</w:t>
+            </w:r>
+          </w:p>
+        </w:tc>
+      </w:tr>
+      <w:tr>
+        <w:tc>
+          <w:tcPr>
+            <w:tcW w:type="dxa" w:w="2268"/>
+            <w:shd w:val="clear" w:color="auto" w:fill="FFFFFF"/>
+            <w:tcBorders>
+              <w:top w:val="single" w:sz="4" w:space="0" w:color="000000"/>
+              <w:left w:val="single" w:sz="4" w:space="0" w:color="000000"/>
+              <w:bottom w:val="single" w:sz="4" w:space="0" w:color="000000"/>
+              <w:right w:val="single" w:sz="4" w:space="0" w:color="000000"/>
+            </w:tcBorders>
+            <w:vAlign w:val="center"/>
+          </w:tcPr>
+          <w:p>
+            <w:pPr>
+              <w:spacing w:before="40" w:after="40"/>
+              <w:jc w:val="left"/>
+            </w:pPr>
+            <w:r>
+              <w:rPr>
+                <w:rFonts w:ascii="Adani" w:hAnsi="Adani"/>
+                <w:b w:val="0"/>
+                <w:sz w:val="18"/>
+                <w:u w:val="none"/>
+              </w:rPr>
+              <w:t>U40300GJ2013PLC128154</w:t>
+            </w:r>
+          </w:p>
+        </w:tc>
+        <w:tc>
+          <w:tcPr>
+            <w:tcW w:type="dxa" w:w="4252"/>
+            <w:shd w:val="clear" w:color="auto" w:fill="FFFFFF"/>
+            <w:tcBorders>
+              <w:top w:val="single" w:sz="4" w:space="0" w:color="000000"/>
+              <w:left w:val="single" w:sz="4" w:space="0" w:color="000000"/>
+              <w:bottom w:val="single" w:sz="4" w:space="0" w:color="000000"/>
+              <w:right w:val="single" w:sz="4" w:space="0" w:color="000000"/>
+            </w:tcBorders>
+            <w:vAlign w:val="center"/>
+          </w:tcPr>
+          <w:p>
+            <w:pPr>
+              <w:spacing w:before="40" w:after="40"/>
+              <w:jc w:val="left"/>
+            </w:pPr>
+            <w:r>
+              <w:rPr>
+                <w:rFonts w:ascii="Adani" w:hAnsi="Adani"/>
+                <w:b w:val="0"/>
+                <w:sz w:val="18"/>
+                <w:u w:val="none"/>
+              </w:rPr>
+              <w:t>PN CLEAN ENERGY LIMITED</w:t>
+            </w:r>
+          </w:p>
+        </w:tc>
+        <w:tc>
+          <w:tcPr>
+            <w:tcW w:type="dxa" w:w="1587"/>
+            <w:shd w:val="clear" w:color="auto" w:fill="FFFFFF"/>
+            <w:tcBorders>
+              <w:top w:val="single" w:sz="4" w:space="0" w:color="000000"/>
+              <w:left w:val="single" w:sz="4" w:space="0" w:color="000000"/>
+              <w:bottom w:val="single" w:sz="4" w:space="0" w:color="000000"/>
+              <w:right w:val="single" w:sz="4" w:space="0" w:color="000000"/>
+            </w:tcBorders>
+            <w:vAlign w:val="center"/>
+          </w:tcPr>
+          <w:p>
+            <w:pPr>
+              <w:spacing w:before="40" w:after="40"/>
+              <w:jc w:val="left"/>
+            </w:pPr>
+            <w:r>
+              <w:rPr>
+                <w:rFonts w:ascii="Adani" w:hAnsi="Adani"/>
+                <w:b w:val="0"/>
+                <w:sz w:val="18"/>
+                <w:u w:val="none"/>
+              </w:rPr>
+              <w:t>Director</w:t>
+            </w:r>
+          </w:p>
+        </w:tc>
+        <w:tc>
+          <w:tcPr>
+            <w:tcW w:type="dxa" w:w="1304"/>
+            <w:shd w:val="clear" w:color="auto" w:fill="FFFFFF"/>
+            <w:tcBorders>
+              <w:top w:val="single" w:sz="4" w:space="0" w:color="000000"/>
+              <w:left w:val="single" w:sz="4" w:space="0" w:color="000000"/>
+              <w:bottom w:val="single" w:sz="4" w:space="0" w:color="000000"/>
+              <w:right w:val="single" w:sz="4" w:space="0" w:color="000000"/>
+            </w:tcBorders>
+            <w:vAlign w:val="center"/>
+          </w:tcPr>
+          <w:p>
+            <w:pPr>
+              <w:spacing w:before="40" w:after="40"/>
+              <w:jc w:val="left"/>
+            </w:pPr>
+            <w:r>
+              <w:rPr>
+                <w:rFonts w:ascii="Adani" w:hAnsi="Adani"/>
+                <w:b w:val="0"/>
+                <w:sz w:val="18"/>
+                <w:u w:val="none"/>
+              </w:rPr>
+              <w:t>20/10/2022</w:t>
+            </w:r>
+          </w:p>
+        </w:tc>
+      </w:tr>
+      <w:tr>
+        <w:tc>
+          <w:tcPr>
+            <w:tcW w:type="dxa" w:w="2268"/>
+            <w:shd w:val="clear" w:color="auto" w:fill="FFFFFF"/>
+            <w:tcBorders>
+              <w:top w:val="single" w:sz="4" w:space="0" w:color="000000"/>
+              <w:left w:val="single" w:sz="4" w:space="0" w:color="000000"/>
+              <w:bottom w:val="single" w:sz="4" w:space="0" w:color="000000"/>
+              <w:right w:val="single" w:sz="4" w:space="0" w:color="000000"/>
+            </w:tcBorders>
+            <w:vAlign w:val="center"/>
+          </w:tcPr>
+          <w:p>
+            <w:pPr>
+              <w:spacing w:before="40" w:after="40"/>
+              <w:jc w:val="left"/>
+            </w:pPr>
+            <w:r>
+              <w:rPr>
+                <w:rFonts w:ascii="Adani" w:hAnsi="Adani"/>
+                <w:b w:val="0"/>
+                <w:sz w:val="18"/>
+                <w:u w:val="none"/>
+              </w:rPr>
+              <w:t>U40106GJ2016PTC128547</w:t>
+            </w:r>
+          </w:p>
+        </w:tc>
+        <w:tc>
+          <w:tcPr>
+            <w:tcW w:type="dxa" w:w="4252"/>
+            <w:shd w:val="clear" w:color="auto" w:fill="FFFFFF"/>
+            <w:tcBorders>
+              <w:top w:val="single" w:sz="4" w:space="0" w:color="000000"/>
+              <w:left w:val="single" w:sz="4" w:space="0" w:color="000000"/>
+              <w:bottom w:val="single" w:sz="4" w:space="0" w:color="000000"/>
+              <w:right w:val="single" w:sz="4" w:space="0" w:color="000000"/>
+            </w:tcBorders>
+            <w:vAlign w:val="center"/>
+          </w:tcPr>
+          <w:p>
+            <w:pPr>
+              <w:spacing w:before="40" w:after="40"/>
+              <w:jc w:val="left"/>
+            </w:pPr>
+            <w:r>
+              <w:rPr>
+                <w:rFonts w:ascii="Adani" w:hAnsi="Adani"/>
+                <w:b w:val="0"/>
+                <w:sz w:val="18"/>
+                <w:u w:val="none"/>
+              </w:rPr>
+              <w:t>KN BIJAPURA SOLAR ENERGY PRIVATE LIMITED</w:t>
+            </w:r>
+          </w:p>
+        </w:tc>
+        <w:tc>
+          <w:tcPr>
+            <w:tcW w:type="dxa" w:w="1587"/>
+            <w:shd w:val="clear" w:color="auto" w:fill="FFFFFF"/>
+            <w:tcBorders>
+              <w:top w:val="single" w:sz="4" w:space="0" w:color="000000"/>
+              <w:left w:val="single" w:sz="4" w:space="0" w:color="000000"/>
+              <w:bottom w:val="single" w:sz="4" w:space="0" w:color="000000"/>
+              <w:right w:val="single" w:sz="4" w:space="0" w:color="000000"/>
+            </w:tcBorders>
+            <w:vAlign w:val="center"/>
+          </w:tcPr>
+          <w:p>
+            <w:pPr>
+              <w:spacing w:before="40" w:after="40"/>
+              <w:jc w:val="left"/>
+            </w:pPr>
+            <w:r>
+              <w:rPr>
+                <w:rFonts w:ascii="Adani" w:hAnsi="Adani"/>
+                <w:b w:val="0"/>
+                <w:sz w:val="18"/>
+                <w:u w:val="none"/>
+              </w:rPr>
+              <w:t>Director</w:t>
+            </w:r>
+          </w:p>
+        </w:tc>
+        <w:tc>
+          <w:tcPr>
+            <w:tcW w:type="dxa" w:w="1304"/>
+            <w:shd w:val="clear" w:color="auto" w:fill="FFFFFF"/>
+            <w:tcBorders>
+              <w:top w:val="single" w:sz="4" w:space="0" w:color="000000"/>
+              <w:left w:val="single" w:sz="4" w:space="0" w:color="000000"/>
+              <w:bottom w:val="single" w:sz="4" w:space="0" w:color="000000"/>
+              <w:right w:val="single" w:sz="4" w:space="0" w:color="000000"/>
+            </w:tcBorders>
+            <w:vAlign w:val="center"/>
+          </w:tcPr>
+          <w:p>
+            <w:pPr>
+              <w:spacing w:before="40" w:after="40"/>
+              <w:jc w:val="left"/>
+            </w:pPr>
+            <w:r>
+              <w:rPr>
+                <w:rFonts w:ascii="Adani" w:hAnsi="Adani"/>
+                <w:b w:val="0"/>
+                <w:sz w:val="18"/>
+                <w:u w:val="none"/>
+              </w:rPr>
+              <w:t>20/10/2022</w:t>
+            </w:r>
+          </w:p>
+        </w:tc>
+      </w:tr>
+      <w:tr>
+        <w:tc>
+          <w:tcPr>
+            <w:tcW w:type="dxa" w:w="2268"/>
+            <w:shd w:val="clear" w:color="auto" w:fill="FFFFFF"/>
+            <w:tcBorders>
+              <w:top w:val="single" w:sz="4" w:space="0" w:color="000000"/>
+              <w:left w:val="single" w:sz="4" w:space="0" w:color="000000"/>
+              <w:bottom w:val="single" w:sz="4" w:space="0" w:color="000000"/>
+              <w:right w:val="single" w:sz="4" w:space="0" w:color="000000"/>
+            </w:tcBorders>
+            <w:vAlign w:val="center"/>
+          </w:tcPr>
+          <w:p>
+            <w:pPr>
+              <w:spacing w:before="40" w:after="40"/>
+              <w:jc w:val="left"/>
+            </w:pPr>
+            <w:r>
+              <w:rPr>
+                <w:rFonts w:ascii="Adani" w:hAnsi="Adani"/>
+                <w:b w:val="0"/>
+                <w:sz w:val="18"/>
+                <w:u w:val="none"/>
+              </w:rPr>
+              <w:t>U40109GJ2012PTC130019</w:t>
+            </w:r>
+          </w:p>
+        </w:tc>
+        <w:tc>
+          <w:tcPr>
+            <w:tcW w:type="dxa" w:w="4252"/>
+            <w:shd w:val="clear" w:color="auto" w:fill="FFFFFF"/>
+            <w:tcBorders>
+              <w:top w:val="single" w:sz="4" w:space="0" w:color="000000"/>
+              <w:left w:val="single" w:sz="4" w:space="0" w:color="000000"/>
+              <w:bottom w:val="single" w:sz="4" w:space="0" w:color="000000"/>
+              <w:right w:val="single" w:sz="4" w:space="0" w:color="000000"/>
+            </w:tcBorders>
+            <w:vAlign w:val="center"/>
+          </w:tcPr>
+          <w:p>
+            <w:pPr>
+              <w:spacing w:before="40" w:after="40"/>
+              <w:jc w:val="left"/>
+            </w:pPr>
+            <w:r>
+              <w:rPr>
+                <w:rFonts w:ascii="Adani" w:hAnsi="Adani"/>
+                <w:b w:val="0"/>
+                <w:sz w:val="18"/>
+                <w:u w:val="none"/>
+              </w:rPr>
+              <w:t>ESSEL GULBARGA SOLAR POWER PRIVATE LIMITED</w:t>
+            </w:r>
+          </w:p>
+        </w:tc>
+        <w:tc>
+          <w:tcPr>
+            <w:tcW w:type="dxa" w:w="1587"/>
+            <w:shd w:val="clear" w:color="auto" w:fill="FFFFFF"/>
+            <w:tcBorders>
+              <w:top w:val="single" w:sz="4" w:space="0" w:color="000000"/>
+              <w:left w:val="single" w:sz="4" w:space="0" w:color="000000"/>
+              <w:bottom w:val="single" w:sz="4" w:space="0" w:color="000000"/>
+              <w:right w:val="single" w:sz="4" w:space="0" w:color="000000"/>
+            </w:tcBorders>
+            <w:vAlign w:val="center"/>
+          </w:tcPr>
+          <w:p>
+            <w:pPr>
+              <w:spacing w:before="40" w:after="40"/>
+              <w:jc w:val="left"/>
+            </w:pPr>
+            <w:r>
+              <w:rPr>
+                <w:rFonts w:ascii="Adani" w:hAnsi="Adani"/>
+                <w:b w:val="0"/>
+                <w:sz w:val="18"/>
+                <w:u w:val="none"/>
+              </w:rPr>
+              <w:t>Director</w:t>
+            </w:r>
+          </w:p>
+        </w:tc>
+        <w:tc>
+          <w:tcPr>
+            <w:tcW w:type="dxa" w:w="1304"/>
+            <w:shd w:val="clear" w:color="auto" w:fill="FFFFFF"/>
+            <w:tcBorders>
+              <w:top w:val="single" w:sz="4" w:space="0" w:color="000000"/>
+              <w:left w:val="single" w:sz="4" w:space="0" w:color="000000"/>
+              <w:bottom w:val="single" w:sz="4" w:space="0" w:color="000000"/>
+              <w:right w:val="single" w:sz="4" w:space="0" w:color="000000"/>
+            </w:tcBorders>
+            <w:vAlign w:val="center"/>
+          </w:tcPr>
+          <w:p>
+            <w:pPr>
+              <w:spacing w:before="40" w:after="40"/>
+              <w:jc w:val="left"/>
+            </w:pPr>
+            <w:r>
+              <w:rPr>
+                <w:rFonts w:ascii="Adani" w:hAnsi="Adani"/>
+                <w:b w:val="0"/>
+                <w:sz w:val="18"/>
+                <w:u w:val="none"/>
+              </w:rPr>
+              <w:t>20/10/2022</w:t>
+            </w:r>
+          </w:p>
+        </w:tc>
+      </w:tr>
+      <w:tr>
+        <w:tc>
+          <w:tcPr>
+            <w:tcW w:type="dxa" w:w="2268"/>
+            <w:shd w:val="clear" w:color="auto" w:fill="FFFFFF"/>
+            <w:tcBorders>
+              <w:top w:val="single" w:sz="4" w:space="0" w:color="000000"/>
+              <w:left w:val="single" w:sz="4" w:space="0" w:color="000000"/>
+              <w:bottom w:val="single" w:sz="4" w:space="0" w:color="000000"/>
+              <w:right w:val="single" w:sz="4" w:space="0" w:color="000000"/>
+            </w:tcBorders>
+            <w:vAlign w:val="center"/>
+          </w:tcPr>
+          <w:p>
+            <w:pPr>
+              <w:spacing w:before="40" w:after="40"/>
+              <w:jc w:val="left"/>
+            </w:pPr>
+            <w:r>
+              <w:rPr>
+                <w:rFonts w:ascii="Adani" w:hAnsi="Adani"/>
+                <w:b w:val="0"/>
+                <w:sz w:val="18"/>
+                <w:u w:val="none"/>
+              </w:rPr>
+              <w:t>U40200GJ2016PTC129220</w:t>
+            </w:r>
+          </w:p>
+        </w:tc>
+        <w:tc>
+          <w:tcPr>
+            <w:tcW w:type="dxa" w:w="4252"/>
+            <w:shd w:val="clear" w:color="auto" w:fill="FFFFFF"/>
+            <w:tcBorders>
+              <w:top w:val="single" w:sz="4" w:space="0" w:color="000000"/>
+              <w:left w:val="single" w:sz="4" w:space="0" w:color="000000"/>
+              <w:bottom w:val="single" w:sz="4" w:space="0" w:color="000000"/>
+              <w:right w:val="single" w:sz="4" w:space="0" w:color="000000"/>
+            </w:tcBorders>
+            <w:vAlign w:val="center"/>
+          </w:tcPr>
+          <w:p>
+            <w:pPr>
+              <w:spacing w:before="40" w:after="40"/>
+              <w:jc w:val="left"/>
+            </w:pPr>
+            <w:r>
+              <w:rPr>
+                <w:rFonts w:ascii="Adani" w:hAnsi="Adani"/>
+                <w:b w:val="0"/>
+                <w:sz w:val="18"/>
+                <w:u w:val="none"/>
+              </w:rPr>
+              <w:t>KN INDI VIJAYAPURA SOLAR ENERGY PRIVATE LIMITED</w:t>
+            </w:r>
+          </w:p>
+        </w:tc>
+        <w:tc>
+          <w:tcPr>
+            <w:tcW w:type="dxa" w:w="1587"/>
+            <w:shd w:val="clear" w:color="auto" w:fill="FFFFFF"/>
+            <w:tcBorders>
+              <w:top w:val="single" w:sz="4" w:space="0" w:color="000000"/>
+              <w:left w:val="single" w:sz="4" w:space="0" w:color="000000"/>
+              <w:bottom w:val="single" w:sz="4" w:space="0" w:color="000000"/>
+              <w:right w:val="single" w:sz="4" w:space="0" w:color="000000"/>
+            </w:tcBorders>
+            <w:vAlign w:val="center"/>
+          </w:tcPr>
+          <w:p>
+            <w:pPr>
+              <w:spacing w:before="40" w:after="40"/>
+              <w:jc w:val="left"/>
+            </w:pPr>
+            <w:r>
+              <w:rPr>
+                <w:rFonts w:ascii="Adani" w:hAnsi="Adani"/>
+                <w:b w:val="0"/>
+                <w:sz w:val="18"/>
+                <w:u w:val="none"/>
+              </w:rPr>
+              <w:t>Director</w:t>
+            </w:r>
+          </w:p>
+        </w:tc>
+        <w:tc>
+          <w:tcPr>
+            <w:tcW w:type="dxa" w:w="1304"/>
+            <w:shd w:val="clear" w:color="auto" w:fill="FFFFFF"/>
+            <w:tcBorders>
+              <w:top w:val="single" w:sz="4" w:space="0" w:color="000000"/>
+              <w:left w:val="single" w:sz="4" w:space="0" w:color="000000"/>
+              <w:bottom w:val="single" w:sz="4" w:space="0" w:color="000000"/>
+              <w:right w:val="single" w:sz="4" w:space="0" w:color="000000"/>
+            </w:tcBorders>
+            <w:vAlign w:val="center"/>
+          </w:tcPr>
+          <w:p>
+            <w:pPr>
+              <w:spacing w:before="40" w:after="40"/>
+              <w:jc w:val="left"/>
+            </w:pPr>
+            <w:r>
+              <w:rPr>
+                <w:rFonts w:ascii="Adani" w:hAnsi="Adani"/>
+                <w:b w:val="0"/>
+                <w:sz w:val="18"/>
+                <w:u w:val="none"/>
+              </w:rPr>
+              <w:t>20/10/2022</w:t>
+            </w:r>
+          </w:p>
+        </w:tc>
+      </w:tr>
+      <w:tr>
+        <w:tc>
+          <w:tcPr>
+            <w:tcW w:type="dxa" w:w="2268"/>
+            <w:shd w:val="clear" w:color="auto" w:fill="FFFFFF"/>
+            <w:tcBorders>
+              <w:top w:val="single" w:sz="4" w:space="0" w:color="000000"/>
+              <w:left w:val="single" w:sz="4" w:space="0" w:color="000000"/>
+              <w:bottom w:val="single" w:sz="4" w:space="0" w:color="000000"/>
+              <w:right w:val="single" w:sz="4" w:space="0" w:color="000000"/>
+            </w:tcBorders>
+            <w:vAlign w:val="center"/>
+          </w:tcPr>
+          <w:p>
+            <w:pPr>
+              <w:spacing w:before="40" w:after="40"/>
+              <w:jc w:val="left"/>
+            </w:pPr>
+            <w:r>
+              <w:rPr>
+                <w:rFonts w:ascii="Adani" w:hAnsi="Adani"/>
+                <w:b w:val="0"/>
+                <w:sz w:val="18"/>
+                <w:u w:val="none"/>
+              </w:rPr>
+              <w:t>U40101GJ2016PTC128257</w:t>
+            </w:r>
+          </w:p>
+        </w:tc>
+        <w:tc>
+          <w:tcPr>
+            <w:tcW w:type="dxa" w:w="4252"/>
+            <w:shd w:val="clear" w:color="auto" w:fill="FFFFFF"/>
+            <w:tcBorders>
+              <w:top w:val="single" w:sz="4" w:space="0" w:color="000000"/>
+              <w:left w:val="single" w:sz="4" w:space="0" w:color="000000"/>
+              <w:bottom w:val="single" w:sz="4" w:space="0" w:color="000000"/>
+              <w:right w:val="single" w:sz="4" w:space="0" w:color="000000"/>
+            </w:tcBorders>
+            <w:vAlign w:val="center"/>
+          </w:tcPr>
+          <w:p>
+            <w:pPr>
+              <w:spacing w:before="40" w:after="40"/>
+              <w:jc w:val="left"/>
+            </w:pPr>
+            <w:r>
+              <w:rPr>
+                <w:rFonts w:ascii="Adani" w:hAnsi="Adani"/>
+                <w:b w:val="0"/>
+                <w:sz w:val="18"/>
+                <w:u w:val="none"/>
+              </w:rPr>
+              <w:t>KN SINDAGI SOLAR ENERGY PRIVATE LIMITED</w:t>
+            </w:r>
+          </w:p>
+        </w:tc>
+        <w:tc>
+          <w:tcPr>
+            <w:tcW w:type="dxa" w:w="1587"/>
+            <w:shd w:val="clear" w:color="auto" w:fill="FFFFFF"/>
+            <w:tcBorders>
+              <w:top w:val="single" w:sz="4" w:space="0" w:color="000000"/>
+              <w:left w:val="single" w:sz="4" w:space="0" w:color="000000"/>
+              <w:bottom w:val="single" w:sz="4" w:space="0" w:color="000000"/>
+              <w:right w:val="single" w:sz="4" w:space="0" w:color="000000"/>
+            </w:tcBorders>
+            <w:vAlign w:val="center"/>
+          </w:tcPr>
+          <w:p>
+            <w:pPr>
+              <w:spacing w:before="40" w:after="40"/>
+              <w:jc w:val="left"/>
+            </w:pPr>
+            <w:r>
+              <w:rPr>
+                <w:rFonts w:ascii="Adani" w:hAnsi="Adani"/>
+                <w:b w:val="0"/>
+                <w:sz w:val="18"/>
+                <w:u w:val="none"/>
+              </w:rPr>
+              <w:t>Director</w:t>
+            </w:r>
+          </w:p>
+        </w:tc>
+        <w:tc>
+          <w:tcPr>
+            <w:tcW w:type="dxa" w:w="1304"/>
+            <w:shd w:val="clear" w:color="auto" w:fill="FFFFFF"/>
+            <w:tcBorders>
+              <w:top w:val="single" w:sz="4" w:space="0" w:color="000000"/>
+              <w:left w:val="single" w:sz="4" w:space="0" w:color="000000"/>
+              <w:bottom w:val="single" w:sz="4" w:space="0" w:color="000000"/>
+              <w:right w:val="single" w:sz="4" w:space="0" w:color="000000"/>
+            </w:tcBorders>
+            <w:vAlign w:val="center"/>
+          </w:tcPr>
+          <w:p>
+            <w:pPr>
+              <w:spacing w:before="40" w:after="40"/>
+              <w:jc w:val="left"/>
+            </w:pPr>
+            <w:r>
+              <w:rPr>
+                <w:rFonts w:ascii="Adani" w:hAnsi="Adani"/>
+                <w:b w:val="0"/>
+                <w:sz w:val="18"/>
+                <w:u w:val="none"/>
+              </w:rPr>
+              <w:t>20/10/2022</w:t>
+            </w:r>
+          </w:p>
+        </w:tc>
+      </w:tr>
+      <w:tr>
+        <w:tc>
+          <w:tcPr>
+            <w:tcW w:type="dxa" w:w="2268"/>
+            <w:shd w:val="clear" w:color="auto" w:fill="FFFFFF"/>
+            <w:tcBorders>
+              <w:top w:val="single" w:sz="4" w:space="0" w:color="000000"/>
+              <w:left w:val="single" w:sz="4" w:space="0" w:color="000000"/>
+              <w:bottom w:val="single" w:sz="4" w:space="0" w:color="000000"/>
+              <w:right w:val="single" w:sz="4" w:space="0" w:color="000000"/>
+            </w:tcBorders>
+            <w:vAlign w:val="center"/>
+          </w:tcPr>
+          <w:p>
+            <w:pPr>
+              <w:spacing w:before="40" w:after="40"/>
+              <w:jc w:val="left"/>
+            </w:pPr>
+            <w:r>
+              <w:rPr>
+                <w:rFonts w:ascii="Adani" w:hAnsi="Adani"/>
+                <w:b w:val="0"/>
+                <w:sz w:val="18"/>
+                <w:u w:val="none"/>
+              </w:rPr>
+              <w:t>U40106GJ2012PTC130018</w:t>
+            </w:r>
+          </w:p>
+        </w:tc>
+        <w:tc>
+          <w:tcPr>
+            <w:tcW w:type="dxa" w:w="4252"/>
+            <w:shd w:val="clear" w:color="auto" w:fill="FFFFFF"/>
+            <w:tcBorders>
+              <w:top w:val="single" w:sz="4" w:space="0" w:color="000000"/>
+              <w:left w:val="single" w:sz="4" w:space="0" w:color="000000"/>
+              <w:bottom w:val="single" w:sz="4" w:space="0" w:color="000000"/>
+              <w:right w:val="single" w:sz="4" w:space="0" w:color="000000"/>
+            </w:tcBorders>
+            <w:vAlign w:val="center"/>
+          </w:tcPr>
+          <w:p>
+            <w:pPr>
+              <w:spacing w:before="40" w:after="40"/>
+              <w:jc w:val="left"/>
+            </w:pPr>
+            <w:r>
+              <w:rPr>
+                <w:rFonts w:ascii="Adani" w:hAnsi="Adani"/>
+                <w:b w:val="0"/>
+                <w:sz w:val="18"/>
+                <w:u w:val="none"/>
+              </w:rPr>
+              <w:t>ESSEL BAGALKOT SOLAR ENERGY PRIVATE LIMITED</w:t>
+            </w:r>
+          </w:p>
+        </w:tc>
+        <w:tc>
+          <w:tcPr>
+            <w:tcW w:type="dxa" w:w="1587"/>
+            <w:shd w:val="clear" w:color="auto" w:fill="FFFFFF"/>
+            <w:tcBorders>
+              <w:top w:val="single" w:sz="4" w:space="0" w:color="000000"/>
+              <w:left w:val="single" w:sz="4" w:space="0" w:color="000000"/>
+              <w:bottom w:val="single" w:sz="4" w:space="0" w:color="000000"/>
+              <w:right w:val="single" w:sz="4" w:space="0" w:color="000000"/>
+            </w:tcBorders>
+            <w:vAlign w:val="center"/>
+          </w:tcPr>
+          <w:p>
+            <w:pPr>
+              <w:spacing w:before="40" w:after="40"/>
+              <w:jc w:val="left"/>
+            </w:pPr>
+            <w:r>
+              <w:rPr>
+                <w:rFonts w:ascii="Adani" w:hAnsi="Adani"/>
+                <w:b w:val="0"/>
+                <w:sz w:val="18"/>
+                <w:u w:val="none"/>
+              </w:rPr>
+              <w:t>Director</w:t>
+            </w:r>
+          </w:p>
+        </w:tc>
+        <w:tc>
+          <w:tcPr>
+            <w:tcW w:type="dxa" w:w="1304"/>
+            <w:shd w:val="clear" w:color="auto" w:fill="FFFFFF"/>
+            <w:tcBorders>
+              <w:top w:val="single" w:sz="4" w:space="0" w:color="000000"/>
+              <w:left w:val="single" w:sz="4" w:space="0" w:color="000000"/>
+              <w:bottom w:val="single" w:sz="4" w:space="0" w:color="000000"/>
+              <w:right w:val="single" w:sz="4" w:space="0" w:color="000000"/>
+            </w:tcBorders>
+            <w:vAlign w:val="center"/>
+          </w:tcPr>
+          <w:p>
+            <w:pPr>
+              <w:spacing w:before="40" w:after="40"/>
+              <w:jc w:val="left"/>
+            </w:pPr>
+            <w:r>
+              <w:rPr>
+                <w:rFonts w:ascii="Adani" w:hAnsi="Adani"/>
+                <w:b w:val="0"/>
+                <w:sz w:val="18"/>
+                <w:u w:val="none"/>
+              </w:rPr>
+              <w:t>20/10/2022</w:t>
+            </w:r>
+          </w:p>
+        </w:tc>
+      </w:tr>
+      <w:tr>
+        <w:tc>
+          <w:tcPr>
+            <w:tcW w:type="dxa" w:w="2268"/>
+            <w:shd w:val="clear" w:color="auto" w:fill="FFFFFF"/>
+            <w:tcBorders>
+              <w:top w:val="single" w:sz="4" w:space="0" w:color="000000"/>
+              <w:left w:val="single" w:sz="4" w:space="0" w:color="000000"/>
+              <w:bottom w:val="single" w:sz="4" w:space="0" w:color="000000"/>
+              <w:right w:val="single" w:sz="4" w:space="0" w:color="000000"/>
+            </w:tcBorders>
+            <w:vAlign w:val="center"/>
+          </w:tcPr>
+          <w:p>
+            <w:pPr>
+              <w:spacing w:before="40" w:after="40"/>
+              <w:jc w:val="left"/>
+            </w:pPr>
+            <w:r>
+              <w:rPr>
+                <w:rFonts w:ascii="Adani" w:hAnsi="Adani"/>
+                <w:b w:val="0"/>
+                <w:sz w:val="18"/>
+                <w:u w:val="none"/>
+              </w:rPr>
+              <w:t>U40300GJ2013PLC128155</w:t>
+            </w:r>
+          </w:p>
+        </w:tc>
+        <w:tc>
+          <w:tcPr>
+            <w:tcW w:type="dxa" w:w="4252"/>
+            <w:shd w:val="clear" w:color="auto" w:fill="FFFFFF"/>
+            <w:tcBorders>
+              <w:top w:val="single" w:sz="4" w:space="0" w:color="000000"/>
+              <w:left w:val="single" w:sz="4" w:space="0" w:color="000000"/>
+              <w:bottom w:val="single" w:sz="4" w:space="0" w:color="000000"/>
+              <w:right w:val="single" w:sz="4" w:space="0" w:color="000000"/>
+            </w:tcBorders>
+            <w:vAlign w:val="center"/>
+          </w:tcPr>
+          <w:p>
+            <w:pPr>
+              <w:spacing w:before="40" w:after="40"/>
+              <w:jc w:val="left"/>
+            </w:pPr>
+            <w:r>
+              <w:rPr>
+                <w:rFonts w:ascii="Adani" w:hAnsi="Adani"/>
+                <w:b w:val="0"/>
+                <w:sz w:val="18"/>
+                <w:u w:val="none"/>
+              </w:rPr>
+              <w:t>PN RENEWABLE ENERGY LIMITED</w:t>
+            </w:r>
+          </w:p>
+        </w:tc>
+        <w:tc>
+          <w:tcPr>
+            <w:tcW w:type="dxa" w:w="1587"/>
+            <w:shd w:val="clear" w:color="auto" w:fill="FFFFFF"/>
+            <w:tcBorders>
+              <w:top w:val="single" w:sz="4" w:space="0" w:color="000000"/>
+              <w:left w:val="single" w:sz="4" w:space="0" w:color="000000"/>
+              <w:bottom w:val="single" w:sz="4" w:space="0" w:color="000000"/>
+              <w:right w:val="single" w:sz="4" w:space="0" w:color="000000"/>
+            </w:tcBorders>
+            <w:vAlign w:val="center"/>
+          </w:tcPr>
+          <w:p>
+            <w:pPr>
+              <w:spacing w:before="40" w:after="40"/>
+              <w:jc w:val="left"/>
+            </w:pPr>
+            <w:r>
+              <w:rPr>
+                <w:rFonts w:ascii="Adani" w:hAnsi="Adani"/>
+                <w:b w:val="0"/>
+                <w:sz w:val="18"/>
+                <w:u w:val="none"/>
+              </w:rPr>
+              <w:t>Director</w:t>
+            </w:r>
+          </w:p>
+        </w:tc>
+        <w:tc>
+          <w:tcPr>
+            <w:tcW w:type="dxa" w:w="1304"/>
+            <w:shd w:val="clear" w:color="auto" w:fill="FFFFFF"/>
+            <w:tcBorders>
+              <w:top w:val="single" w:sz="4" w:space="0" w:color="000000"/>
+              <w:left w:val="single" w:sz="4" w:space="0" w:color="000000"/>
+              <w:bottom w:val="single" w:sz="4" w:space="0" w:color="000000"/>
+              <w:right w:val="single" w:sz="4" w:space="0" w:color="000000"/>
+            </w:tcBorders>
+            <w:vAlign w:val="center"/>
+          </w:tcPr>
+          <w:p>
+            <w:pPr>
+              <w:spacing w:before="40" w:after="40"/>
+              <w:jc w:val="left"/>
+            </w:pPr>
+            <w:r>
+              <w:rPr>
+                <w:rFonts w:ascii="Adani" w:hAnsi="Adani"/>
+                <w:b w:val="0"/>
+                <w:sz w:val="18"/>
+                <w:u w:val="none"/>
+              </w:rPr>
+              <w:t>20/10/2022</w:t>
             </w:r>
           </w:p>
         </w:tc>

--- a/Backend/Director_Disclosure/Output_Disclosures/2024-25/KN_INDI_VIJAYAPURA_SOLAR_ENERGY_PRIVATE_LIMITED/MBP-1/MBP1_MITESH_A_CHAUHAN_07270023.docx
+++ b/Backend/Director_Disclosure/Output_Disclosures/2024-25/KN_INDI_VIJAYAPURA_SOLAR_ENERGY_PRIVATE_LIMITED/MBP-1/MBP1_MITESH_A_CHAUHAN_07270023.docx
@@ -531,7 +531,7 @@
                 <w:sz w:val="18"/>
                 <w:u w:val="none"/>
               </w:rPr>
-              <w:t>ADANI SOLAR ENERGY KUTCHH ONE LIMITED</w:t>
+              <w:t>ADANI GREEN ENERGY TWO LIMITED</w:t>
             </w:r>
           </w:p>
         </w:tc>
@@ -673,7 +673,7 @@
                 <w:sz w:val="18"/>
                 <w:u w:val="none"/>
               </w:rPr>
-              <w:t>ADANI SOLAR ENERGY KUTCHH TWO PRIVATE LIMITED</w:t>
+              <w:t>ADANI RENEWABLE ENERGY HOLDING FOUR LIMITED</w:t>
             </w:r>
           </w:p>
         </w:tc>
@@ -815,7 +815,7 @@
                 <w:sz w:val="18"/>
                 <w:u w:val="none"/>
               </w:rPr>
-              <w:t>RSEPL RENEWABLE ENERGY ONE LIMITED</w:t>
+              <w:t>ADANI RENEWABLE ENERGY HOLDING ONE LIMITED</w:t>
             </w:r>
           </w:p>
         </w:tc>
@@ -957,7 +957,7 @@
                 <w:sz w:val="18"/>
                 <w:u w:val="none"/>
               </w:rPr>
-              <w:t>KODANGAL SOLAR PARKS LIMITED</w:t>
+              <w:t>ADANI SOLAR ENERGY KUTCHH ONE LIMITED</w:t>
             </w:r>
           </w:p>
         </w:tc>
@@ -1099,7 +1099,7 @@
                 <w:sz w:val="18"/>
                 <w:u w:val="none"/>
               </w:rPr>
-              <w:t>ADANI WIND ENERGY KUTCHH FIVE LIMITED</w:t>
+              <w:t>ADANI SOLAR ENERGY KUTCHH TWO PRIVATE LIMITED</w:t>
             </w:r>
           </w:p>
         </w:tc>
@@ -1241,7 +1241,7 @@
                 <w:sz w:val="18"/>
                 <w:u w:val="none"/>
               </w:rPr>
-              <w:t>ADANI RENEWABLE ENERGY HOLDING ONE LIMITED</w:t>
+              <w:t>RSEPL RENEWABLE ENERGY ONE LIMITED</w:t>
             </w:r>
           </w:p>
         </w:tc>
@@ -1383,7 +1383,7 @@
                 <w:sz w:val="18"/>
                 <w:u w:val="none"/>
               </w:rPr>
-              <w:t>ADANI GREEN ENERGY TWO LIMITED</w:t>
+              <w:t>KODANGAL SOLAR PARKS LIMITED</w:t>
             </w:r>
           </w:p>
         </w:tc>
@@ -1525,7 +1525,7 @@
                 <w:sz w:val="18"/>
                 <w:u w:val="none"/>
               </w:rPr>
-              <w:t>ADANI RENEWABLE ENERGY HOLDING FOUR LIMITED</w:t>
+              <w:t>ADANI WIND ENERGY KUTCHH FIVE LIMITED</w:t>
             </w:r>
           </w:p>
         </w:tc>
@@ -1951,7 +1951,7 @@
                 <w:sz w:val="18"/>
                 <w:u w:val="none"/>
               </w:rPr>
-              <w:t>TN URJA PRIVATE LIMITED</w:t>
+              <w:t>KN SINDAGI SOLAR ENERGY PRIVATE LIMITED</w:t>
             </w:r>
           </w:p>
         </w:tc>
@@ -2093,7 +2093,7 @@
                 <w:sz w:val="18"/>
                 <w:u w:val="none"/>
               </w:rPr>
-              <w:t>KN MUDDEBIHAL SOLAR ENERGY PRIVATE LIMITED</w:t>
+              <w:t>ESSEL BAGALKOT SOLAR ENERGY PRIVATE LIMITED</w:t>
             </w:r>
           </w:p>
         </w:tc>
@@ -2377,7 +2377,7 @@
                 <w:sz w:val="18"/>
                 <w:u w:val="none"/>
               </w:rPr>
-              <w:t>KN BIJAPURA SOLAR ENERGY PRIVATE LIMITED</w:t>
+              <w:t>KN MUDDEBIHAL SOLAR ENERGY PRIVATE LIMITED</w:t>
             </w:r>
           </w:p>
         </w:tc>
@@ -2803,7 +2803,7 @@
                 <w:sz w:val="18"/>
                 <w:u w:val="none"/>
               </w:rPr>
-              <w:t>KN SINDAGI SOLAR ENERGY PRIVATE LIMITED</w:t>
+              <w:t>KN BIJAPURA SOLAR ENERGY PRIVATE LIMITED</w:t>
             </w:r>
           </w:p>
         </w:tc>
@@ -2945,7 +2945,7 @@
                 <w:sz w:val="18"/>
                 <w:u w:val="none"/>
               </w:rPr>
-              <w:t>ESSEL BAGALKOT SOLAR ENERGY PRIVATE LIMITED</w:t>
+              <w:t>PN RENEWABLE ENERGY LIMITED</w:t>
             </w:r>
           </w:p>
         </w:tc>
@@ -3087,7 +3087,7 @@
                 <w:sz w:val="18"/>
                 <w:u w:val="none"/>
               </w:rPr>
-              <w:t>PN RENEWABLE ENERGY LIMITED</w:t>
+              <w:t>TN URJA PRIVATE LIMITED</w:t>
             </w:r>
           </w:p>
         </w:tc>
@@ -3550,7 +3550,7 @@
                 <w:sz w:val="18"/>
                 <w:u w:val="none"/>
               </w:rPr>
-              <w:t>Date:   15th May, 2026</w:t>
+              <w:t>Date:   27th May, 2026</w:t>
             </w:r>
           </w:p>
         </w:tc>
@@ -4587,7 +4587,7 @@
                 <w:sz w:val="18"/>
                 <w:u w:val="none"/>
               </w:rPr>
-              <w:t>Date:   15th May, 2026</w:t>
+              <w:t>Date:   27th May, 2026</w:t>
             </w:r>
           </w:p>
         </w:tc>
@@ -4748,7 +4748,7 @@
           <w:sz w:val="20"/>
           <w:u w:val="none"/>
         </w:rPr>
-        <w:t>15th May, 2026</w:t>
+        <w:t>27th May, 2026</w:t>
       </w:r>
     </w:p>
     <w:p>
@@ -4794,6 +4794,51 @@
           <w:u w:val="none"/>
         </w:rPr>
         <w:t>ADANI HYBRID ENERGY JAISALMER FOUR LIMITED</w:t>
+      </w:r>
+    </w:p>
+    <w:p>
+      <w:pPr>
+        <w:spacing w:before="0" w:after="20"/>
+        <w:jc w:val="left"/>
+      </w:pPr>
+      <w:r>
+        <w:rPr>
+          <w:rFonts w:ascii="Adani" w:hAnsi="Adani"/>
+          <w:b/>
+          <w:sz w:val="20"/>
+          <w:u w:val="none"/>
+        </w:rPr>
+        <w:t>ADANI GREEN ENERGY TWO LIMITED</w:t>
+      </w:r>
+    </w:p>
+    <w:p>
+      <w:pPr>
+        <w:spacing w:before="0" w:after="20"/>
+        <w:jc w:val="left"/>
+      </w:pPr>
+      <w:r>
+        <w:rPr>
+          <w:rFonts w:ascii="Adani" w:hAnsi="Adani"/>
+          <w:b/>
+          <w:sz w:val="20"/>
+          <w:u w:val="none"/>
+        </w:rPr>
+        <w:t>ADANI RENEWABLE ENERGY HOLDING FOUR LIMITED</w:t>
+      </w:r>
+    </w:p>
+    <w:p>
+      <w:pPr>
+        <w:spacing w:before="0" w:after="20"/>
+        <w:jc w:val="left"/>
+      </w:pPr>
+      <w:r>
+        <w:rPr>
+          <w:rFonts w:ascii="Adani" w:hAnsi="Adani"/>
+          <w:b/>
+          <w:sz w:val="20"/>
+          <w:u w:val="none"/>
+        </w:rPr>
+        <w:t>ADANI RENEWABLE ENERGY HOLDING ONE LIMITED</w:t>
       </w:r>
     </w:p>
     <w:p>
@@ -4883,51 +4928,6 @@
           <w:sz w:val="20"/>
           <w:u w:val="none"/>
         </w:rPr>
-        <w:t>ADANI RENEWABLE ENERGY HOLDING ONE LIMITED</w:t>
-      </w:r>
-    </w:p>
-    <w:p>
-      <w:pPr>
-        <w:spacing w:before="0" w:after="20"/>
-        <w:jc w:val="left"/>
-      </w:pPr>
-      <w:r>
-        <w:rPr>
-          <w:rFonts w:ascii="Adani" w:hAnsi="Adani"/>
-          <w:b/>
-          <w:sz w:val="20"/>
-          <w:u w:val="none"/>
-        </w:rPr>
-        <w:t>ADANI GREEN ENERGY TWO LIMITED</w:t>
-      </w:r>
-    </w:p>
-    <w:p>
-      <w:pPr>
-        <w:spacing w:before="0" w:after="20"/>
-        <w:jc w:val="left"/>
-      </w:pPr>
-      <w:r>
-        <w:rPr>
-          <w:rFonts w:ascii="Adani" w:hAnsi="Adani"/>
-          <w:b/>
-          <w:sz w:val="20"/>
-          <w:u w:val="none"/>
-        </w:rPr>
-        <w:t>ADANI RENEWABLE ENERGY HOLDING FOUR LIMITED</w:t>
-      </w:r>
-    </w:p>
-    <w:p>
-      <w:pPr>
-        <w:spacing w:before="0" w:after="20"/>
-        <w:jc w:val="left"/>
-      </w:pPr>
-      <w:r>
-        <w:rPr>
-          <w:rFonts w:ascii="Adani" w:hAnsi="Adani"/>
-          <w:b/>
-          <w:sz w:val="20"/>
-          <w:u w:val="none"/>
-        </w:rPr>
         <w:t>ESSEL URJA PRIVATE LIMITED</w:t>
       </w:r>
     </w:p>
@@ -4958,7 +4958,7 @@
           <w:sz w:val="20"/>
           <w:u w:val="none"/>
         </w:rPr>
-        <w:t>TN URJA PRIVATE LIMITED</w:t>
+        <w:t>KN SINDAGI SOLAR ENERGY PRIVATE LIMITED</w:t>
       </w:r>
     </w:p>
     <w:p>
@@ -4973,7 +4973,7 @@
           <w:sz w:val="20"/>
           <w:u w:val="none"/>
         </w:rPr>
-        <w:t>KN MUDDEBIHAL SOLAR ENERGY PRIVATE LIMITED</w:t>
+        <w:t>ESSEL BAGALKOT SOLAR ENERGY PRIVATE LIMITED</w:t>
       </w:r>
     </w:p>
     <w:p>
@@ -5003,7 +5003,7 @@
           <w:sz w:val="20"/>
           <w:u w:val="none"/>
         </w:rPr>
-        <w:t>KN BIJAPURA SOLAR ENERGY PRIVATE LIMITED</w:t>
+        <w:t>KN MUDDEBIHAL SOLAR ENERGY PRIVATE LIMITED</w:t>
       </w:r>
     </w:p>
     <w:p>
@@ -5048,22 +5048,7 @@
           <w:sz w:val="20"/>
           <w:u w:val="none"/>
         </w:rPr>
-        <w:t>KN SINDAGI SOLAR ENERGY PRIVATE LIMITED</w:t>
-      </w:r>
-    </w:p>
-    <w:p>
-      <w:pPr>
-        <w:spacing w:before="0" w:after="20"/>
-        <w:jc w:val="left"/>
-      </w:pPr>
-      <w:r>
-        <w:rPr>
-          <w:rFonts w:ascii="Adani" w:hAnsi="Adani"/>
-          <w:b/>
-          <w:sz w:val="20"/>
-          <w:u w:val="none"/>
-        </w:rPr>
-        <w:t>ESSEL BAGALKOT SOLAR ENERGY PRIVATE LIMITED</w:t>
+        <w:t>KN BIJAPURA SOLAR ENERGY PRIVATE LIMITED</w:t>
       </w:r>
     </w:p>
     <w:p>
@@ -5079,6 +5064,21 @@
           <w:u w:val="none"/>
         </w:rPr>
         <w:t>PN RENEWABLE ENERGY LIMITED</w:t>
+      </w:r>
+    </w:p>
+    <w:p>
+      <w:pPr>
+        <w:spacing w:before="0" w:after="20"/>
+        <w:jc w:val="left"/>
+      </w:pPr>
+      <w:r>
+        <w:rPr>
+          <w:rFonts w:ascii="Adani" w:hAnsi="Adani"/>
+          <w:b/>
+          <w:sz w:val="20"/>
+          <w:u w:val="none"/>
+        </w:rPr>
+        <w:t>TN URJA PRIVATE LIMITED</w:t>
       </w:r>
     </w:p>
     <w:p>
@@ -5169,6 +5169,51 @@
           <w:sz w:val="20"/>
           <w:u w:val="none"/>
         </w:rPr>
+        <w:t>ADANI GREEN ENERGY TWO LIMITED</w:t>
+      </w:r>
+    </w:p>
+    <w:p>
+      <w:pPr>
+        <w:spacing w:before="0" w:after="20"/>
+        <w:jc w:val="left"/>
+      </w:pPr>
+      <w:r>
+        <w:rPr>
+          <w:rFonts w:ascii="Adani" w:hAnsi="Adani"/>
+          <w:b w:val="0"/>
+          <w:sz w:val="20"/>
+          <w:u w:val="none"/>
+        </w:rPr>
+        <w:t>ADANI RENEWABLE ENERGY HOLDING FOUR LIMITED</w:t>
+      </w:r>
+    </w:p>
+    <w:p>
+      <w:pPr>
+        <w:spacing w:before="0" w:after="20"/>
+        <w:jc w:val="left"/>
+      </w:pPr>
+      <w:r>
+        <w:rPr>
+          <w:rFonts w:ascii="Adani" w:hAnsi="Adani"/>
+          <w:b w:val="0"/>
+          <w:sz w:val="20"/>
+          <w:u w:val="none"/>
+        </w:rPr>
+        <w:t>ADANI RENEWABLE ENERGY HOLDING ONE LIMITED</w:t>
+      </w:r>
+    </w:p>
+    <w:p>
+      <w:pPr>
+        <w:spacing w:before="0" w:after="20"/>
+        <w:jc w:val="left"/>
+      </w:pPr>
+      <w:r>
+        <w:rPr>
+          <w:rFonts w:ascii="Adani" w:hAnsi="Adani"/>
+          <w:b w:val="0"/>
+          <w:sz w:val="20"/>
+          <w:u w:val="none"/>
+        </w:rPr>
         <w:t>ADANI SOLAR ENERGY KUTCHH ONE LIMITED</w:t>
       </w:r>
     </w:p>
@@ -5215,51 +5260,6 @@
           <w:u w:val="none"/>
         </w:rPr>
         <w:t>ADANI WIND ENERGY KUTCHH FIVE LIMITED</w:t>
-      </w:r>
-    </w:p>
-    <w:p>
-      <w:pPr>
-        <w:spacing w:before="0" w:after="20"/>
-        <w:jc w:val="left"/>
-      </w:pPr>
-      <w:r>
-        <w:rPr>
-          <w:rFonts w:ascii="Adani" w:hAnsi="Adani"/>
-          <w:b w:val="0"/>
-          <w:sz w:val="20"/>
-          <w:u w:val="none"/>
-        </w:rPr>
-        <w:t>ADANI RENEWABLE ENERGY HOLDING ONE LIMITED</w:t>
-      </w:r>
-    </w:p>
-    <w:p>
-      <w:pPr>
-        <w:spacing w:before="0" w:after="20"/>
-        <w:jc w:val="left"/>
-      </w:pPr>
-      <w:r>
-        <w:rPr>
-          <w:rFonts w:ascii="Adani" w:hAnsi="Adani"/>
-          <w:b w:val="0"/>
-          <w:sz w:val="20"/>
-          <w:u w:val="none"/>
-        </w:rPr>
-        <w:t>ADANI GREEN ENERGY TWO LIMITED</w:t>
-      </w:r>
-    </w:p>
-    <w:p>
-      <w:pPr>
-        <w:spacing w:before="0" w:after="20"/>
-        <w:jc w:val="left"/>
-      </w:pPr>
-      <w:r>
-        <w:rPr>
-          <w:rFonts w:ascii="Adani" w:hAnsi="Adani"/>
-          <w:b w:val="0"/>
-          <w:sz w:val="20"/>
-          <w:u w:val="none"/>
-        </w:rPr>
-        <w:t>ADANI RENEWABLE ENERGY HOLDING FOUR LIMITED</w:t>
       </w:r>
     </w:p>
     <w:p>
@@ -5414,7 +5414,22 @@
           <w:sz w:val="20"/>
           <w:u w:val="none"/>
         </w:rPr>
-        <w:t>TN URJA PRIVATE LIMITED</w:t>
+        <w:t>KN SINDAGI SOLAR ENERGY PRIVATE LIMITED</w:t>
+      </w:r>
+    </w:p>
+    <w:p>
+      <w:pPr>
+        <w:spacing w:before="0" w:after="20"/>
+        <w:jc w:val="left"/>
+      </w:pPr>
+      <w:r>
+        <w:rPr>
+          <w:rFonts w:ascii="Adani" w:hAnsi="Adani"/>
+          <w:b w:val="0"/>
+          <w:sz w:val="20"/>
+          <w:u w:val="none"/>
+        </w:rPr>
+        <w:t>ESSEL BAGALKOT SOLAR ENERGY PRIVATE LIMITED</w:t>
       </w:r>
     </w:p>
     <w:p>
@@ -5430,21 +5445,6 @@
           <w:u w:val="none"/>
         </w:rPr>
         <w:t>KN MUDDEBIHAL SOLAR ENERGY PRIVATE LIMITED</w:t>
-      </w:r>
-    </w:p>
-    <w:p>
-      <w:pPr>
-        <w:spacing w:before="0" w:after="20"/>
-        <w:jc w:val="left"/>
-      </w:pPr>
-      <w:r>
-        <w:rPr>
-          <w:rFonts w:ascii="Adani" w:hAnsi="Adani"/>
-          <w:b w:val="0"/>
-          <w:sz w:val="20"/>
-          <w:u w:val="none"/>
-        </w:rPr>
-        <w:t>KN BIJAPURA SOLAR ENERGY PRIVATE LIMITED</w:t>
       </w:r>
     </w:p>
     <w:p>
@@ -5489,7 +5489,7 @@
           <w:sz w:val="20"/>
           <w:u w:val="none"/>
         </w:rPr>
-        <w:t>KN SINDAGI SOLAR ENERGY PRIVATE LIMITED</w:t>
+        <w:t>KN BIJAPURA SOLAR ENERGY PRIVATE LIMITED</w:t>
       </w:r>
     </w:p>
     <w:p>
@@ -5504,7 +5504,7 @@
           <w:sz w:val="20"/>
           <w:u w:val="none"/>
         </w:rPr>
-        <w:t>ESSEL BAGALKOT SOLAR ENERGY PRIVATE LIMITED</w:t>
+        <w:t>TN URJA PRIVATE LIMITED</w:t>
       </w:r>
     </w:p>
     <w:p/>
@@ -6549,6 +6549,348 @@
                 <w:sz w:val="18"/>
                 <w:u w:val="none"/>
               </w:rPr>
+              <w:t>U40106GJ2019PLC106779</w:t>
+            </w:r>
+          </w:p>
+        </w:tc>
+        <w:tc>
+          <w:tcPr>
+            <w:tcW w:type="dxa" w:w="4252"/>
+            <w:shd w:val="clear" w:color="auto" w:fill="FFFFFF"/>
+            <w:tcBorders>
+              <w:top w:val="single" w:sz="4" w:space="0" w:color="000000"/>
+              <w:left w:val="single" w:sz="4" w:space="0" w:color="000000"/>
+              <w:bottom w:val="single" w:sz="4" w:space="0" w:color="000000"/>
+              <w:right w:val="single" w:sz="4" w:space="0" w:color="000000"/>
+            </w:tcBorders>
+            <w:vAlign w:val="center"/>
+          </w:tcPr>
+          <w:p>
+            <w:pPr>
+              <w:spacing w:before="40" w:after="40"/>
+              <w:jc w:val="left"/>
+            </w:pPr>
+            <w:r>
+              <w:rPr>
+                <w:rFonts w:ascii="Adani" w:hAnsi="Adani"/>
+                <w:b w:val="0"/>
+                <w:sz w:val="18"/>
+                <w:u w:val="none"/>
+              </w:rPr>
+              <w:t>ADANI GREEN ENERGY TWO LIMITED</w:t>
+            </w:r>
+          </w:p>
+        </w:tc>
+        <w:tc>
+          <w:tcPr>
+            <w:tcW w:type="dxa" w:w="1587"/>
+            <w:shd w:val="clear" w:color="auto" w:fill="FFFFFF"/>
+            <w:tcBorders>
+              <w:top w:val="single" w:sz="4" w:space="0" w:color="000000"/>
+              <w:left w:val="single" w:sz="4" w:space="0" w:color="000000"/>
+              <w:bottom w:val="single" w:sz="4" w:space="0" w:color="000000"/>
+              <w:right w:val="single" w:sz="4" w:space="0" w:color="000000"/>
+            </w:tcBorders>
+            <w:vAlign w:val="center"/>
+          </w:tcPr>
+          <w:p>
+            <w:pPr>
+              <w:spacing w:before="40" w:after="40"/>
+              <w:jc w:val="left"/>
+            </w:pPr>
+            <w:r>
+              <w:rPr>
+                <w:rFonts w:ascii="Adani" w:hAnsi="Adani"/>
+                <w:b w:val="0"/>
+                <w:sz w:val="18"/>
+                <w:u w:val="none"/>
+              </w:rPr>
+              <w:t>Additional Director</w:t>
+            </w:r>
+          </w:p>
+        </w:tc>
+        <w:tc>
+          <w:tcPr>
+            <w:tcW w:type="dxa" w:w="1304"/>
+            <w:shd w:val="clear" w:color="auto" w:fill="FFFFFF"/>
+            <w:tcBorders>
+              <w:top w:val="single" w:sz="4" w:space="0" w:color="000000"/>
+              <w:left w:val="single" w:sz="4" w:space="0" w:color="000000"/>
+              <w:bottom w:val="single" w:sz="4" w:space="0" w:color="000000"/>
+              <w:right w:val="single" w:sz="4" w:space="0" w:color="000000"/>
+            </w:tcBorders>
+            <w:vAlign w:val="center"/>
+          </w:tcPr>
+          <w:p>
+            <w:pPr>
+              <w:spacing w:before="40" w:after="40"/>
+              <w:jc w:val="left"/>
+            </w:pPr>
+            <w:r>
+              <w:rPr>
+                <w:rFonts w:ascii="Adani" w:hAnsi="Adani"/>
+                <w:b w:val="0"/>
+                <w:sz w:val="18"/>
+                <w:u w:val="none"/>
+              </w:rPr>
+              <w:t>23/07/2025</w:t>
+            </w:r>
+          </w:p>
+        </w:tc>
+      </w:tr>
+      <w:tr>
+        <w:tc>
+          <w:tcPr>
+            <w:tcW w:type="dxa" w:w="2268"/>
+            <w:shd w:val="clear" w:color="auto" w:fill="FFFFFF"/>
+            <w:tcBorders>
+              <w:top w:val="single" w:sz="4" w:space="0" w:color="000000"/>
+              <w:left w:val="single" w:sz="4" w:space="0" w:color="000000"/>
+              <w:bottom w:val="single" w:sz="4" w:space="0" w:color="000000"/>
+              <w:right w:val="single" w:sz="4" w:space="0" w:color="000000"/>
+            </w:tcBorders>
+            <w:vAlign w:val="center"/>
+          </w:tcPr>
+          <w:p>
+            <w:pPr>
+              <w:spacing w:before="40" w:after="40"/>
+              <w:jc w:val="left"/>
+            </w:pPr>
+            <w:r>
+              <w:rPr>
+                <w:rFonts w:ascii="Adani" w:hAnsi="Adani"/>
+                <w:b w:val="0"/>
+                <w:sz w:val="18"/>
+                <w:u w:val="none"/>
+              </w:rPr>
+              <w:t>U40106GJ2019PLC106874</w:t>
+            </w:r>
+          </w:p>
+        </w:tc>
+        <w:tc>
+          <w:tcPr>
+            <w:tcW w:type="dxa" w:w="4252"/>
+            <w:shd w:val="clear" w:color="auto" w:fill="FFFFFF"/>
+            <w:tcBorders>
+              <w:top w:val="single" w:sz="4" w:space="0" w:color="000000"/>
+              <w:left w:val="single" w:sz="4" w:space="0" w:color="000000"/>
+              <w:bottom w:val="single" w:sz="4" w:space="0" w:color="000000"/>
+              <w:right w:val="single" w:sz="4" w:space="0" w:color="000000"/>
+            </w:tcBorders>
+            <w:vAlign w:val="center"/>
+          </w:tcPr>
+          <w:p>
+            <w:pPr>
+              <w:spacing w:before="40" w:after="40"/>
+              <w:jc w:val="left"/>
+            </w:pPr>
+            <w:r>
+              <w:rPr>
+                <w:rFonts w:ascii="Adani" w:hAnsi="Adani"/>
+                <w:b w:val="0"/>
+                <w:sz w:val="18"/>
+                <w:u w:val="none"/>
+              </w:rPr>
+              <w:t>ADANI RENEWABLE ENERGY HOLDING FOUR LIMITED</w:t>
+            </w:r>
+          </w:p>
+        </w:tc>
+        <w:tc>
+          <w:tcPr>
+            <w:tcW w:type="dxa" w:w="1587"/>
+            <w:shd w:val="clear" w:color="auto" w:fill="FFFFFF"/>
+            <w:tcBorders>
+              <w:top w:val="single" w:sz="4" w:space="0" w:color="000000"/>
+              <w:left w:val="single" w:sz="4" w:space="0" w:color="000000"/>
+              <w:bottom w:val="single" w:sz="4" w:space="0" w:color="000000"/>
+              <w:right w:val="single" w:sz="4" w:space="0" w:color="000000"/>
+            </w:tcBorders>
+            <w:vAlign w:val="center"/>
+          </w:tcPr>
+          <w:p>
+            <w:pPr>
+              <w:spacing w:before="40" w:after="40"/>
+              <w:jc w:val="left"/>
+            </w:pPr>
+            <w:r>
+              <w:rPr>
+                <w:rFonts w:ascii="Adani" w:hAnsi="Adani"/>
+                <w:b w:val="0"/>
+                <w:sz w:val="18"/>
+                <w:u w:val="none"/>
+              </w:rPr>
+              <w:t>Additional Director</w:t>
+            </w:r>
+          </w:p>
+        </w:tc>
+        <w:tc>
+          <w:tcPr>
+            <w:tcW w:type="dxa" w:w="1304"/>
+            <w:shd w:val="clear" w:color="auto" w:fill="FFFFFF"/>
+            <w:tcBorders>
+              <w:top w:val="single" w:sz="4" w:space="0" w:color="000000"/>
+              <w:left w:val="single" w:sz="4" w:space="0" w:color="000000"/>
+              <w:bottom w:val="single" w:sz="4" w:space="0" w:color="000000"/>
+              <w:right w:val="single" w:sz="4" w:space="0" w:color="000000"/>
+            </w:tcBorders>
+            <w:vAlign w:val="center"/>
+          </w:tcPr>
+          <w:p>
+            <w:pPr>
+              <w:spacing w:before="40" w:after="40"/>
+              <w:jc w:val="left"/>
+            </w:pPr>
+            <w:r>
+              <w:rPr>
+                <w:rFonts w:ascii="Adani" w:hAnsi="Adani"/>
+                <w:b w:val="0"/>
+                <w:sz w:val="18"/>
+                <w:u w:val="none"/>
+              </w:rPr>
+              <w:t>23/07/2025</w:t>
+            </w:r>
+          </w:p>
+        </w:tc>
+      </w:tr>
+      <w:tr>
+        <w:tc>
+          <w:tcPr>
+            <w:tcW w:type="dxa" w:w="2268"/>
+            <w:shd w:val="clear" w:color="auto" w:fill="FFFFFF"/>
+            <w:tcBorders>
+              <w:top w:val="single" w:sz="4" w:space="0" w:color="000000"/>
+              <w:left w:val="single" w:sz="4" w:space="0" w:color="000000"/>
+              <w:bottom w:val="single" w:sz="4" w:space="0" w:color="000000"/>
+              <w:right w:val="single" w:sz="4" w:space="0" w:color="000000"/>
+            </w:tcBorders>
+            <w:vAlign w:val="center"/>
+          </w:tcPr>
+          <w:p>
+            <w:pPr>
+              <w:spacing w:before="40" w:after="40"/>
+              <w:jc w:val="left"/>
+            </w:pPr>
+            <w:r>
+              <w:rPr>
+                <w:rFonts w:ascii="Adani" w:hAnsi="Adani"/>
+                <w:b w:val="0"/>
+                <w:sz w:val="18"/>
+                <w:u w:val="none"/>
+              </w:rPr>
+              <w:t>U40106GJ2016PLC086536</w:t>
+            </w:r>
+          </w:p>
+        </w:tc>
+        <w:tc>
+          <w:tcPr>
+            <w:tcW w:type="dxa" w:w="4252"/>
+            <w:shd w:val="clear" w:color="auto" w:fill="FFFFFF"/>
+            <w:tcBorders>
+              <w:top w:val="single" w:sz="4" w:space="0" w:color="000000"/>
+              <w:left w:val="single" w:sz="4" w:space="0" w:color="000000"/>
+              <w:bottom w:val="single" w:sz="4" w:space="0" w:color="000000"/>
+              <w:right w:val="single" w:sz="4" w:space="0" w:color="000000"/>
+            </w:tcBorders>
+            <w:vAlign w:val="center"/>
+          </w:tcPr>
+          <w:p>
+            <w:pPr>
+              <w:spacing w:before="40" w:after="40"/>
+              <w:jc w:val="left"/>
+            </w:pPr>
+            <w:r>
+              <w:rPr>
+                <w:rFonts w:ascii="Adani" w:hAnsi="Adani"/>
+                <w:b w:val="0"/>
+                <w:sz w:val="18"/>
+                <w:u w:val="none"/>
+              </w:rPr>
+              <w:t>ADANI RENEWABLE ENERGY HOLDING ONE LIMITED</w:t>
+            </w:r>
+          </w:p>
+        </w:tc>
+        <w:tc>
+          <w:tcPr>
+            <w:tcW w:type="dxa" w:w="1587"/>
+            <w:shd w:val="clear" w:color="auto" w:fill="FFFFFF"/>
+            <w:tcBorders>
+              <w:top w:val="single" w:sz="4" w:space="0" w:color="000000"/>
+              <w:left w:val="single" w:sz="4" w:space="0" w:color="000000"/>
+              <w:bottom w:val="single" w:sz="4" w:space="0" w:color="000000"/>
+              <w:right w:val="single" w:sz="4" w:space="0" w:color="000000"/>
+            </w:tcBorders>
+            <w:vAlign w:val="center"/>
+          </w:tcPr>
+          <w:p>
+            <w:pPr>
+              <w:spacing w:before="40" w:after="40"/>
+              <w:jc w:val="left"/>
+            </w:pPr>
+            <w:r>
+              <w:rPr>
+                <w:rFonts w:ascii="Adani" w:hAnsi="Adani"/>
+                <w:b w:val="0"/>
+                <w:sz w:val="18"/>
+                <w:u w:val="none"/>
+              </w:rPr>
+              <w:t>Additional Director</w:t>
+            </w:r>
+          </w:p>
+        </w:tc>
+        <w:tc>
+          <w:tcPr>
+            <w:tcW w:type="dxa" w:w="1304"/>
+            <w:shd w:val="clear" w:color="auto" w:fill="FFFFFF"/>
+            <w:tcBorders>
+              <w:top w:val="single" w:sz="4" w:space="0" w:color="000000"/>
+              <w:left w:val="single" w:sz="4" w:space="0" w:color="000000"/>
+              <w:bottom w:val="single" w:sz="4" w:space="0" w:color="000000"/>
+              <w:right w:val="single" w:sz="4" w:space="0" w:color="000000"/>
+            </w:tcBorders>
+            <w:vAlign w:val="center"/>
+          </w:tcPr>
+          <w:p>
+            <w:pPr>
+              <w:spacing w:before="40" w:after="40"/>
+              <w:jc w:val="left"/>
+            </w:pPr>
+            <w:r>
+              <w:rPr>
+                <w:rFonts w:ascii="Adani" w:hAnsi="Adani"/>
+                <w:b w:val="0"/>
+                <w:sz w:val="18"/>
+                <w:u w:val="none"/>
+              </w:rPr>
+              <w:t>23/07/2025</w:t>
+            </w:r>
+          </w:p>
+        </w:tc>
+      </w:tr>
+      <w:tr>
+        <w:tc>
+          <w:tcPr>
+            <w:tcW w:type="dxa" w:w="2268"/>
+            <w:shd w:val="clear" w:color="auto" w:fill="FFFFFF"/>
+            <w:tcBorders>
+              <w:top w:val="single" w:sz="4" w:space="0" w:color="000000"/>
+              <w:left w:val="single" w:sz="4" w:space="0" w:color="000000"/>
+              <w:bottom w:val="single" w:sz="4" w:space="0" w:color="000000"/>
+              <w:right w:val="single" w:sz="4" w:space="0" w:color="000000"/>
+            </w:tcBorders>
+            <w:vAlign w:val="center"/>
+          </w:tcPr>
+          <w:p>
+            <w:pPr>
+              <w:spacing w:before="40" w:after="40"/>
+              <w:jc w:val="left"/>
+            </w:pPr>
+            <w:r>
+              <w:rPr>
+                <w:rFonts w:ascii="Adani" w:hAnsi="Adani"/>
+                <w:b w:val="0"/>
+                <w:sz w:val="18"/>
+                <w:u w:val="none"/>
+              </w:rPr>
               <w:t>U40300GJ2019PLC106775</w:t>
             </w:r>
           </w:p>
@@ -7119,348 +7461,6 @@
                 <w:sz w:val="18"/>
                 <w:u w:val="none"/>
               </w:rPr>
-              <w:t>U40106GJ2016PLC086536</w:t>
-            </w:r>
-          </w:p>
-        </w:tc>
-        <w:tc>
-          <w:tcPr>
-            <w:tcW w:type="dxa" w:w="4252"/>
-            <w:shd w:val="clear" w:color="auto" w:fill="FFFFFF"/>
-            <w:tcBorders>
-              <w:top w:val="single" w:sz="4" w:space="0" w:color="000000"/>
-              <w:left w:val="single" w:sz="4" w:space="0" w:color="000000"/>
-              <w:bottom w:val="single" w:sz="4" w:space="0" w:color="000000"/>
-              <w:right w:val="single" w:sz="4" w:space="0" w:color="000000"/>
-            </w:tcBorders>
-            <w:vAlign w:val="center"/>
-          </w:tcPr>
-          <w:p>
-            <w:pPr>
-              <w:spacing w:before="40" w:after="40"/>
-              <w:jc w:val="left"/>
-            </w:pPr>
-            <w:r>
-              <w:rPr>
-                <w:rFonts w:ascii="Adani" w:hAnsi="Adani"/>
-                <w:b w:val="0"/>
-                <w:sz w:val="18"/>
-                <w:u w:val="none"/>
-              </w:rPr>
-              <w:t>ADANI RENEWABLE ENERGY HOLDING ONE LIMITED</w:t>
-            </w:r>
-          </w:p>
-        </w:tc>
-        <w:tc>
-          <w:tcPr>
-            <w:tcW w:type="dxa" w:w="1587"/>
-            <w:shd w:val="clear" w:color="auto" w:fill="FFFFFF"/>
-            <w:tcBorders>
-              <w:top w:val="single" w:sz="4" w:space="0" w:color="000000"/>
-              <w:left w:val="single" w:sz="4" w:space="0" w:color="000000"/>
-              <w:bottom w:val="single" w:sz="4" w:space="0" w:color="000000"/>
-              <w:right w:val="single" w:sz="4" w:space="0" w:color="000000"/>
-            </w:tcBorders>
-            <w:vAlign w:val="center"/>
-          </w:tcPr>
-          <w:p>
-            <w:pPr>
-              <w:spacing w:before="40" w:after="40"/>
-              <w:jc w:val="left"/>
-            </w:pPr>
-            <w:r>
-              <w:rPr>
-                <w:rFonts w:ascii="Adani" w:hAnsi="Adani"/>
-                <w:b w:val="0"/>
-                <w:sz w:val="18"/>
-                <w:u w:val="none"/>
-              </w:rPr>
-              <w:t>Additional Director</w:t>
-            </w:r>
-          </w:p>
-        </w:tc>
-        <w:tc>
-          <w:tcPr>
-            <w:tcW w:type="dxa" w:w="1304"/>
-            <w:shd w:val="clear" w:color="auto" w:fill="FFFFFF"/>
-            <w:tcBorders>
-              <w:top w:val="single" w:sz="4" w:space="0" w:color="000000"/>
-              <w:left w:val="single" w:sz="4" w:space="0" w:color="000000"/>
-              <w:bottom w:val="single" w:sz="4" w:space="0" w:color="000000"/>
-              <w:right w:val="single" w:sz="4" w:space="0" w:color="000000"/>
-            </w:tcBorders>
-            <w:vAlign w:val="center"/>
-          </w:tcPr>
-          <w:p>
-            <w:pPr>
-              <w:spacing w:before="40" w:after="40"/>
-              <w:jc w:val="left"/>
-            </w:pPr>
-            <w:r>
-              <w:rPr>
-                <w:rFonts w:ascii="Adani" w:hAnsi="Adani"/>
-                <w:b w:val="0"/>
-                <w:sz w:val="18"/>
-                <w:u w:val="none"/>
-              </w:rPr>
-              <w:t>23/07/2025</w:t>
-            </w:r>
-          </w:p>
-        </w:tc>
-      </w:tr>
-      <w:tr>
-        <w:tc>
-          <w:tcPr>
-            <w:tcW w:type="dxa" w:w="2268"/>
-            <w:shd w:val="clear" w:color="auto" w:fill="FFFFFF"/>
-            <w:tcBorders>
-              <w:top w:val="single" w:sz="4" w:space="0" w:color="000000"/>
-              <w:left w:val="single" w:sz="4" w:space="0" w:color="000000"/>
-              <w:bottom w:val="single" w:sz="4" w:space="0" w:color="000000"/>
-              <w:right w:val="single" w:sz="4" w:space="0" w:color="000000"/>
-            </w:tcBorders>
-            <w:vAlign w:val="center"/>
-          </w:tcPr>
-          <w:p>
-            <w:pPr>
-              <w:spacing w:before="40" w:after="40"/>
-              <w:jc w:val="left"/>
-            </w:pPr>
-            <w:r>
-              <w:rPr>
-                <w:rFonts w:ascii="Adani" w:hAnsi="Adani"/>
-                <w:b w:val="0"/>
-                <w:sz w:val="18"/>
-                <w:u w:val="none"/>
-              </w:rPr>
-              <w:t>U40106GJ2019PLC106779</w:t>
-            </w:r>
-          </w:p>
-        </w:tc>
-        <w:tc>
-          <w:tcPr>
-            <w:tcW w:type="dxa" w:w="4252"/>
-            <w:shd w:val="clear" w:color="auto" w:fill="FFFFFF"/>
-            <w:tcBorders>
-              <w:top w:val="single" w:sz="4" w:space="0" w:color="000000"/>
-              <w:left w:val="single" w:sz="4" w:space="0" w:color="000000"/>
-              <w:bottom w:val="single" w:sz="4" w:space="0" w:color="000000"/>
-              <w:right w:val="single" w:sz="4" w:space="0" w:color="000000"/>
-            </w:tcBorders>
-            <w:vAlign w:val="center"/>
-          </w:tcPr>
-          <w:p>
-            <w:pPr>
-              <w:spacing w:before="40" w:after="40"/>
-              <w:jc w:val="left"/>
-            </w:pPr>
-            <w:r>
-              <w:rPr>
-                <w:rFonts w:ascii="Adani" w:hAnsi="Adani"/>
-                <w:b w:val="0"/>
-                <w:sz w:val="18"/>
-                <w:u w:val="none"/>
-              </w:rPr>
-              <w:t>ADANI GREEN ENERGY TWO LIMITED</w:t>
-            </w:r>
-          </w:p>
-        </w:tc>
-        <w:tc>
-          <w:tcPr>
-            <w:tcW w:type="dxa" w:w="1587"/>
-            <w:shd w:val="clear" w:color="auto" w:fill="FFFFFF"/>
-            <w:tcBorders>
-              <w:top w:val="single" w:sz="4" w:space="0" w:color="000000"/>
-              <w:left w:val="single" w:sz="4" w:space="0" w:color="000000"/>
-              <w:bottom w:val="single" w:sz="4" w:space="0" w:color="000000"/>
-              <w:right w:val="single" w:sz="4" w:space="0" w:color="000000"/>
-            </w:tcBorders>
-            <w:vAlign w:val="center"/>
-          </w:tcPr>
-          <w:p>
-            <w:pPr>
-              <w:spacing w:before="40" w:after="40"/>
-              <w:jc w:val="left"/>
-            </w:pPr>
-            <w:r>
-              <w:rPr>
-                <w:rFonts w:ascii="Adani" w:hAnsi="Adani"/>
-                <w:b w:val="0"/>
-                <w:sz w:val="18"/>
-                <w:u w:val="none"/>
-              </w:rPr>
-              <w:t>Additional Director</w:t>
-            </w:r>
-          </w:p>
-        </w:tc>
-        <w:tc>
-          <w:tcPr>
-            <w:tcW w:type="dxa" w:w="1304"/>
-            <w:shd w:val="clear" w:color="auto" w:fill="FFFFFF"/>
-            <w:tcBorders>
-              <w:top w:val="single" w:sz="4" w:space="0" w:color="000000"/>
-              <w:left w:val="single" w:sz="4" w:space="0" w:color="000000"/>
-              <w:bottom w:val="single" w:sz="4" w:space="0" w:color="000000"/>
-              <w:right w:val="single" w:sz="4" w:space="0" w:color="000000"/>
-            </w:tcBorders>
-            <w:vAlign w:val="center"/>
-          </w:tcPr>
-          <w:p>
-            <w:pPr>
-              <w:spacing w:before="40" w:after="40"/>
-              <w:jc w:val="left"/>
-            </w:pPr>
-            <w:r>
-              <w:rPr>
-                <w:rFonts w:ascii="Adani" w:hAnsi="Adani"/>
-                <w:b w:val="0"/>
-                <w:sz w:val="18"/>
-                <w:u w:val="none"/>
-              </w:rPr>
-              <w:t>23/07/2025</w:t>
-            </w:r>
-          </w:p>
-        </w:tc>
-      </w:tr>
-      <w:tr>
-        <w:tc>
-          <w:tcPr>
-            <w:tcW w:type="dxa" w:w="2268"/>
-            <w:shd w:val="clear" w:color="auto" w:fill="FFFFFF"/>
-            <w:tcBorders>
-              <w:top w:val="single" w:sz="4" w:space="0" w:color="000000"/>
-              <w:left w:val="single" w:sz="4" w:space="0" w:color="000000"/>
-              <w:bottom w:val="single" w:sz="4" w:space="0" w:color="000000"/>
-              <w:right w:val="single" w:sz="4" w:space="0" w:color="000000"/>
-            </w:tcBorders>
-            <w:vAlign w:val="center"/>
-          </w:tcPr>
-          <w:p>
-            <w:pPr>
-              <w:spacing w:before="40" w:after="40"/>
-              <w:jc w:val="left"/>
-            </w:pPr>
-            <w:r>
-              <w:rPr>
-                <w:rFonts w:ascii="Adani" w:hAnsi="Adani"/>
-                <w:b w:val="0"/>
-                <w:sz w:val="18"/>
-                <w:u w:val="none"/>
-              </w:rPr>
-              <w:t>U40106GJ2019PLC106874</w:t>
-            </w:r>
-          </w:p>
-        </w:tc>
-        <w:tc>
-          <w:tcPr>
-            <w:tcW w:type="dxa" w:w="4252"/>
-            <w:shd w:val="clear" w:color="auto" w:fill="FFFFFF"/>
-            <w:tcBorders>
-              <w:top w:val="single" w:sz="4" w:space="0" w:color="000000"/>
-              <w:left w:val="single" w:sz="4" w:space="0" w:color="000000"/>
-              <w:bottom w:val="single" w:sz="4" w:space="0" w:color="000000"/>
-              <w:right w:val="single" w:sz="4" w:space="0" w:color="000000"/>
-            </w:tcBorders>
-            <w:vAlign w:val="center"/>
-          </w:tcPr>
-          <w:p>
-            <w:pPr>
-              <w:spacing w:before="40" w:after="40"/>
-              <w:jc w:val="left"/>
-            </w:pPr>
-            <w:r>
-              <w:rPr>
-                <w:rFonts w:ascii="Adani" w:hAnsi="Adani"/>
-                <w:b w:val="0"/>
-                <w:sz w:val="18"/>
-                <w:u w:val="none"/>
-              </w:rPr>
-              <w:t>ADANI RENEWABLE ENERGY HOLDING FOUR LIMITED</w:t>
-            </w:r>
-          </w:p>
-        </w:tc>
-        <w:tc>
-          <w:tcPr>
-            <w:tcW w:type="dxa" w:w="1587"/>
-            <w:shd w:val="clear" w:color="auto" w:fill="FFFFFF"/>
-            <w:tcBorders>
-              <w:top w:val="single" w:sz="4" w:space="0" w:color="000000"/>
-              <w:left w:val="single" w:sz="4" w:space="0" w:color="000000"/>
-              <w:bottom w:val="single" w:sz="4" w:space="0" w:color="000000"/>
-              <w:right w:val="single" w:sz="4" w:space="0" w:color="000000"/>
-            </w:tcBorders>
-            <w:vAlign w:val="center"/>
-          </w:tcPr>
-          <w:p>
-            <w:pPr>
-              <w:spacing w:before="40" w:after="40"/>
-              <w:jc w:val="left"/>
-            </w:pPr>
-            <w:r>
-              <w:rPr>
-                <w:rFonts w:ascii="Adani" w:hAnsi="Adani"/>
-                <w:b w:val="0"/>
-                <w:sz w:val="18"/>
-                <w:u w:val="none"/>
-              </w:rPr>
-              <w:t>Additional Director</w:t>
-            </w:r>
-          </w:p>
-        </w:tc>
-        <w:tc>
-          <w:tcPr>
-            <w:tcW w:type="dxa" w:w="1304"/>
-            <w:shd w:val="clear" w:color="auto" w:fill="FFFFFF"/>
-            <w:tcBorders>
-              <w:top w:val="single" w:sz="4" w:space="0" w:color="000000"/>
-              <w:left w:val="single" w:sz="4" w:space="0" w:color="000000"/>
-              <w:bottom w:val="single" w:sz="4" w:space="0" w:color="000000"/>
-              <w:right w:val="single" w:sz="4" w:space="0" w:color="000000"/>
-            </w:tcBorders>
-            <w:vAlign w:val="center"/>
-          </w:tcPr>
-          <w:p>
-            <w:pPr>
-              <w:spacing w:before="40" w:after="40"/>
-              <w:jc w:val="left"/>
-            </w:pPr>
-            <w:r>
-              <w:rPr>
-                <w:rFonts w:ascii="Adani" w:hAnsi="Adani"/>
-                <w:b w:val="0"/>
-                <w:sz w:val="18"/>
-                <w:u w:val="none"/>
-              </w:rPr>
-              <w:t>23/07/2025</w:t>
-            </w:r>
-          </w:p>
-        </w:tc>
-      </w:tr>
-      <w:tr>
-        <w:tc>
-          <w:tcPr>
-            <w:tcW w:type="dxa" w:w="2268"/>
-            <w:shd w:val="clear" w:color="auto" w:fill="FFFFFF"/>
-            <w:tcBorders>
-              <w:top w:val="single" w:sz="4" w:space="0" w:color="000000"/>
-              <w:left w:val="single" w:sz="4" w:space="0" w:color="000000"/>
-              <w:bottom w:val="single" w:sz="4" w:space="0" w:color="000000"/>
-              <w:right w:val="single" w:sz="4" w:space="0" w:color="000000"/>
-            </w:tcBorders>
-            <w:vAlign w:val="center"/>
-          </w:tcPr>
-          <w:p>
-            <w:pPr>
-              <w:spacing w:before="40" w:after="40"/>
-              <w:jc w:val="left"/>
-            </w:pPr>
-            <w:r>
-              <w:rPr>
-                <w:rFonts w:ascii="Adani" w:hAnsi="Adani"/>
-                <w:b w:val="0"/>
-                <w:sz w:val="18"/>
-                <w:u w:val="none"/>
-              </w:rPr>
               <w:t>U40108GJ2012PTC128059</w:t>
             </w:r>
           </w:p>
@@ -7689,7 +7689,7 @@
                 <w:sz w:val="18"/>
                 <w:u w:val="none"/>
               </w:rPr>
-              <w:t>U40300GJ2015PTC128076</w:t>
+              <w:t>U40101GJ2016PTC128257</w:t>
             </w:r>
           </w:p>
         </w:tc>
@@ -7717,7 +7717,7 @@
                 <w:sz w:val="18"/>
                 <w:u w:val="none"/>
               </w:rPr>
-              <w:t>TN URJA PRIVATE LIMITED</w:t>
+              <w:t>KN SINDAGI SOLAR ENERGY PRIVATE LIMITED</w:t>
             </w:r>
           </w:p>
         </w:tc>
@@ -7803,7 +7803,7 @@
                 <w:sz w:val="18"/>
                 <w:u w:val="none"/>
               </w:rPr>
-              <w:t>U40300GJ2016PTC128075</w:t>
+              <w:t>U40106GJ2012PTC130018</w:t>
             </w:r>
           </w:p>
         </w:tc>
@@ -7831,7 +7831,7 @@
                 <w:sz w:val="18"/>
                 <w:u w:val="none"/>
               </w:rPr>
-              <w:t>KN MUDDEBIHAL SOLAR ENERGY PRIVATE LIMITED</w:t>
+              <w:t>ESSEL BAGALKOT SOLAR ENERGY PRIVATE LIMITED</w:t>
             </w:r>
           </w:p>
         </w:tc>
@@ -8031,7 +8031,7 @@
                 <w:sz w:val="18"/>
                 <w:u w:val="none"/>
               </w:rPr>
-              <w:t>U40106GJ2016PTC128547</w:t>
+              <w:t>U40300GJ2016PTC128075</w:t>
             </w:r>
           </w:p>
         </w:tc>
@@ -8059,7 +8059,7 @@
                 <w:sz w:val="18"/>
                 <w:u w:val="none"/>
               </w:rPr>
-              <w:t>KN BIJAPURA SOLAR ENERGY PRIVATE LIMITED</w:t>
+              <w:t>KN MUDDEBIHAL SOLAR ENERGY PRIVATE LIMITED</w:t>
             </w:r>
           </w:p>
         </w:tc>
@@ -8373,7 +8373,7 @@
                 <w:sz w:val="18"/>
                 <w:u w:val="none"/>
               </w:rPr>
-              <w:t>U40101GJ2016PTC128257</w:t>
+              <w:t>U40106GJ2016PTC128547</w:t>
             </w:r>
           </w:p>
         </w:tc>
@@ -8401,121 +8401,7 @@
                 <w:sz w:val="18"/>
                 <w:u w:val="none"/>
               </w:rPr>
-              <w:t>KN SINDAGI SOLAR ENERGY PRIVATE LIMITED</w:t>
-            </w:r>
-          </w:p>
-        </w:tc>
-        <w:tc>
-          <w:tcPr>
-            <w:tcW w:type="dxa" w:w="1587"/>
-            <w:shd w:val="clear" w:color="auto" w:fill="FFFFFF"/>
-            <w:tcBorders>
-              <w:top w:val="single" w:sz="4" w:space="0" w:color="000000"/>
-              <w:left w:val="single" w:sz="4" w:space="0" w:color="000000"/>
-              <w:bottom w:val="single" w:sz="4" w:space="0" w:color="000000"/>
-              <w:right w:val="single" w:sz="4" w:space="0" w:color="000000"/>
-            </w:tcBorders>
-            <w:vAlign w:val="center"/>
-          </w:tcPr>
-          <w:p>
-            <w:pPr>
-              <w:spacing w:before="40" w:after="40"/>
-              <w:jc w:val="left"/>
-            </w:pPr>
-            <w:r>
-              <w:rPr>
-                <w:rFonts w:ascii="Adani" w:hAnsi="Adani"/>
-                <w:b w:val="0"/>
-                <w:sz w:val="18"/>
-                <w:u w:val="none"/>
-              </w:rPr>
-              <w:t>Director</w:t>
-            </w:r>
-          </w:p>
-        </w:tc>
-        <w:tc>
-          <w:tcPr>
-            <w:tcW w:type="dxa" w:w="1304"/>
-            <w:shd w:val="clear" w:color="auto" w:fill="FFFFFF"/>
-            <w:tcBorders>
-              <w:top w:val="single" w:sz="4" w:space="0" w:color="000000"/>
-              <w:left w:val="single" w:sz="4" w:space="0" w:color="000000"/>
-              <w:bottom w:val="single" w:sz="4" w:space="0" w:color="000000"/>
-              <w:right w:val="single" w:sz="4" w:space="0" w:color="000000"/>
-            </w:tcBorders>
-            <w:vAlign w:val="center"/>
-          </w:tcPr>
-          <w:p>
-            <w:pPr>
-              <w:spacing w:before="40" w:after="40"/>
-              <w:jc w:val="left"/>
-            </w:pPr>
-            <w:r>
-              <w:rPr>
-                <w:rFonts w:ascii="Adani" w:hAnsi="Adani"/>
-                <w:b w:val="0"/>
-                <w:sz w:val="18"/>
-                <w:u w:val="none"/>
-              </w:rPr>
-              <w:t>20/10/2022</w:t>
-            </w:r>
-          </w:p>
-        </w:tc>
-      </w:tr>
-      <w:tr>
-        <w:tc>
-          <w:tcPr>
-            <w:tcW w:type="dxa" w:w="2268"/>
-            <w:shd w:val="clear" w:color="auto" w:fill="FFFFFF"/>
-            <w:tcBorders>
-              <w:top w:val="single" w:sz="4" w:space="0" w:color="000000"/>
-              <w:left w:val="single" w:sz="4" w:space="0" w:color="000000"/>
-              <w:bottom w:val="single" w:sz="4" w:space="0" w:color="000000"/>
-              <w:right w:val="single" w:sz="4" w:space="0" w:color="000000"/>
-            </w:tcBorders>
-            <w:vAlign w:val="center"/>
-          </w:tcPr>
-          <w:p>
-            <w:pPr>
-              <w:spacing w:before="40" w:after="40"/>
-              <w:jc w:val="left"/>
-            </w:pPr>
-            <w:r>
-              <w:rPr>
-                <w:rFonts w:ascii="Adani" w:hAnsi="Adani"/>
-                <w:b w:val="0"/>
-                <w:sz w:val="18"/>
-                <w:u w:val="none"/>
-              </w:rPr>
-              <w:t>U40106GJ2012PTC130018</w:t>
-            </w:r>
-          </w:p>
-        </w:tc>
-        <w:tc>
-          <w:tcPr>
-            <w:tcW w:type="dxa" w:w="4252"/>
-            <w:shd w:val="clear" w:color="auto" w:fill="FFFFFF"/>
-            <w:tcBorders>
-              <w:top w:val="single" w:sz="4" w:space="0" w:color="000000"/>
-              <w:left w:val="single" w:sz="4" w:space="0" w:color="000000"/>
-              <w:bottom w:val="single" w:sz="4" w:space="0" w:color="000000"/>
-              <w:right w:val="single" w:sz="4" w:space="0" w:color="000000"/>
-            </w:tcBorders>
-            <w:vAlign w:val="center"/>
-          </w:tcPr>
-          <w:p>
-            <w:pPr>
-              <w:spacing w:before="40" w:after="40"/>
-              <w:jc w:val="left"/>
-            </w:pPr>
-            <w:r>
-              <w:rPr>
-                <w:rFonts w:ascii="Adani" w:hAnsi="Adani"/>
-                <w:b w:val="0"/>
-                <w:sz w:val="18"/>
-                <w:u w:val="none"/>
-              </w:rPr>
-              <w:t>ESSEL BAGALKOT SOLAR ENERGY PRIVATE LIMITED</w:t>
+              <w:t>KN BIJAPURA SOLAR ENERGY PRIVATE LIMITED</w:t>
             </w:r>
           </w:p>
         </w:tc>
@@ -8630,6 +8516,120 @@
                 <w:u w:val="none"/>
               </w:rPr>
               <w:t>PN RENEWABLE ENERGY LIMITED</w:t>
+            </w:r>
+          </w:p>
+        </w:tc>
+        <w:tc>
+          <w:tcPr>
+            <w:tcW w:type="dxa" w:w="1587"/>
+            <w:shd w:val="clear" w:color="auto" w:fill="FFFFFF"/>
+            <w:tcBorders>
+              <w:top w:val="single" w:sz="4" w:space="0" w:color="000000"/>
+              <w:left w:val="single" w:sz="4" w:space="0" w:color="000000"/>
+              <w:bottom w:val="single" w:sz="4" w:space="0" w:color="000000"/>
+              <w:right w:val="single" w:sz="4" w:space="0" w:color="000000"/>
+            </w:tcBorders>
+            <w:vAlign w:val="center"/>
+          </w:tcPr>
+          <w:p>
+            <w:pPr>
+              <w:spacing w:before="40" w:after="40"/>
+              <w:jc w:val="left"/>
+            </w:pPr>
+            <w:r>
+              <w:rPr>
+                <w:rFonts w:ascii="Adani" w:hAnsi="Adani"/>
+                <w:b w:val="0"/>
+                <w:sz w:val="18"/>
+                <w:u w:val="none"/>
+              </w:rPr>
+              <w:t>Director</w:t>
+            </w:r>
+          </w:p>
+        </w:tc>
+        <w:tc>
+          <w:tcPr>
+            <w:tcW w:type="dxa" w:w="1304"/>
+            <w:shd w:val="clear" w:color="auto" w:fill="FFFFFF"/>
+            <w:tcBorders>
+              <w:top w:val="single" w:sz="4" w:space="0" w:color="000000"/>
+              <w:left w:val="single" w:sz="4" w:space="0" w:color="000000"/>
+              <w:bottom w:val="single" w:sz="4" w:space="0" w:color="000000"/>
+              <w:right w:val="single" w:sz="4" w:space="0" w:color="000000"/>
+            </w:tcBorders>
+            <w:vAlign w:val="center"/>
+          </w:tcPr>
+          <w:p>
+            <w:pPr>
+              <w:spacing w:before="40" w:after="40"/>
+              <w:jc w:val="left"/>
+            </w:pPr>
+            <w:r>
+              <w:rPr>
+                <w:rFonts w:ascii="Adani" w:hAnsi="Adani"/>
+                <w:b w:val="0"/>
+                <w:sz w:val="18"/>
+                <w:u w:val="none"/>
+              </w:rPr>
+              <w:t>20/10/2022</w:t>
+            </w:r>
+          </w:p>
+        </w:tc>
+      </w:tr>
+      <w:tr>
+        <w:tc>
+          <w:tcPr>
+            <w:tcW w:type="dxa" w:w="2268"/>
+            <w:shd w:val="clear" w:color="auto" w:fill="FFFFFF"/>
+            <w:tcBorders>
+              <w:top w:val="single" w:sz="4" w:space="0" w:color="000000"/>
+              <w:left w:val="single" w:sz="4" w:space="0" w:color="000000"/>
+              <w:bottom w:val="single" w:sz="4" w:space="0" w:color="000000"/>
+              <w:right w:val="single" w:sz="4" w:space="0" w:color="000000"/>
+            </w:tcBorders>
+            <w:vAlign w:val="center"/>
+          </w:tcPr>
+          <w:p>
+            <w:pPr>
+              <w:spacing w:before="40" w:after="40"/>
+              <w:jc w:val="left"/>
+            </w:pPr>
+            <w:r>
+              <w:rPr>
+                <w:rFonts w:ascii="Adani" w:hAnsi="Adani"/>
+                <w:b w:val="0"/>
+                <w:sz w:val="18"/>
+                <w:u w:val="none"/>
+              </w:rPr>
+              <w:t>U40300GJ2015PTC128076</w:t>
+            </w:r>
+          </w:p>
+        </w:tc>
+        <w:tc>
+          <w:tcPr>
+            <w:tcW w:type="dxa" w:w="4252"/>
+            <w:shd w:val="clear" w:color="auto" w:fill="FFFFFF"/>
+            <w:tcBorders>
+              <w:top w:val="single" w:sz="4" w:space="0" w:color="000000"/>
+              <w:left w:val="single" w:sz="4" w:space="0" w:color="000000"/>
+              <w:bottom w:val="single" w:sz="4" w:space="0" w:color="000000"/>
+              <w:right w:val="single" w:sz="4" w:space="0" w:color="000000"/>
+            </w:tcBorders>
+            <w:vAlign w:val="center"/>
+          </w:tcPr>
+          <w:p>
+            <w:pPr>
+              <w:spacing w:before="40" w:after="40"/>
+              <w:jc w:val="left"/>
+            </w:pPr>
+            <w:r>
+              <w:rPr>
+                <w:rFonts w:ascii="Adani" w:hAnsi="Adani"/>
+                <w:b w:val="0"/>
+                <w:sz w:val="18"/>
+                <w:u w:val="none"/>
+              </w:rPr>
+              <w:t>TN URJA PRIVATE LIMITED</w:t>
             </w:r>
           </w:p>
         </w:tc>
